--- a/hub/manuals/nrms-editor.docx
+++ b/hub/manuals/nrms-editor.docx
@@ -80,8 +80,7287 @@
       </w:r>
     </w:p>
     <w:p>
-      <w:r>
-        <w:t xml:space="preserve">This manual has no pages yet.</w:t>
+      <w:pPr>
+        <w:pStyle w:val="Heading1"/>
+        <w:pageBreakBefore/>
+      </w:pPr>
+      <w:bookmarkStart w:name="section_1" w:id="1"/>
+      <w:r>
+        <w:t xml:space="preserve">Releases editor manual</w:t>
+      </w:r>
+      <w:bookmarkEnd w:id="1"/>
+    </w:p>
+    <w:p>
+      <w:pPr>
+        <w:spacing w:after="120"/>
+      </w:pPr>
+      <w:r>
+        <w:rPr>
+          <w:b/>
+          <w:bCs/>
+        </w:rPr>
+        <w:t xml:space="preserve">Who this is for:</w:t>
+      </w:r>
+      <w:r>
+        <w:t xml:space="preserve"> Release editors (NRMS.Editor).</w:t>
+      </w:r>
+    </w:p>
+    <w:p>
+      <w:pPr>
+        <w:spacing w:after="120"/>
+      </w:pPr>
+      <w:r>
+        <w:t xml:space="preserve">You write news releases, stories, factsheets and media advisories, approve them, and publish them now or at a set time. Publishing puts a release on the public news site and emails the subscribers and media lists it is meant for.</w:t>
+      </w:r>
+    </w:p>
+    <w:p>
+      <w:pPr>
+        <w:pStyle w:val="Heading2"/>
+      </w:pPr>
+      <w:r>
+        <w:t xml:space="preserve">The everyday path</w:t>
+      </w:r>
+    </w:p>
+    <w:p>
+      <w:pPr>
+        <w:pStyle w:val="ListParagraph"/>
+        <w:numPr>
+          <w:ilvl w:val="0"/>
+          <w:numId w:val="2"/>
+        </w:numPr>
+      </w:pPr>
+      <w:hyperlink w:history="1" w:anchor="section_3">
+        <w:r>
+          <w:t xml:space="preserve">Start a release</w:t>
+        </w:r>
+      </w:hyperlink>
+      <w:r>
+        <w:t xml:space="preserve"> with </w:t>
+      </w:r>
+      <w:r>
+        <w:rPr>
+          <w:b/>
+          <w:bCs/>
+        </w:rPr>
+        <w:t xml:space="preserve">New release</w:t>
+      </w:r>
+      <w:r>
+        <w:t xml:space="preserve">.</w:t>
+      </w:r>
+    </w:p>
+    <w:p>
+      <w:pPr>
+        <w:pStyle w:val="ListParagraph"/>
+        <w:numPr>
+          <w:ilvl w:val="0"/>
+          <w:numId w:val="2"/>
+        </w:numPr>
+      </w:pPr>
+      <w:hyperlink w:history="1" w:anchor="section_4">
+        <w:r>
+          <w:t xml:space="preserve">Write it</w:t>
+        </w:r>
+      </w:hyperlink>
+      <w:r>
+        <w:t xml:space="preserve">: the text, page details and categories. </w:t>
+      </w:r>
+      <w:r>
+        <w:rPr>
+          <w:b/>
+          <w:bCs/>
+        </w:rPr>
+        <w:t xml:space="preserve">Save changes</w:t>
+      </w:r>
+      <w:r>
+        <w:t xml:space="preserve"> saves everything you changed.</w:t>
+      </w:r>
+    </w:p>
+    <w:p>
+      <w:pPr>
+        <w:pStyle w:val="ListParagraph"/>
+        <w:numPr>
+          <w:ilvl w:val="0"/>
+          <w:numId w:val="2"/>
+        </w:numPr>
+      </w:pPr>
+      <w:hyperlink w:history="1" w:anchor="section_5">
+        <w:r>
+          <w:t xml:space="preserve">Add photos, video and files</w:t>
+        </w:r>
+      </w:hyperlink>
+      <w:r>
+        <w:t xml:space="preserve"> if it has any.</w:t>
+      </w:r>
+    </w:p>
+    <w:p>
+      <w:pPr>
+        <w:pStyle w:val="ListParagraph"/>
+        <w:numPr>
+          <w:ilvl w:val="0"/>
+          <w:numId w:val="2"/>
+        </w:numPr>
+      </w:pPr>
+      <w:hyperlink w:history="1" w:anchor="section_6">
+        <w:r>
+          <w:t xml:space="preserve">Approve it, then publish it now or schedule it</w:t>
+        </w:r>
+      </w:hyperlink>
+      <w:r>
+        <w:t xml:space="preserve">. Each step asks you to confirm and says who will be emailed.</w:t>
+      </w:r>
+    </w:p>
+    <w:p>
+      <w:pPr>
+        <w:pStyle w:val="ListParagraph"/>
+        <w:numPr>
+          <w:ilvl w:val="0"/>
+          <w:numId w:val="2"/>
+        </w:numPr>
+      </w:pPr>
+      <w:hyperlink w:history="1" w:anchor="section_8">
+        <w:r>
+          <w:t xml:space="preserve">Correct it, feature it, unpublish it or delete it</w:t>
+        </w:r>
+      </w:hyperlink>
+      <w:r>
+        <w:t xml:space="preserve"> if you need to.</w:t>
+      </w:r>
+    </w:p>
+    <w:p>
+      <w:pPr>
+        <w:spacing w:after="120"/>
+      </w:pPr>
+      <w:hyperlink w:history="1" w:anchor="section_7">
+        <w:r>
+          <w:t xml:space="preserve">Who is emailed, and when it goes public</w:t>
+        </w:r>
+      </w:hyperlink>
+      <w:r>
+        <w:t xml:space="preserve"> sums up what each step does.</w:t>
+      </w:r>
+    </w:p>
+    <w:p>
+      <w:pPr>
+        <w:pStyle w:val="Heading2"/>
+      </w:pPr>
+      <w:r>
+        <w:t xml:space="preserve">What only you can do</w:t>
+      </w:r>
+    </w:p>
+    <w:p>
+      <w:pPr>
+        <w:spacing w:after="120"/>
+      </w:pPr>
+      <w:r>
+        <w:t xml:space="preserve">Release viewers can open every release, the folders and </w:t>
+      </w:r>
+      <w:r>
+        <w:rPr>
+          <w:b/>
+          <w:bCs/>
+        </w:rPr>
+        <w:t xml:space="preserve">Search</w:t>
+      </w:r>
+      <w:r>
+        <w:t xml:space="preserve">, but can't change anything. These are yours:</w:t>
+      </w:r>
+    </w:p>
+    <w:tbl>
+      <w:tblPr>
+        <w:tblW w:type="pct" w:w="5000"/>
+        <w:tblBorders>
+          <w:top w:val="single" w:color="auto" w:sz="4"/>
+          <w:left w:val="single" w:color="auto" w:sz="4"/>
+          <w:bottom w:val="single" w:color="auto" w:sz="4"/>
+          <w:right w:val="single" w:color="auto" w:sz="4"/>
+          <w:insideH w:val="single" w:color="auto" w:sz="4"/>
+          <w:insideV w:val="single" w:color="auto" w:sz="4"/>
+        </w:tblBorders>
+      </w:tblPr>
+      <w:tblGrid>
+        <w:gridCol w:w="3009"/>
+        <w:gridCol w:w="3009"/>
+        <w:gridCol w:w="3009"/>
+      </w:tblGrid>
+      <w:tr>
+        <w:trPr>
+          <w:tblHeader/>
+        </w:trPr>
+        <w:tc>
+          <w:tcPr>
+            <w:shd w:fill="E8EEF5" w:val="clear"/>
+          </w:tcPr>
+          <w:p>
+            <w:r>
+              <w:rPr>
+                <w:b/>
+                <w:bCs/>
+              </w:rPr>
+              <w:t xml:space="preserve">Where</w:t>
+            </w:r>
+          </w:p>
+        </w:tc>
+        <w:tc>
+          <w:tcPr>
+            <w:shd w:fill="E8EEF5" w:val="clear"/>
+          </w:tcPr>
+          <w:p>
+            <w:r>
+              <w:rPr>
+                <w:b/>
+                <w:bCs/>
+              </w:rPr>
+              <w:t xml:space="preserve">What you do there</w:t>
+            </w:r>
+          </w:p>
+        </w:tc>
+        <w:tc>
+          <w:tcPr>
+            <w:shd w:fill="E8EEF5" w:val="clear"/>
+          </w:tcPr>
+          <w:p>
+            <w:r>
+              <w:rPr>
+                <w:b/>
+                <w:bCs/>
+              </w:rPr>
+              <w:t xml:space="preserve">Help page</w:t>
+            </w:r>
+          </w:p>
+        </w:tc>
+      </w:tr>
+      <w:tr>
+        <w:tc>
+          <w:p>
+            <w:r>
+              <w:rPr>
+                <w:b/>
+                <w:bCs/>
+              </w:rPr>
+              <w:t xml:space="preserve">Releases</w:t>
+            </w:r>
+            <w:r>
+              <w:t xml:space="preserve"> &gt; </w:t>
+            </w:r>
+            <w:r>
+              <w:rPr>
+                <w:b/>
+                <w:bCs/>
+              </w:rPr>
+              <w:t xml:space="preserve">New release</w:t>
+            </w:r>
+          </w:p>
+        </w:tc>
+        <w:tc>
+          <w:p>
+            <w:r>
+              <w:t xml:space="preserve">Start a release, or start one from a Calendar activity on </w:t>
+            </w:r>
+            <w:r>
+              <w:rPr>
+                <w:b/>
+                <w:bCs/>
+              </w:rPr>
+              <w:t xml:space="preserve">Forecast</w:t>
+            </w:r>
+            <w:r>
+              <w:t xml:space="preserve">.</w:t>
+            </w:r>
+          </w:p>
+        </w:tc>
+        <w:tc>
+          <w:p>
+            <w:hyperlink w:history="1" w:anchor="section_3">
+              <w:r>
+                <w:t xml:space="preserve">Start a release</w:t>
+              </w:r>
+            </w:hyperlink>
+          </w:p>
+        </w:tc>
+      </w:tr>
+      <w:tr>
+        <w:tc>
+          <w:p>
+            <w:r>
+              <w:t xml:space="preserve">The release itself</w:t>
+            </w:r>
+          </w:p>
+        </w:tc>
+        <w:tc>
+          <w:p>
+            <w:r>
+              <w:t xml:space="preserve">Change its text, details, categories, media and files, and save.</w:t>
+            </w:r>
+          </w:p>
+        </w:tc>
+        <w:tc>
+          <w:p>
+            <w:hyperlink w:history="1" w:anchor="section_4">
+              <w:r>
+                <w:t xml:space="preserve">Write a release</w:t>
+              </w:r>
+            </w:hyperlink>
+          </w:p>
+        </w:tc>
+      </w:tr>
+      <w:tr>
+        <w:tc>
+          <w:p>
+            <w:r>
+              <w:rPr>
+                <w:b/>
+                <w:bCs/>
+              </w:rPr>
+              <w:t xml:space="preserve">Actions</w:t>
+            </w:r>
+            <w:r>
+              <w:t xml:space="preserve">, on the release</w:t>
+            </w:r>
+          </w:p>
+        </w:tc>
+        <w:tc>
+          <w:p>
+            <w:r>
+              <w:rPr>
+                <w:b/>
+                <w:bCs/>
+              </w:rPr>
+              <w:t xml:space="preserve">Approve</w:t>
+            </w:r>
+            <w:r>
+              <w:t xml:space="preserve">, </w:t>
+            </w:r>
+            <w:r>
+              <w:rPr>
+                <w:b/>
+                <w:bCs/>
+              </w:rPr>
+              <w:t xml:space="preserve">Publish now</w:t>
+            </w:r>
+            <w:r>
+              <w:t xml:space="preserve">, </w:t>
+            </w:r>
+            <w:r>
+              <w:rPr>
+                <w:b/>
+                <w:bCs/>
+              </w:rPr>
+              <w:t xml:space="preserve">Schedule</w:t>
+            </w:r>
+            <w:r>
+              <w:t xml:space="preserve">, </w:t>
+            </w:r>
+            <w:r>
+              <w:rPr>
+                <w:b/>
+                <w:bCs/>
+              </w:rPr>
+              <w:t xml:space="preserve">Cancel schedule</w:t>
+            </w:r>
+            <w:r>
+              <w:t xml:space="preserve">, </w:t>
+            </w:r>
+            <w:r>
+              <w:rPr>
+                <w:b/>
+                <w:bCs/>
+              </w:rPr>
+              <w:t xml:space="preserve">Return to draft</w:t>
+            </w:r>
+            <w:r>
+              <w:t xml:space="preserve">, </w:t>
+            </w:r>
+            <w:r>
+              <w:rPr>
+                <w:b/>
+                <w:bCs/>
+              </w:rPr>
+              <w:t xml:space="preserve">Unpublish</w:t>
+            </w:r>
+            <w:r>
+              <w:t xml:space="preserve"> and </w:t>
+            </w:r>
+            <w:r>
+              <w:rPr>
+                <w:b/>
+                <w:bCs/>
+              </w:rPr>
+              <w:t xml:space="preserve">Delete</w:t>
+            </w:r>
+            <w:r>
+              <w:t xml:space="preserve">.</w:t>
+            </w:r>
+          </w:p>
+        </w:tc>
+        <w:tc>
+          <w:p>
+            <w:hyperlink w:history="1" w:anchor="section_6">
+              <w:r>
+                <w:t xml:space="preserve">Approve, publish and schedule</w:t>
+              </w:r>
+            </w:hyperlink>
+          </w:p>
+        </w:tc>
+      </w:tr>
+      <w:tr>
+        <w:tc>
+          <w:p>
+            <w:r>
+              <w:rPr>
+                <w:b/>
+                <w:bCs/>
+              </w:rPr>
+              <w:t xml:space="preserve">Top / Feature</w:t>
+            </w:r>
+            <w:r>
+              <w:t xml:space="preserve">, on a published release</w:t>
+            </w:r>
+          </w:p>
+        </w:tc>
+        <w:tc>
+          <w:p>
+            <w:r>
+              <w:t xml:space="preserve">Put a release in a Top or Feature spot on the home page or a ministry, sector or theme page.</w:t>
+            </w:r>
+          </w:p>
+        </w:tc>
+        <w:tc>
+          <w:p>
+            <w:hyperlink w:history="1" w:anchor="section_8">
+              <w:r>
+                <w:t xml:space="preserve">Correct, feature, unpublish or delete</w:t>
+              </w:r>
+            </w:hyperlink>
+          </w:p>
+        </w:tc>
+      </w:tr>
+      <w:tr>
+        <w:tc>
+          <w:p>
+            <w:r>
+              <w:rPr>
+                <w:b/>
+                <w:bCs/>
+              </w:rPr>
+              <w:t xml:space="preserve">Similar published releases</w:t>
+            </w:r>
+            <w:r>
+              <w:t xml:space="preserve">, on the release</w:t>
+            </w:r>
+          </w:p>
+        </w:tc>
+        <w:tc>
+          <w:p>
+            <w:r>
+              <w:t xml:space="preserve">Look for published releases like the one you're writing.</w:t>
+            </w:r>
+          </w:p>
+        </w:tc>
+        <w:tc>
+          <w:p>
+            <w:hyperlink w:history="1" w:anchor="section_4">
+              <w:r>
+                <w:t xml:space="preserve">Write a release</w:t>
+              </w:r>
+            </w:hyperlink>
+          </w:p>
+        </w:tc>
+      </w:tr>
+    </w:tbl>
+    <w:p/>
+    <w:p>
+      <w:pPr>
+        <w:spacing w:after="120"/>
+      </w:pPr>
+      <w:r>
+        <w:t xml:space="preserve">The </w:t>
+      </w:r>
+      <w:r>
+        <w:t xml:space="preserve">Releases viewer manual</w:t>
+      </w:r>
+      <w:r>
+        <w:t xml:space="preserve"> covers reading releases.</w:t>
+      </w:r>
+    </w:p>
+    <w:p>
+      <w:pPr>
+        <w:pStyle w:val="Heading2"/>
+      </w:pPr>
+      <w:r>
+        <w:t xml:space="preserve">What you see in the side menu</w:t>
+      </w:r>
+    </w:p>
+    <w:p>
+      <w:pPr>
+        <w:spacing w:after="120"/>
+      </w:pPr>
+      <w:r>
+        <w:t xml:space="preserve">At the top is </w:t>
+      </w:r>
+      <w:r>
+        <w:rPr>
+          <w:b/>
+          <w:bCs/>
+        </w:rPr>
+        <w:t xml:space="preserve">Find a release</w:t>
+      </w:r>
+      <w:r>
+        <w:t xml:space="preserve">. Under </w:t>
+      </w:r>
+      <w:r>
+        <w:rPr>
+          <w:b/>
+          <w:bCs/>
+        </w:rPr>
+        <w:t xml:space="preserve">Work</w:t>
+      </w:r>
+      <w:r>
+        <w:t xml:space="preserve"> you see </w:t>
+      </w:r>
+      <w:r>
+        <w:rPr>
+          <w:b/>
+          <w:bCs/>
+        </w:rPr>
+        <w:t xml:space="preserve">Releases</w:t>
+      </w:r>
+      <w:r>
+        <w:t xml:space="preserve">, </w:t>
+      </w:r>
+      <w:r>
+        <w:rPr>
+          <w:b/>
+          <w:bCs/>
+        </w:rPr>
+        <w:t xml:space="preserve">Search</w:t>
+      </w:r>
+      <w:r>
+        <w:t xml:space="preserve"> and </w:t>
+      </w:r>
+      <w:r>
+        <w:rPr>
+          <w:b/>
+          <w:bCs/>
+        </w:rPr>
+        <w:t xml:space="preserve">Website</w:t>
+      </w:r>
+      <w:r>
+        <w:t xml:space="preserve">. On </w:t>
+      </w:r>
+      <w:r>
+        <w:rPr>
+          <w:b/>
+          <w:bCs/>
+        </w:rPr>
+        <w:t xml:space="preserve">Website</w:t>
+      </w:r>
+      <w:r>
+        <w:t xml:space="preserve"> you see only </w:t>
+      </w:r>
+      <w:r>
+        <w:rPr>
+          <w:b/>
+          <w:bCs/>
+        </w:rPr>
+        <w:t xml:space="preserve">What's featured where</w:t>
+      </w:r>
+      <w:r>
+        <w:t xml:space="preserve"> and </w:t>
+      </w:r>
+      <w:r>
+        <w:rPr>
+          <w:b/>
+          <w:bCs/>
+        </w:rPr>
+        <w:t xml:space="preserve">Website log</w:t>
+      </w:r>
+      <w:r>
+        <w:t xml:space="preserve">; both only show information. See </w:t>
+      </w:r>
+      <w:hyperlink w:history="1" w:anchor="section_10">
+        <w:r>
+          <w:t xml:space="preserve">What's featured where and the Website log</w:t>
+        </w:r>
+      </w:hyperlink>
+      <w:r>
+        <w:t xml:space="preserve">.</w:t>
+      </w:r>
+    </w:p>
+    <w:p>
+      <w:pPr>
+        <w:spacing w:after="120"/>
+      </w:pPr>
+      <w:r>
+        <w:t xml:space="preserve">The carousel, emergency notices, banner, footer and ministry pages belong to site editors. The Site editor manual covers them; ask a site editor for changes there.</w:t>
+      </w:r>
+    </w:p>
+    <w:p>
+      <w:pPr>
+        <w:spacing w:after="120"/>
+      </w:pPr>
+      <w:r>
+        <w:t xml:space="preserve">You may also see </w:t>
+      </w:r>
+      <w:r>
+        <w:rPr>
+          <w:b/>
+          <w:bCs/>
+        </w:rPr>
+        <w:t xml:space="preserve">Subscribers</w:t>
+      </w:r>
+      <w:r>
+        <w:t xml:space="preserve"> or </w:t>
+      </w:r>
+      <w:r>
+        <w:rPr>
+          <w:b/>
+          <w:bCs/>
+        </w:rPr>
+        <w:t xml:space="preserve">Calendar</w:t>
+      </w:r>
+      <w:r>
+        <w:t xml:space="preserve"> if you have a role there. Those have their own manuals.</w:t>
+      </w:r>
+    </w:p>
+    <w:p>
+      <w:pPr>
+        <w:pStyle w:val="Heading2"/>
+      </w:pPr>
+      <w:r>
+        <w:t xml:space="preserve">Signing in</w:t>
+      </w:r>
+    </w:p>
+    <w:p>
+      <w:pPr>
+        <w:spacing w:after="120"/>
+      </w:pPr>
+      <w:r>
+        <w:t xml:space="preserve">Choose </w:t>
+      </w:r>
+      <w:r>
+        <w:rPr>
+          <w:b/>
+          <w:bCs/>
+        </w:rPr>
+        <w:t xml:space="preserve">Sign in with Microsoft</w:t>
+      </w:r>
+      <w:r>
+        <w:t xml:space="preserve"> and use your government Microsoft account. You need a Hub account first: if you see "Your account hasn't been set up. Contact an administrator.", ask a Core administrator to add you. Signing out of the Hub doesn't sign you out of Microsoft.</w:t>
+      </w:r>
+    </w:p>
+    <w:p>
+      <w:pPr>
+        <w:pStyle w:val="Heading1"/>
+      </w:pPr>
+      <w:bookmarkStart w:name="section_2" w:id="2"/>
+      <w:r>
+        <w:t xml:space="preserve">The release folders</w:t>
+      </w:r>
+      <w:bookmarkEnd w:id="2"/>
+    </w:p>
+    <w:p>
+      <w:pPr>
+        <w:spacing w:after="120"/>
+      </w:pPr>
+      <w:r>
+        <w:rPr>
+          <w:b/>
+          <w:bCs/>
+        </w:rPr>
+        <w:t xml:space="preserve">Who this is for:</w:t>
+      </w:r>
+      <w:r>
+        <w:t xml:space="preserve"> Release editors (NRMS.Editor).</w:t>
+      </w:r>
+    </w:p>
+    <w:p>
+      <w:pPr>
+        <w:spacing w:after="120"/>
+      </w:pPr>
+      <w:r>
+        <w:rPr>
+          <w:b/>
+          <w:bCs/>
+        </w:rPr>
+        <w:t xml:space="preserve">Releases</w:t>
+      </w:r>
+      <w:r>
+        <w:t xml:space="preserve"> has four tabs. </w:t>
+      </w:r>
+      <w:r>
+        <w:rPr>
+          <w:b/>
+          <w:bCs/>
+        </w:rPr>
+        <w:t xml:space="preserve">Releases</w:t>
+      </w:r>
+      <w:r>
+        <w:t xml:space="preserve"> in the side menu opens the tab you had open last, or </w:t>
+      </w:r>
+      <w:r>
+        <w:rPr>
+          <w:b/>
+          <w:bCs/>
+        </w:rPr>
+        <w:t xml:space="preserve">Drafts</w:t>
+      </w:r>
+      <w:r>
+        <w:t xml:space="preserve">.</w:t>
+      </w:r>
+    </w:p>
+    <w:tbl>
+      <w:tblPr>
+        <w:tblW w:type="pct" w:w="5000"/>
+        <w:tblBorders>
+          <w:top w:val="single" w:color="auto" w:sz="4"/>
+          <w:left w:val="single" w:color="auto" w:sz="4"/>
+          <w:bottom w:val="single" w:color="auto" w:sz="4"/>
+          <w:right w:val="single" w:color="auto" w:sz="4"/>
+          <w:insideH w:val="single" w:color="auto" w:sz="4"/>
+          <w:insideV w:val="single" w:color="auto" w:sz="4"/>
+        </w:tblBorders>
+      </w:tblPr>
+      <w:tblGrid>
+        <w:gridCol w:w="3009"/>
+        <w:gridCol w:w="3009"/>
+        <w:gridCol w:w="3009"/>
+      </w:tblGrid>
+      <w:tr>
+        <w:trPr>
+          <w:tblHeader/>
+        </w:trPr>
+        <w:tc>
+          <w:tcPr>
+            <w:shd w:fill="E8EEF5" w:val="clear"/>
+          </w:tcPr>
+          <w:p>
+            <w:r>
+              <w:rPr>
+                <w:b/>
+                <w:bCs/>
+              </w:rPr>
+              <w:t xml:space="preserve">Tab</w:t>
+            </w:r>
+          </w:p>
+        </w:tc>
+        <w:tc>
+          <w:tcPr>
+            <w:shd w:fill="E8EEF5" w:val="clear"/>
+          </w:tcPr>
+          <w:p>
+            <w:r>
+              <w:rPr>
+                <w:b/>
+                <w:bCs/>
+              </w:rPr>
+              <w:t xml:space="preserve">What it lists</w:t>
+            </w:r>
+          </w:p>
+        </w:tc>
+        <w:tc>
+          <w:tcPr>
+            <w:shd w:fill="E8EEF5" w:val="clear"/>
+          </w:tcPr>
+          <w:p>
+            <w:r>
+              <w:rPr>
+                <w:b/>
+                <w:bCs/>
+              </w:rPr>
+              <w:t xml:space="preserve">In what order</w:t>
+            </w:r>
+          </w:p>
+        </w:tc>
+      </w:tr>
+      <w:tr>
+        <w:tc>
+          <w:p>
+            <w:r>
+              <w:rPr>
+                <w:b/>
+                <w:bCs/>
+              </w:rPr>
+              <w:t xml:space="preserve">Forecast</w:t>
+            </w:r>
+          </w:p>
+        </w:tc>
+        <w:tc>
+          <w:p>
+            <w:r>
+              <w:t xml:space="preserve">Releases planned or scheduled from now on, and the Calendar activities a release may be planned for.</w:t>
+            </w:r>
+          </w:p>
+        </w:tc>
+        <w:tc>
+          <w:p>
+            <w:r>
+              <w:t xml:space="preserve">By time.</w:t>
+            </w:r>
+          </w:p>
+        </w:tc>
+      </w:tr>
+      <w:tr>
+        <w:tc>
+          <w:p>
+            <w:r>
+              <w:rPr>
+                <w:b/>
+                <w:bCs/>
+              </w:rPr>
+              <w:t xml:space="preserve">Drafts</w:t>
+            </w:r>
+          </w:p>
+        </w:tc>
+        <w:tc>
+          <w:p>
+            <w:r>
+              <w:t xml:space="preserve">Releases not yet scheduled or published: drafts, approved releases and failed ones.</w:t>
+            </w:r>
+          </w:p>
+        </w:tc>
+        <w:tc>
+          <w:p>
+            <w:r>
+              <w:t xml:space="preserve">Those planned for today or earlier first, then those with no planned time, then later ones.</w:t>
+            </w:r>
+          </w:p>
+        </w:tc>
+      </w:tr>
+      <w:tr>
+        <w:tc>
+          <w:p>
+            <w:r>
+              <w:rPr>
+                <w:b/>
+                <w:bCs/>
+              </w:rPr>
+              <w:t xml:space="preserve">Scheduled</w:t>
+            </w:r>
+          </w:p>
+        </w:tc>
+        <w:tc>
+          <w:p>
+            <w:r>
+              <w:t xml:space="preserve">Releases set to publish at a time.</w:t>
+            </w:r>
+          </w:p>
+        </w:tc>
+        <w:tc>
+          <w:p>
+            <w:r>
+              <w:t xml:space="preserve">Soonest first.</w:t>
+            </w:r>
+          </w:p>
+        </w:tc>
+      </w:tr>
+      <w:tr>
+        <w:tc>
+          <w:p>
+            <w:r>
+              <w:rPr>
+                <w:b/>
+                <w:bCs/>
+              </w:rPr>
+              <w:t xml:space="preserve">Published</w:t>
+            </w:r>
+          </w:p>
+        </w:tc>
+        <w:tc>
+          <w:p>
+            <w:r>
+              <w:t xml:space="preserve">Releases on the public site, and advisories that have been sent.</w:t>
+            </w:r>
+          </w:p>
+        </w:tc>
+        <w:tc>
+          <w:p>
+            <w:r>
+              <w:t xml:space="preserve">Newest first.</w:t>
+            </w:r>
+          </w:p>
+        </w:tc>
+      </w:tr>
+    </w:tbl>
+    <w:p/>
+    <w:p>
+      <w:pPr>
+        <w:spacing w:after="120"/>
+      </w:pPr>
+      <w:r>
+        <w:t xml:space="preserve">Each row shows the type, the page title, if it isn't the same as the type, the lead ministry, the status, the date, the Calendar activity it is linked to, and on </w:t>
+      </w:r>
+      <w:r>
+        <w:rPr>
+          <w:b/>
+          <w:bCs/>
+        </w:rPr>
+        <w:t xml:space="preserve">Drafts</w:t>
+      </w:r>
+      <w:r>
+        <w:t xml:space="preserve"> who changed it last. Choose the headline to open the release.</w:t>
+      </w:r>
+    </w:p>
+    <w:p>
+      <w:pPr>
+        <w:spacing w:after="120"/>
+      </w:pPr>
+      <w:r>
+        <w:t xml:space="preserve">To see one kind only, choose it in </w:t>
+      </w:r>
+      <w:r>
+        <w:rPr>
+          <w:b/>
+          <w:bCs/>
+        </w:rPr>
+        <w:t xml:space="preserve">Type</w:t>
+      </w:r>
+      <w:r>
+        <w:t xml:space="preserve">: </w:t>
+      </w:r>
+      <w:r>
+        <w:rPr>
+          <w:b/>
+          <w:bCs/>
+        </w:rPr>
+        <w:t xml:space="preserve">Release</w:t>
+      </w:r>
+      <w:r>
+        <w:t xml:space="preserve">, </w:t>
+      </w:r>
+      <w:r>
+        <w:rPr>
+          <w:b/>
+          <w:bCs/>
+        </w:rPr>
+        <w:t xml:space="preserve">Story</w:t>
+      </w:r>
+      <w:r>
+        <w:t xml:space="preserve">, </w:t>
+      </w:r>
+      <w:r>
+        <w:rPr>
+          <w:b/>
+          <w:bCs/>
+        </w:rPr>
+        <w:t xml:space="preserve">Factsheet</w:t>
+      </w:r>
+      <w:r>
+        <w:t xml:space="preserve"> or </w:t>
+      </w:r>
+      <w:r>
+        <w:rPr>
+          <w:b/>
+          <w:bCs/>
+        </w:rPr>
+        <w:t xml:space="preserve">Advisory</w:t>
+      </w:r>
+      <w:r>
+        <w:t xml:space="preserve">. The Hub remembers your choice on every tab. If nothing matches, choose </w:t>
+      </w:r>
+      <w:r>
+        <w:rPr>
+          <w:b/>
+          <w:bCs/>
+        </w:rPr>
+        <w:t xml:space="preserve">Show every type</w:t>
+      </w:r>
+      <w:r>
+        <w:t xml:space="preserve">.</w:t>
+      </w:r>
+    </w:p>
+    <w:p>
+      <w:pPr>
+        <w:spacing w:after="120"/>
+      </w:pPr>
+      <w:r>
+        <w:t xml:space="preserve">Each page shows 25 releases. Use </w:t>
+      </w:r>
+      <w:r>
+        <w:rPr>
+          <w:b/>
+          <w:bCs/>
+        </w:rPr>
+        <w:t xml:space="preserve">Previous</w:t>
+      </w:r>
+      <w:r>
+        <w:t xml:space="preserve"> and </w:t>
+      </w:r>
+      <w:r>
+        <w:rPr>
+          <w:b/>
+          <w:bCs/>
+        </w:rPr>
+        <w:t xml:space="preserve">Next</w:t>
+      </w:r>
+      <w:r>
+        <w:t xml:space="preserve"> to move between pages.</w:t>
+      </w:r>
+    </w:p>
+    <w:p>
+      <w:pPr>
+        <w:pStyle w:val="Heading2"/>
+      </w:pPr>
+      <w:r>
+        <w:t xml:space="preserve">What the status means</w:t>
+      </w:r>
+    </w:p>
+    <w:tbl>
+      <w:tblPr>
+        <w:tblW w:type="pct" w:w="5000"/>
+        <w:tblBorders>
+          <w:top w:val="single" w:color="auto" w:sz="4"/>
+          <w:left w:val="single" w:color="auto" w:sz="4"/>
+          <w:bottom w:val="single" w:color="auto" w:sz="4"/>
+          <w:right w:val="single" w:color="auto" w:sz="4"/>
+          <w:insideH w:val="single" w:color="auto" w:sz="4"/>
+          <w:insideV w:val="single" w:color="auto" w:sz="4"/>
+        </w:tblBorders>
+      </w:tblPr>
+      <w:tblGrid>
+        <w:gridCol w:w="4513"/>
+        <w:gridCol w:w="4513"/>
+      </w:tblGrid>
+      <w:tr>
+        <w:trPr>
+          <w:tblHeader/>
+        </w:trPr>
+        <w:tc>
+          <w:tcPr>
+            <w:shd w:fill="E8EEF5" w:val="clear"/>
+          </w:tcPr>
+          <w:p>
+            <w:r>
+              <w:rPr>
+                <w:b/>
+                <w:bCs/>
+              </w:rPr>
+              <w:t xml:space="preserve">Status</w:t>
+            </w:r>
+          </w:p>
+        </w:tc>
+        <w:tc>
+          <w:tcPr>
+            <w:shd w:fill="E8EEF5" w:val="clear"/>
+          </w:tcPr>
+          <w:p>
+            <w:r>
+              <w:rPr>
+                <w:b/>
+                <w:bCs/>
+              </w:rPr>
+              <w:t xml:space="preserve">Meaning</w:t>
+            </w:r>
+          </w:p>
+        </w:tc>
+      </w:tr>
+      <w:tr>
+        <w:tc>
+          <w:p>
+            <w:r>
+              <w:rPr>
+                <w:b/>
+                <w:bCs/>
+              </w:rPr>
+              <w:t xml:space="preserve">Draft</w:t>
+            </w:r>
+          </w:p>
+        </w:tc>
+        <w:tc>
+          <w:p>
+            <w:r>
+              <w:t xml:space="preserve">Not yet approved.</w:t>
+            </w:r>
+          </w:p>
+        </w:tc>
+      </w:tr>
+      <w:tr>
+        <w:tc>
+          <w:p>
+            <w:r>
+              <w:rPr>
+                <w:b/>
+                <w:bCs/>
+              </w:rPr>
+              <w:t xml:space="preserve">Approved</w:t>
+            </w:r>
+          </w:p>
+        </w:tc>
+        <w:tc>
+          <w:p>
+            <w:r>
+              <w:t xml:space="preserve">Approved: it has a reference number. It can be published or scheduled.</w:t>
+            </w:r>
+          </w:p>
+        </w:tc>
+      </w:tr>
+      <w:tr>
+        <w:tc>
+          <w:p>
+            <w:r>
+              <w:rPr>
+                <w:b/>
+                <w:bCs/>
+              </w:rPr>
+              <w:t xml:space="preserve">Planned</w:t>
+            </w:r>
+          </w:p>
+        </w:tc>
+        <w:tc>
+          <w:p>
+            <w:r>
+              <w:t xml:space="preserve">It has a planned publish date in </w:t>
+            </w:r>
+            <w:r>
+              <w:rPr>
+                <w:b/>
+                <w:bCs/>
+              </w:rPr>
+              <w:t xml:space="preserve">Publish settings</w:t>
+            </w:r>
+            <w:r>
+              <w:t xml:space="preserve">, but nothing is committed. A planned release that is approved also shows an </w:t>
+            </w:r>
+            <w:r>
+              <w:rPr>
+                <w:b/>
+                <w:bCs/>
+              </w:rPr>
+              <w:t xml:space="preserve">Approved</w:t>
+            </w:r>
+            <w:r>
+              <w:t xml:space="preserve"> badge.</w:t>
+            </w:r>
+          </w:p>
+        </w:tc>
+      </w:tr>
+      <w:tr>
+        <w:tc>
+          <w:p>
+            <w:r>
+              <w:rPr>
+                <w:b/>
+                <w:bCs/>
+              </w:rPr>
+              <w:t xml:space="preserve">Scheduled</w:t>
+            </w:r>
+          </w:p>
+        </w:tc>
+        <w:tc>
+          <w:p>
+            <w:r>
+              <w:t xml:space="preserve">It will publish at the time shown.</w:t>
+            </w:r>
+          </w:p>
+        </w:tc>
+      </w:tr>
+      <w:tr>
+        <w:tc>
+          <w:p>
+            <w:r>
+              <w:rPr>
+                <w:b/>
+                <w:bCs/>
+              </w:rPr>
+              <w:t xml:space="preserve">Publishing...</w:t>
+            </w:r>
+          </w:p>
+        </w:tc>
+        <w:tc>
+          <w:p>
+            <w:r>
+              <w:t xml:space="preserve">Its time has come and it is going out now.</w:t>
+            </w:r>
+          </w:p>
+        </w:tc>
+      </w:tr>
+      <w:tr>
+        <w:tc>
+          <w:p>
+            <w:r>
+              <w:rPr>
+                <w:b/>
+                <w:bCs/>
+              </w:rPr>
+              <w:t xml:space="preserve">Republishing...</w:t>
+            </w:r>
+          </w:p>
+        </w:tc>
+        <w:tc>
+          <w:p>
+            <w:r>
+              <w:t xml:space="preserve">A saved correction is going out.</w:t>
+            </w:r>
+          </w:p>
+        </w:tc>
+      </w:tr>
+      <w:tr>
+        <w:tc>
+          <w:p>
+            <w:r>
+              <w:rPr>
+                <w:b/>
+                <w:bCs/>
+              </w:rPr>
+              <w:t xml:space="preserve">Published</w:t>
+            </w:r>
+          </w:p>
+        </w:tc>
+        <w:tc>
+          <w:p>
+            <w:r>
+              <w:t xml:space="preserve">It is on the public site. An advisory shows </w:t>
+            </w:r>
+            <w:r>
+              <w:rPr>
+                <w:b/>
+                <w:bCs/>
+              </w:rPr>
+              <w:t xml:space="preserve">Sent</w:t>
+            </w:r>
+            <w:r>
+              <w:t xml:space="preserve"> instead.</w:t>
+            </w:r>
+          </w:p>
+        </w:tc>
+      </w:tr>
+      <w:tr>
+        <w:tc>
+          <w:p>
+            <w:r>
+              <w:rPr>
+                <w:b/>
+                <w:bCs/>
+              </w:rPr>
+              <w:t xml:space="preserve">Unpublishing...</w:t>
+            </w:r>
+          </w:p>
+        </w:tc>
+        <w:tc>
+          <w:p>
+            <w:r>
+              <w:t xml:space="preserve">It is being taken down.</w:t>
+            </w:r>
+          </w:p>
+        </w:tc>
+      </w:tr>
+      <w:tr>
+        <w:tc>
+          <w:p>
+            <w:r>
+              <w:rPr>
+                <w:b/>
+                <w:bCs/>
+              </w:rPr>
+              <w:t xml:space="preserve">Failed</w:t>
+            </w:r>
+          </w:p>
+        </w:tc>
+        <w:tc>
+          <w:p>
+            <w:r>
+              <w:t xml:space="preserve">Publishing didn't work. Open it to see why.</w:t>
+            </w:r>
+          </w:p>
+        </w:tc>
+      </w:tr>
+    </w:tbl>
+    <w:p/>
+    <w:p>
+      <w:pPr>
+        <w:spacing w:after="120"/>
+      </w:pPr>
+      <w:r>
+        <w:t xml:space="preserve">A </w:t>
+      </w:r>
+      <w:r>
+        <w:rPr>
+          <w:b/>
+          <w:bCs/>
+        </w:rPr>
+        <w:t xml:space="preserve">Flickr alert</w:t>
+      </w:r>
+      <w:r>
+        <w:t xml:space="preserve"> badge means the release went out without its Flickr photo. See </w:t>
+      </w:r>
+      <w:hyperlink w:history="1" w:anchor="section_5">
+        <w:r>
+          <w:t xml:space="preserve">Photos, video and files</w:t>
+        </w:r>
+      </w:hyperlink>
+      <w:r>
+        <w:t xml:space="preserve">.</w:t>
+      </w:r>
+    </w:p>
+    <w:p>
+      <w:pPr>
+        <w:pStyle w:val="Heading2"/>
+      </w:pPr>
+      <w:r>
+        <w:t xml:space="preserve">The Forecast</w:t>
+      </w:r>
+    </w:p>
+    <w:p>
+      <w:pPr>
+        <w:spacing w:after="120"/>
+      </w:pPr>
+      <w:r>
+        <w:rPr>
+          <w:b/>
+          <w:bCs/>
+        </w:rPr>
+        <w:t xml:space="preserve">Forecast</w:t>
+      </w:r>
+      <w:r>
+        <w:t xml:space="preserve"> shows what is coming, so you can see what is already planned before you start something new.</w:t>
+      </w:r>
+    </w:p>
+    <w:p>
+      <w:pPr>
+        <w:spacing w:after="120"/>
+      </w:pPr>
+      <w:r>
+        <w:t xml:space="preserve">Calendar activities appear only if you have Calendar access, and only the ones you can see in the Calendar. They must be confirmed, not confidential, start from now on, and have a category starting with "Approved". An activity that already has a release planned or scheduled is shown as that release instead. Without Calendar access the tab says "Calendar activities are listed here for people with Calendar access. Ask a Calendar administrator if you need it."</w:t>
+      </w:r>
+    </w:p>
+    <w:p>
+      <w:pPr>
+        <w:spacing w:after="120"/>
+      </w:pPr>
+      <w:r>
+        <w:t xml:space="preserve">Choose </w:t>
+      </w:r>
+      <w:r>
+        <w:rPr>
+          <w:b/>
+          <w:bCs/>
+        </w:rPr>
+        <w:t xml:space="preserve">Start a release</w:t>
+      </w:r>
+      <w:r>
+        <w:t xml:space="preserve"> under an activity to start a release from it. See </w:t>
+      </w:r>
+      <w:hyperlink w:history="1" w:anchor="section_3">
+        <w:r>
+          <w:t xml:space="preserve">Start a release</w:t>
+        </w:r>
+      </w:hyperlink>
+      <w:r>
+        <w:t xml:space="preserve">.</w:t>
+      </w:r>
+    </w:p>
+    <w:p>
+      <w:pPr>
+        <w:pStyle w:val="Heading1"/>
+      </w:pPr>
+      <w:bookmarkStart w:name="section_3" w:id="3"/>
+      <w:r>
+        <w:t xml:space="preserve">Start a release</w:t>
+      </w:r>
+      <w:bookmarkEnd w:id="3"/>
+    </w:p>
+    <w:p>
+      <w:pPr>
+        <w:spacing w:after="120"/>
+      </w:pPr>
+      <w:r>
+        <w:rPr>
+          <w:b/>
+          <w:bCs/>
+        </w:rPr>
+        <w:t xml:space="preserve">Who this is for:</w:t>
+      </w:r>
+      <w:r>
+        <w:t xml:space="preserve"> Release editors (NRMS.Editor).</w:t>
+      </w:r>
+    </w:p>
+    <w:p>
+      <w:pPr>
+        <w:pStyle w:val="Heading2"/>
+      </w:pPr>
+      <w:r>
+        <w:t xml:space="preserve">Create the release</w:t>
+      </w:r>
+    </w:p>
+    <w:p>
+      <w:pPr>
+        <w:pStyle w:val="ListParagraph"/>
+        <w:numPr>
+          <w:ilvl w:val="0"/>
+          <w:numId w:val="3"/>
+        </w:numPr>
+      </w:pPr>
+      <w:r>
+        <w:t xml:space="preserve">In </w:t>
+      </w:r>
+      <w:r>
+        <w:rPr>
+          <w:b/>
+          <w:bCs/>
+        </w:rPr>
+        <w:t xml:space="preserve">Releases</w:t>
+      </w:r>
+      <w:r>
+        <w:t xml:space="preserve">, choose </w:t>
+      </w:r>
+      <w:r>
+        <w:rPr>
+          <w:b/>
+          <w:bCs/>
+        </w:rPr>
+        <w:t xml:space="preserve">New release</w:t>
+      </w:r>
+      <w:r>
+        <w:t xml:space="preserve">.</w:t>
+      </w:r>
+    </w:p>
+    <w:p>
+      <w:pPr>
+        <w:pStyle w:val="ListParagraph"/>
+        <w:numPr>
+          <w:ilvl w:val="0"/>
+          <w:numId w:val="3"/>
+        </w:numPr>
+      </w:pPr>
+      <w:r>
+        <w:t xml:space="preserve">Choose the </w:t>
+      </w:r>
+      <w:r>
+        <w:rPr>
+          <w:b/>
+          <w:bCs/>
+        </w:rPr>
+        <w:t xml:space="preserve">Type</w:t>
+      </w:r>
+      <w:r>
+        <w:t xml:space="preserve">: </w:t>
+      </w:r>
+      <w:r>
+        <w:rPr>
+          <w:b/>
+          <w:bCs/>
+        </w:rPr>
+        <w:t xml:space="preserve">Release</w:t>
+      </w:r>
+      <w:r>
+        <w:t xml:space="preserve">, </w:t>
+      </w:r>
+      <w:r>
+        <w:rPr>
+          <w:b/>
+          <w:bCs/>
+        </w:rPr>
+        <w:t xml:space="preserve">Story</w:t>
+      </w:r>
+      <w:r>
+        <w:t xml:space="preserve">, </w:t>
+      </w:r>
+      <w:r>
+        <w:rPr>
+          <w:b/>
+          <w:bCs/>
+        </w:rPr>
+        <w:t xml:space="preserve">Factsheet</w:t>
+      </w:r>
+      <w:r>
+        <w:t xml:space="preserve"> or </w:t>
+      </w:r>
+      <w:r>
+        <w:rPr>
+          <w:b/>
+          <w:bCs/>
+        </w:rPr>
+        <w:t xml:space="preserve">Advisory</w:t>
+      </w:r>
+      <w:r>
+        <w:t xml:space="preserve">.</w:t>
+      </w:r>
+    </w:p>
+    <w:p>
+      <w:pPr>
+        <w:pStyle w:val="ListParagraph"/>
+        <w:numPr>
+          <w:ilvl w:val="0"/>
+          <w:numId w:val="3"/>
+        </w:numPr>
+      </w:pPr>
+      <w:r>
+        <w:t xml:space="preserve">Choose the </w:t>
+      </w:r>
+      <w:r>
+        <w:rPr>
+          <w:b/>
+          <w:bCs/>
+        </w:rPr>
+        <w:t xml:space="preserve">Page title</w:t>
+      </w:r>
+      <w:r>
+        <w:t xml:space="preserve">, such as </w:t>
+      </w:r>
+      <w:r>
+        <w:rPr>
+          <w:b/>
+          <w:bCs/>
+        </w:rPr>
+        <w:t xml:space="preserve">News Release</w:t>
+      </w:r>
+      <w:r>
+        <w:t xml:space="preserve"> or </w:t>
+      </w:r>
+      <w:r>
+        <w:rPr>
+          <w:b/>
+          <w:bCs/>
+        </w:rPr>
+        <w:t xml:space="preserve">Backgrounder</w:t>
+      </w:r>
+      <w:r>
+        <w:t xml:space="preserve">. Choosing one also sets the usual </w:t>
+      </w:r>
+      <w:r>
+        <w:rPr>
+          <w:b/>
+          <w:bCs/>
+        </w:rPr>
+        <w:t xml:space="preserve">Layout</w:t>
+      </w:r>
+      <w:r>
+        <w:t xml:space="preserve"> and </w:t>
+      </w:r>
+      <w:r>
+        <w:rPr>
+          <w:b/>
+          <w:bCs/>
+        </w:rPr>
+        <w:t xml:space="preserve">Page image</w:t>
+      </w:r>
+      <w:r>
+        <w:t xml:space="preserve"> for it; you can change them.</w:t>
+      </w:r>
+    </w:p>
+    <w:p>
+      <w:pPr>
+        <w:pStyle w:val="ListParagraph"/>
+        <w:numPr>
+          <w:ilvl w:val="0"/>
+          <w:numId w:val="3"/>
+        </w:numPr>
+      </w:pPr>
+      <w:r>
+        <w:t xml:space="preserve">Choose the </w:t>
+      </w:r>
+      <w:r>
+        <w:rPr>
+          <w:b/>
+          <w:bCs/>
+        </w:rPr>
+        <w:t xml:space="preserve">Layout</w:t>
+      </w:r>
+      <w:r>
+        <w:t xml:space="preserve">: </w:t>
+      </w:r>
+      <w:r>
+        <w:rPr>
+          <w:b/>
+          <w:bCs/>
+        </w:rPr>
+        <w:t xml:space="preserve">Formal</w:t>
+      </w:r>
+      <w:r>
+        <w:t xml:space="preserve"> or </w:t>
+      </w:r>
+      <w:r>
+        <w:rPr>
+          <w:b/>
+          <w:bCs/>
+        </w:rPr>
+        <w:t xml:space="preserve">Informal</w:t>
+      </w:r>
+      <w:r>
+        <w:t xml:space="preserve">.</w:t>
+      </w:r>
+    </w:p>
+    <w:p>
+      <w:pPr>
+        <w:pStyle w:val="ListParagraph"/>
+        <w:numPr>
+          <w:ilvl w:val="0"/>
+          <w:numId w:val="3"/>
+        </w:numPr>
+      </w:pPr>
+      <w:r>
+        <w:t xml:space="preserve">Choose a </w:t>
+      </w:r>
+      <w:r>
+        <w:rPr>
+          <w:b/>
+          <w:bCs/>
+        </w:rPr>
+        <w:t xml:space="preserve">Page image</w:t>
+      </w:r>
+      <w:r>
+        <w:t xml:space="preserve">, or </w:t>
+      </w:r>
+      <w:r>
+        <w:rPr>
+          <w:b/>
+          <w:bCs/>
+        </w:rPr>
+        <w:t xml:space="preserve">(none)</w:t>
+      </w:r>
+      <w:r>
+        <w:t xml:space="preserve">. Advisories have none.</w:t>
+      </w:r>
+    </w:p>
+    <w:p>
+      <w:pPr>
+        <w:pStyle w:val="ListParagraph"/>
+        <w:numPr>
+          <w:ilvl w:val="0"/>
+          <w:numId w:val="3"/>
+        </w:numPr>
+      </w:pPr>
+      <w:r>
+        <w:t xml:space="preserve">Enter the </w:t>
+      </w:r>
+      <w:r>
+        <w:rPr>
+          <w:b/>
+          <w:bCs/>
+        </w:rPr>
+        <w:t xml:space="preserve">Headline</w:t>
+      </w:r>
+      <w:r>
+        <w:t xml:space="preserve">.</w:t>
+      </w:r>
+    </w:p>
+    <w:p>
+      <w:pPr>
+        <w:pStyle w:val="ListParagraph"/>
+        <w:numPr>
+          <w:ilvl w:val="0"/>
+          <w:numId w:val="3"/>
+        </w:numPr>
+      </w:pPr>
+      <w:r>
+        <w:t xml:space="preserve">If the release is for a Calendar activity, enter its number in </w:t>
+      </w:r>
+      <w:r>
+        <w:rPr>
+          <w:b/>
+          <w:bCs/>
+        </w:rPr>
+        <w:t xml:space="preserve">Activity ID</w:t>
+      </w:r>
+      <w:r>
+        <w:t xml:space="preserve">. See below.</w:t>
+      </w:r>
+    </w:p>
+    <w:p>
+      <w:pPr>
+        <w:pStyle w:val="ListParagraph"/>
+        <w:numPr>
+          <w:ilvl w:val="0"/>
+          <w:numId w:val="3"/>
+        </w:numPr>
+      </w:pPr>
+      <w:r>
+        <w:t xml:space="preserve">Enter the </w:t>
+      </w:r>
+      <w:r>
+        <w:rPr>
+          <w:b/>
+          <w:bCs/>
+        </w:rPr>
+        <w:t xml:space="preserve">Location</w:t>
+      </w:r>
+      <w:r>
+        <w:t xml:space="preserve">, such as VICTORIA.</w:t>
+      </w:r>
+    </w:p>
+    <w:p>
+      <w:pPr>
+        <w:pStyle w:val="ListParagraph"/>
+        <w:numPr>
+          <w:ilvl w:val="0"/>
+          <w:numId w:val="3"/>
+        </w:numPr>
+      </w:pPr>
+      <w:r>
+        <w:t xml:space="preserve">Tick the </w:t>
+      </w:r>
+      <w:r>
+        <w:rPr>
+          <w:b/>
+          <w:bCs/>
+        </w:rPr>
+        <w:t xml:space="preserve">Ministries</w:t>
+      </w:r>
+      <w:r>
+        <w:t xml:space="preserve">. If you tick more than one, choose the </w:t>
+      </w:r>
+      <w:r>
+        <w:rPr>
+          <w:b/>
+          <w:bCs/>
+        </w:rPr>
+        <w:t xml:space="preserve">Lead ministry</w:t>
+      </w:r>
+      <w:r>
+        <w:t xml:space="preserve">.</w:t>
+      </w:r>
+    </w:p>
+    <w:p>
+      <w:pPr>
+        <w:pStyle w:val="ListParagraph"/>
+        <w:numPr>
+          <w:ilvl w:val="0"/>
+          <w:numId w:val="3"/>
+        </w:numPr>
+      </w:pPr>
+      <w:r>
+        <w:t xml:space="preserve">Tick the </w:t>
+      </w:r>
+      <w:r>
+        <w:rPr>
+          <w:b/>
+          <w:bCs/>
+        </w:rPr>
+        <w:t xml:space="preserve">Sectors</w:t>
+      </w:r>
+      <w:r>
+        <w:t xml:space="preserve">, </w:t>
+      </w:r>
+      <w:r>
+        <w:rPr>
+          <w:b/>
+          <w:bCs/>
+        </w:rPr>
+        <w:t xml:space="preserve">Themes</w:t>
+      </w:r>
+      <w:r>
+        <w:t xml:space="preserve"> and </w:t>
+      </w:r>
+      <w:r>
+        <w:rPr>
+          <w:b/>
+          <w:bCs/>
+        </w:rPr>
+        <w:t xml:space="preserve">Tags</w:t>
+      </w:r>
+      <w:r>
+        <w:t xml:space="preserve"> that fit. Advisories have none.</w:t>
+      </w:r>
+    </w:p>
+    <w:p>
+      <w:pPr>
+        <w:pStyle w:val="ListParagraph"/>
+        <w:numPr>
+          <w:ilvl w:val="0"/>
+          <w:numId w:val="3"/>
+        </w:numPr>
+      </w:pPr>
+      <w:r>
+        <w:t xml:space="preserve">Tick any </w:t>
+      </w:r>
+      <w:r>
+        <w:rPr>
+          <w:b/>
+          <w:bCs/>
+        </w:rPr>
+        <w:t xml:space="preserve">Media distribution lists</w:t>
+      </w:r>
+      <w:r>
+        <w:t xml:space="preserve"> the release should go to. An advisory must have at least one before it can be published.</w:t>
+      </w:r>
+    </w:p>
+    <w:p>
+      <w:pPr>
+        <w:pStyle w:val="ListParagraph"/>
+        <w:numPr>
+          <w:ilvl w:val="0"/>
+          <w:numId w:val="3"/>
+        </w:numPr>
+      </w:pPr>
+      <w:r>
+        <w:t xml:space="preserve">Choose </w:t>
+      </w:r>
+      <w:r>
+        <w:rPr>
+          <w:b/>
+          <w:bCs/>
+        </w:rPr>
+        <w:t xml:space="preserve">Create release</w:t>
+      </w:r>
+      <w:r>
+        <w:t xml:space="preserve">.</w:t>
+      </w:r>
+    </w:p>
+    <w:p>
+      <w:pPr>
+        <w:spacing w:after="120"/>
+      </w:pPr>
+      <w:r>
+        <w:t xml:space="preserve">The release opens, ready to write. It is a </w:t>
+      </w:r>
+      <w:r>
+        <w:rPr>
+          <w:b/>
+          <w:bCs/>
+        </w:rPr>
+        <w:t xml:space="preserve">Draft</w:t>
+      </w:r>
+      <w:r>
+        <w:t xml:space="preserve"> in the </w:t>
+      </w:r>
+      <w:r>
+        <w:rPr>
+          <w:b/>
+          <w:bCs/>
+        </w:rPr>
+        <w:t xml:space="preserve">Drafts</w:t>
+      </w:r>
+      <w:r>
+        <w:t xml:space="preserve"> folder. Nobody is emailed and nothing is public.</w:t>
+      </w:r>
+    </w:p>
+    <w:p>
+      <w:pPr>
+        <w:spacing w:after="120"/>
+      </w:pPr>
+      <w:r>
+        <w:t xml:space="preserve">If something is missing, a box headed "Fix these to create" lists it, such as "Choose a page title." or "Enter a headline.". Each line links to its field.</w:t>
+      </w:r>
+    </w:p>
+    <w:p>
+      <w:pPr>
+        <w:spacing w:after="120"/>
+      </w:pPr>
+      <w:r>
+        <w:t xml:space="preserve">If the </w:t>
+      </w:r>
+      <w:r>
+        <w:rPr>
+          <w:b/>
+          <w:bCs/>
+        </w:rPr>
+        <w:t xml:space="preserve">Page title</w:t>
+      </w:r>
+      <w:r>
+        <w:t xml:space="preserve"> list is empty, the page says "No page titles are set up yet. An administrator adds them under Release page titles." Ask a Core administrator.</w:t>
+      </w:r>
+    </w:p>
+    <w:p>
+      <w:pPr>
+        <w:pStyle w:val="Heading2"/>
+      </w:pPr>
+      <w:r>
+        <w:t xml:space="preserve">Which type to choose</w:t>
+      </w:r>
+    </w:p>
+    <w:tbl>
+      <w:tblPr>
+        <w:tblW w:type="pct" w:w="5000"/>
+        <w:tblBorders>
+          <w:top w:val="single" w:color="auto" w:sz="4"/>
+          <w:left w:val="single" w:color="auto" w:sz="4"/>
+          <w:bottom w:val="single" w:color="auto" w:sz="4"/>
+          <w:right w:val="single" w:color="auto" w:sz="4"/>
+          <w:insideH w:val="single" w:color="auto" w:sz="4"/>
+          <w:insideV w:val="single" w:color="auto" w:sz="4"/>
+        </w:tblBorders>
+      </w:tblPr>
+      <w:tblGrid>
+        <w:gridCol w:w="1504"/>
+        <w:gridCol w:w="1504"/>
+        <w:gridCol w:w="1504"/>
+        <w:gridCol w:w="1504"/>
+        <w:gridCol w:w="1504"/>
+        <w:gridCol w:w="1504"/>
+      </w:tblGrid>
+      <w:tr>
+        <w:trPr>
+          <w:tblHeader/>
+        </w:trPr>
+        <w:tc>
+          <w:tcPr>
+            <w:shd w:fill="E8EEF5" w:val="clear"/>
+          </w:tcPr>
+          <w:p>
+            <w:r>
+              <w:rPr>
+                <w:b/>
+                <w:bCs/>
+              </w:rPr>
+              <w:t xml:space="preserve">Type</w:t>
+            </w:r>
+          </w:p>
+        </w:tc>
+        <w:tc>
+          <w:tcPr>
+            <w:shd w:fill="E8EEF5" w:val="clear"/>
+          </w:tcPr>
+          <w:p>
+            <w:r>
+              <w:rPr>
+                <w:b/>
+                <w:bCs/>
+              </w:rPr>
+              <w:t xml:space="preserve">Ministries</w:t>
+            </w:r>
+          </w:p>
+        </w:tc>
+        <w:tc>
+          <w:tcPr>
+            <w:shd w:fill="E8EEF5" w:val="clear"/>
+          </w:tcPr>
+          <w:p>
+            <w:r>
+              <w:rPr>
+                <w:b/>
+                <w:bCs/>
+              </w:rPr>
+              <w:t xml:space="preserve">Sectors, themes, tags</w:t>
+            </w:r>
+          </w:p>
+        </w:tc>
+        <w:tc>
+          <w:tcPr>
+            <w:shd w:fill="E8EEF5" w:val="clear"/>
+          </w:tcPr>
+          <w:p>
+            <w:r>
+              <w:rPr>
+                <w:b/>
+                <w:bCs/>
+              </w:rPr>
+              <w:t xml:space="preserve">Media lists</w:t>
+            </w:r>
+          </w:p>
+        </w:tc>
+        <w:tc>
+          <w:tcPr>
+            <w:shd w:fill="E8EEF5" w:val="clear"/>
+          </w:tcPr>
+          <w:p>
+            <w:r>
+              <w:rPr>
+                <w:b/>
+                <w:bCs/>
+              </w:rPr>
+              <w:t xml:space="preserve">News On Demand subscribers</w:t>
+            </w:r>
+          </w:p>
+        </w:tc>
+        <w:tc>
+          <w:tcPr>
+            <w:shd w:fill="E8EEF5" w:val="clear"/>
+          </w:tcPr>
+          <w:p>
+            <w:r>
+              <w:rPr>
+                <w:b/>
+                <w:bCs/>
+              </w:rPr>
+              <w:t xml:space="preserve">Can be unpublished</w:t>
+            </w:r>
+          </w:p>
+        </w:tc>
+      </w:tr>
+      <w:tr>
+        <w:tc>
+          <w:p>
+            <w:r>
+              <w:rPr>
+                <w:b/>
+                <w:bCs/>
+              </w:rPr>
+              <w:t xml:space="preserve">Release</w:t>
+            </w:r>
+          </w:p>
+        </w:tc>
+        <w:tc>
+          <w:p>
+            <w:r>
+              <w:t xml:space="preserve">At least one</w:t>
+            </w:r>
+          </w:p>
+        </w:tc>
+        <w:tc>
+          <w:p>
+            <w:r>
+              <w:t xml:space="preserve">At least one sector</w:t>
+            </w:r>
+          </w:p>
+        </w:tc>
+        <w:tc>
+          <w:p>
+            <w:r>
+              <w:t xml:space="preserve">Allowed</w:t>
+            </w:r>
+          </w:p>
+        </w:tc>
+        <w:tc>
+          <w:p>
+            <w:r>
+              <w:t xml:space="preserve">Emailed unless you untick it</w:t>
+            </w:r>
+          </w:p>
+        </w:tc>
+        <w:tc>
+          <w:p>
+            <w:r>
+              <w:t xml:space="preserve">Yes</w:t>
+            </w:r>
+          </w:p>
+        </w:tc>
+      </w:tr>
+      <w:tr>
+        <w:tc>
+          <w:p>
+            <w:r>
+              <w:rPr>
+                <w:b/>
+                <w:bCs/>
+              </w:rPr>
+              <w:t xml:space="preserve">Story</w:t>
+            </w:r>
+          </w:p>
+        </w:tc>
+        <w:tc>
+          <w:p>
+            <w:r>
+              <w:t xml:space="preserve">At least one</w:t>
+            </w:r>
+          </w:p>
+        </w:tc>
+        <w:tc>
+          <w:p>
+            <w:r>
+              <w:t xml:space="preserve">At least one sector</w:t>
+            </w:r>
+          </w:p>
+        </w:tc>
+        <w:tc>
+          <w:p>
+            <w:r>
+              <w:t xml:space="preserve">No</w:t>
+            </w:r>
+          </w:p>
+        </w:tc>
+        <w:tc>
+          <w:p>
+            <w:r>
+              <w:t xml:space="preserve">Not emailed unless you tick it</w:t>
+            </w:r>
+          </w:p>
+        </w:tc>
+        <w:tc>
+          <w:p>
+            <w:r>
+              <w:t xml:space="preserve">Yes</w:t>
+            </w:r>
+          </w:p>
+        </w:tc>
+      </w:tr>
+      <w:tr>
+        <w:tc>
+          <w:p>
+            <w:r>
+              <w:rPr>
+                <w:b/>
+                <w:bCs/>
+              </w:rPr>
+              <w:t xml:space="preserve">Factsheet</w:t>
+            </w:r>
+          </w:p>
+        </w:tc>
+        <w:tc>
+          <w:p>
+            <w:r>
+              <w:t xml:space="preserve">At least one</w:t>
+            </w:r>
+          </w:p>
+        </w:tc>
+        <w:tc>
+          <w:p>
+            <w:r>
+              <w:t xml:space="preserve">At least one sector</w:t>
+            </w:r>
+          </w:p>
+        </w:tc>
+        <w:tc>
+          <w:p>
+            <w:r>
+              <w:t xml:space="preserve">Allowed</w:t>
+            </w:r>
+          </w:p>
+        </w:tc>
+        <w:tc>
+          <w:p>
+            <w:r>
+              <w:t xml:space="preserve">Not emailed unless you tick it</w:t>
+            </w:r>
+          </w:p>
+        </w:tc>
+        <w:tc>
+          <w:p>
+            <w:r>
+              <w:t xml:space="preserve">Yes</w:t>
+            </w:r>
+          </w:p>
+        </w:tc>
+      </w:tr>
+      <w:tr>
+        <w:tc>
+          <w:p>
+            <w:r>
+              <w:rPr>
+                <w:b/>
+                <w:bCs/>
+              </w:rPr>
+              <w:t xml:space="preserve">Advisory</w:t>
+            </w:r>
+          </w:p>
+        </w:tc>
+        <w:tc>
+          <w:p>
+            <w:r>
+              <w:t xml:space="preserve">Optional</w:t>
+            </w:r>
+          </w:p>
+        </w:tc>
+        <w:tc>
+          <w:p>
+            <w:r>
+              <w:t xml:space="preserve">None</w:t>
+            </w:r>
+          </w:p>
+        </w:tc>
+        <w:tc>
+          <w:p>
+            <w:r>
+              <w:t xml:space="preserve">At least one</w:t>
+            </w:r>
+          </w:p>
+        </w:tc>
+        <w:tc>
+          <w:p>
+            <w:r>
+              <w:t xml:space="preserve">Never</w:t>
+            </w:r>
+          </w:p>
+        </w:tc>
+        <w:tc>
+          <w:p>
+            <w:r>
+              <w:t xml:space="preserve">No: once sent, it stays sent</w:t>
+            </w:r>
+          </w:p>
+        </w:tc>
+      </w:tr>
+    </w:tbl>
+    <w:p/>
+    <w:p>
+      <w:pPr>
+        <w:pStyle w:val="Heading2"/>
+      </w:pPr>
+      <w:r>
+        <w:t xml:space="preserve">Start from a Calendar activity</w:t>
+      </w:r>
+    </w:p>
+    <w:p>
+      <w:pPr>
+        <w:spacing w:after="120"/>
+      </w:pPr>
+      <w:r>
+        <w:t xml:space="preserve">If you have Calendar access, a release can be linked to a Calendar activity.</w:t>
+      </w:r>
+    </w:p>
+    <w:p>
+      <w:pPr>
+        <w:pStyle w:val="ListParagraph"/>
+        <w:numPr>
+          <w:ilvl w:val="0"/>
+          <w:numId w:val="1"/>
+        </w:numPr>
+      </w:pPr>
+      <w:r>
+        <w:t xml:space="preserve">On </w:t>
+      </w:r>
+      <w:r>
+        <w:rPr>
+          <w:b/>
+          <w:bCs/>
+        </w:rPr>
+        <w:t xml:space="preserve">Forecast</w:t>
+      </w:r>
+      <w:r>
+        <w:t xml:space="preserve">, choose </w:t>
+      </w:r>
+      <w:r>
+        <w:rPr>
+          <w:b/>
+          <w:bCs/>
+        </w:rPr>
+        <w:t xml:space="preserve">Start a release</w:t>
+      </w:r>
+      <w:r>
+        <w:t xml:space="preserve"> under the activity. </w:t>
+      </w:r>
+      <w:r>
+        <w:rPr>
+          <w:b/>
+          <w:bCs/>
+        </w:rPr>
+        <w:t xml:space="preserve">New release</w:t>
+      </w:r>
+      <w:r>
+        <w:t xml:space="preserve"> opens with the activity filled in.</w:t>
+      </w:r>
+    </w:p>
+    <w:p>
+      <w:pPr>
+        <w:pStyle w:val="ListParagraph"/>
+        <w:numPr>
+          <w:ilvl w:val="0"/>
+          <w:numId w:val="1"/>
+        </w:numPr>
+      </w:pPr>
+      <w:r>
+        <w:t xml:space="preserve">Or type the number in </w:t>
+      </w:r>
+      <w:r>
+        <w:rPr>
+          <w:b/>
+          <w:bCs/>
+        </w:rPr>
+        <w:t xml:space="preserve">Activity ID</w:t>
+      </w:r>
+      <w:r>
+        <w:t xml:space="preserve">. The activity's title, ministry and start appear under the field, and its "Translations required", if any.</w:t>
+      </w:r>
+    </w:p>
+    <w:p>
+      <w:pPr>
+        <w:pStyle w:val="ListParagraph"/>
+        <w:numPr>
+          <w:ilvl w:val="0"/>
+          <w:numId w:val="1"/>
+        </w:numPr>
+      </w:pPr>
+      <w:r>
+        <w:t xml:space="preserve">Choose </w:t>
+      </w:r>
+      <w:r>
+        <w:rPr>
+          <w:b/>
+          <w:bCs/>
+        </w:rPr>
+        <w:t xml:space="preserve">Fill in from activity 3</w:t>
+      </w:r>
+      <w:r>
+        <w:t xml:space="preserve"> (the button names the number) to copy its start (as the planned publish date), its city (as the location), its lead and shared ministries, sectors, themes and tags. Check them before you create the release.</w:t>
+      </w:r>
+    </w:p>
+    <w:p>
+      <w:pPr>
+        <w:spacing w:after="120"/>
+      </w:pPr>
+      <w:r>
+        <w:t xml:space="preserve">Nothing is filled in for an activity that has ended, or whose category doesn't start with "Approved"; the page says which. Other things you may see under the field:</w:t>
+      </w:r>
+    </w:p>
+    <w:tbl>
+      <w:tblPr>
+        <w:tblW w:type="pct" w:w="5000"/>
+        <w:tblBorders>
+          <w:top w:val="single" w:color="auto" w:sz="4"/>
+          <w:left w:val="single" w:color="auto" w:sz="4"/>
+          <w:bottom w:val="single" w:color="auto" w:sz="4"/>
+          <w:right w:val="single" w:color="auto" w:sz="4"/>
+          <w:insideH w:val="single" w:color="auto" w:sz="4"/>
+          <w:insideV w:val="single" w:color="auto" w:sz="4"/>
+        </w:tblBorders>
+      </w:tblPr>
+      <w:tblGrid>
+        <w:gridCol w:w="4513"/>
+        <w:gridCol w:w="4513"/>
+      </w:tblGrid>
+      <w:tr>
+        <w:trPr>
+          <w:tblHeader/>
+        </w:trPr>
+        <w:tc>
+          <w:tcPr>
+            <w:shd w:fill="E8EEF5" w:val="clear"/>
+          </w:tcPr>
+          <w:p>
+            <w:r>
+              <w:rPr>
+                <w:b/>
+                <w:bCs/>
+              </w:rPr>
+              <w:t xml:space="preserve">Message</w:t>
+            </w:r>
+          </w:p>
+        </w:tc>
+        <w:tc>
+          <w:tcPr>
+            <w:shd w:fill="E8EEF5" w:val="clear"/>
+          </w:tcPr>
+          <w:p>
+            <w:r>
+              <w:rPr>
+                <w:b/>
+                <w:bCs/>
+              </w:rPr>
+              <w:t xml:space="preserve">What it means</w:t>
+            </w:r>
+          </w:p>
+        </w:tc>
+      </w:tr>
+      <w:tr>
+        <w:tc>
+          <w:p>
+            <w:r>
+              <w:t xml:space="preserve">"Calendar activity 3: its details aren't shown to you."</w:t>
+            </w:r>
+          </w:p>
+        </w:tc>
+        <w:tc>
+          <w:p>
+            <w:r>
+              <w:t xml:space="preserve">It is confidential, or your Calendar access doesn't let you see it.</w:t>
+            </w:r>
+          </w:p>
+        </w:tc>
+      </w:tr>
+      <w:tr>
+        <w:tc>
+          <w:p>
+            <w:r>
+              <w:t xml:space="preserve">"Calendar activity 3 has been deleted."</w:t>
+            </w:r>
+          </w:p>
+        </w:tc>
+        <w:tc>
+          <w:p>
+            <w:r>
+              <w:t xml:space="preserve">It can't be linked.</w:t>
+            </w:r>
+          </w:p>
+        </w:tc>
+      </w:tr>
+      <w:tr>
+        <w:tc>
+          <w:p>
+            <w:r>
+              <w:t xml:space="preserve">"No Calendar activity has ID 3."</w:t>
+            </w:r>
+          </w:p>
+        </w:tc>
+        <w:tc>
+          <w:p>
+            <w:r>
+              <w:t xml:space="preserve">Check the number.</w:t>
+            </w:r>
+          </w:p>
+        </w:tc>
+      </w:tr>
+      <w:tr>
+        <w:tc>
+          <w:p>
+            <w:r>
+              <w:t xml:space="preserve">"Legacy activity 3, not migrated"</w:t>
+            </w:r>
+          </w:p>
+        </w:tc>
+        <w:tc>
+          <w:p>
+            <w:r>
+              <w:t xml:space="preserve">A release brought over from the old system names an activity that didn't come across. It keeps that number until you change it.</w:t>
+            </w:r>
+          </w:p>
+        </w:tc>
+      </w:tr>
+    </w:tbl>
+    <w:p/>
+    <w:p>
+      <w:pPr>
+        <w:spacing w:after="120"/>
+      </w:pPr>
+      <w:r>
+        <w:t xml:space="preserve">You can link or change the activity later in </w:t>
+      </w:r>
+      <w:r>
+        <w:rPr>
+          <w:b/>
+          <w:bCs/>
+        </w:rPr>
+        <w:t xml:space="preserve">Publish settings</w:t>
+      </w:r>
+      <w:r>
+        <w:t xml:space="preserve"> on the release, as </w:t>
+      </w:r>
+      <w:r>
+        <w:rPr>
+          <w:b/>
+          <w:bCs/>
+        </w:rPr>
+        <w:t xml:space="preserve">Calendar activity ID</w:t>
+      </w:r>
+      <w:r>
+        <w:t xml:space="preserve">. Once a release is linked, the activity shows its status in the Calendar within a minute of each change.</w:t>
+      </w:r>
+    </w:p>
+    <w:p>
+      <w:pPr>
+        <w:pStyle w:val="Heading1"/>
+      </w:pPr>
+      <w:bookmarkStart w:name="section_4" w:id="4"/>
+      <w:r>
+        <w:t xml:space="preserve">Write a release</w:t>
+      </w:r>
+      <w:bookmarkEnd w:id="4"/>
+    </w:p>
+    <w:p>
+      <w:pPr>
+        <w:spacing w:after="120"/>
+      </w:pPr>
+      <w:r>
+        <w:rPr>
+          <w:b/>
+          <w:bCs/>
+        </w:rPr>
+        <w:t xml:space="preserve">Who this is for:</w:t>
+      </w:r>
+      <w:r>
+        <w:t xml:space="preserve"> Release editors (NRMS.Editor).</w:t>
+      </w:r>
+    </w:p>
+    <w:p>
+      <w:pPr>
+        <w:spacing w:after="120"/>
+      </w:pPr>
+      <w:r>
+        <w:t xml:space="preserve">At the top of a release you see its type, status, reference number and headline. Below that, under "Before this can be approved:" and "Before this can be published:", is what is still missing.</w:t>
+      </w:r>
+    </w:p>
+    <w:p>
+      <w:pPr>
+        <w:spacing w:after="120"/>
+      </w:pPr>
+      <w:r>
+        <w:t xml:space="preserve">On a wide screen, the release is on the left, and </w:t>
+      </w:r>
+      <w:r>
+        <w:rPr>
+          <w:b/>
+          <w:bCs/>
+        </w:rPr>
+        <w:t xml:space="preserve">Actions</w:t>
+      </w:r>
+      <w:r>
+        <w:t xml:space="preserve">, </w:t>
+      </w:r>
+      <w:r>
+        <w:rPr>
+          <w:b/>
+          <w:bCs/>
+        </w:rPr>
+        <w:t xml:space="preserve">Publish settings</w:t>
+      </w:r>
+      <w:r>
+        <w:t xml:space="preserve"> and </w:t>
+      </w:r>
+      <w:r>
+        <w:rPr>
+          <w:b/>
+          <w:bCs/>
+        </w:rPr>
+        <w:t xml:space="preserve">Release info</w:t>
+      </w:r>
+      <w:r>
+        <w:t xml:space="preserve"> are on the right. On a narrow screen they come one after another.</w:t>
+      </w:r>
+    </w:p>
+    <w:p>
+      <w:pPr>
+        <w:pStyle w:val="Heading2"/>
+      </w:pPr>
+      <w:r>
+        <w:t xml:space="preserve">Save your changes</w:t>
+      </w:r>
+    </w:p>
+    <w:p>
+      <w:pPr>
+        <w:spacing w:after="120"/>
+      </w:pPr>
+      <w:r>
+        <w:t xml:space="preserve">You can change several parts of the release, then save them all at once.</w:t>
+      </w:r>
+    </w:p>
+    <w:p>
+      <w:pPr>
+        <w:pStyle w:val="ListParagraph"/>
+        <w:numPr>
+          <w:ilvl w:val="0"/>
+          <w:numId w:val="4"/>
+        </w:numPr>
+      </w:pPr>
+      <w:r>
+        <w:t xml:space="preserve">Make your changes. Each part you changed says </w:t>
+      </w:r>
+      <w:r>
+        <w:rPr>
+          <w:b/>
+          <w:bCs/>
+        </w:rPr>
+        <w:t xml:space="preserve">Unsaved</w:t>
+      </w:r>
+      <w:r>
+        <w:t xml:space="preserve"> beside its heading.</w:t>
+      </w:r>
+    </w:p>
+    <w:p>
+      <w:pPr>
+        <w:pStyle w:val="ListParagraph"/>
+        <w:numPr>
+          <w:ilvl w:val="0"/>
+          <w:numId w:val="4"/>
+        </w:numPr>
+      </w:pPr>
+      <w:r>
+        <w:t xml:space="preserve">A bar along the bottom lists them: "You have unsaved changes in: …".</w:t>
+      </w:r>
+    </w:p>
+    <w:p>
+      <w:pPr>
+        <w:pStyle w:val="ListParagraph"/>
+        <w:numPr>
+          <w:ilvl w:val="0"/>
+          <w:numId w:val="4"/>
+        </w:numPr>
+      </w:pPr>
+      <w:r>
+        <w:t xml:space="preserve">Choose </w:t>
+      </w:r>
+      <w:r>
+        <w:rPr>
+          <w:b/>
+          <w:bCs/>
+        </w:rPr>
+        <w:t xml:space="preserve">Save changes</w:t>
+      </w:r>
+      <w:r>
+        <w:t xml:space="preserve"> in that bar, or press Ctrl+S (Command+S on a Mac). Pressing Enter in a one-line field saves too.</w:t>
+      </w:r>
+    </w:p>
+    <w:p>
+      <w:pPr>
+        <w:pStyle w:val="ListParagraph"/>
+        <w:numPr>
+          <w:ilvl w:val="0"/>
+          <w:numId w:val="4"/>
+        </w:numPr>
+      </w:pPr>
+      <w:r>
+        <w:t xml:space="preserve">The bar says "All changes saved." for a moment, then goes.</w:t>
+      </w:r>
+    </w:p>
+    <w:p>
+      <w:pPr>
+        <w:spacing w:after="120"/>
+      </w:pPr>
+      <w:r>
+        <w:t xml:space="preserve">If one part can't be saved, the bar says "Couldn't save page details. See why in that section." Choose the link to go to the message. Parts after it are not saved yet and keep your changes.</w:t>
+      </w:r>
+    </w:p>
+    <w:p>
+      <w:pPr>
+        <w:spacing w:after="120"/>
+      </w:pPr>
+      <w:r>
+        <w:t xml:space="preserve">While anything is unsaved, </w:t>
+      </w:r>
+      <w:r>
+        <w:rPr>
+          <w:b/>
+          <w:bCs/>
+        </w:rPr>
+        <w:t xml:space="preserve">Approve</w:t>
+      </w:r>
+      <w:r>
+        <w:t xml:space="preserve">, </w:t>
+      </w:r>
+      <w:r>
+        <w:rPr>
+          <w:b/>
+          <w:bCs/>
+        </w:rPr>
+        <w:t xml:space="preserve">Publish now</w:t>
+      </w:r>
+      <w:r>
+        <w:t xml:space="preserve"> and </w:t>
+      </w:r>
+      <w:r>
+        <w:rPr>
+          <w:b/>
+          <w:bCs/>
+        </w:rPr>
+        <w:t xml:space="preserve">Schedule</w:t>
+      </w:r>
+      <w:r>
+        <w:t xml:space="preserve"> are greyed out, with "Save your changes to … first." under them.</w:t>
+      </w:r>
+    </w:p>
+    <w:p>
+      <w:pPr>
+        <w:spacing w:after="120"/>
+      </w:pPr>
+      <w:r>
+        <w:t xml:space="preserve">If you try to leave with unsaved changes, a box asks "Leave anyway and discard them?" Choose </w:t>
+      </w:r>
+      <w:r>
+        <w:rPr>
+          <w:b/>
+          <w:bCs/>
+        </w:rPr>
+        <w:t xml:space="preserve">Stay</w:t>
+      </w:r>
+      <w:r>
+        <w:t xml:space="preserve"> to go back, or </w:t>
+      </w:r>
+      <w:r>
+        <w:rPr>
+          <w:b/>
+          <w:bCs/>
+        </w:rPr>
+        <w:t xml:space="preserve">Leave</w:t>
+      </w:r>
+      <w:r>
+        <w:t xml:space="preserve"> to lose them. If your sign-in runs out while you are writing, sign in again in the same browser tab: the text you typed in a document comes back.</w:t>
+      </w:r>
+    </w:p>
+    <w:p>
+      <w:pPr>
+        <w:spacing w:after="120"/>
+      </w:pPr>
+      <w:r>
+        <w:t xml:space="preserve">"Someone else changed this — reload to see their changes." means another person saved this release after you opened it. Choose </w:t>
+      </w:r>
+      <w:r>
+        <w:rPr>
+          <w:b/>
+          <w:bCs/>
+        </w:rPr>
+        <w:t xml:space="preserve">Reload</w:t>
+      </w:r>
+      <w:r>
+        <w:t xml:space="preserve">. Copy anything you typed first, because reloading shows their version.</w:t>
+      </w:r>
+    </w:p>
+    <w:p>
+      <w:pPr>
+        <w:spacing w:after="120"/>
+      </w:pPr>
+      <w:r>
+        <w:rPr>
+          <w:b/>
+          <w:bCs/>
+        </w:rPr>
+        <w:t xml:space="preserve">If the release is already published, saving any change republishes it at once.</w:t>
+      </w:r>
+      <w:r>
+        <w:t xml:space="preserve"> See </w:t>
+      </w:r>
+      <w:hyperlink w:history="1" w:anchor="section_8">
+        <w:r>
+          <w:t xml:space="preserve">Correct, feature, unpublish or delete</w:t>
+        </w:r>
+      </w:hyperlink>
+      <w:r>
+        <w:t xml:space="preserve">.</w:t>
+      </w:r>
+    </w:p>
+    <w:p>
+      <w:pPr>
+        <w:pStyle w:val="Heading2"/>
+      </w:pPr>
+      <w:r>
+        <w:t xml:space="preserve">Documents</w:t>
+      </w:r>
+    </w:p>
+    <w:p>
+      <w:pPr>
+        <w:spacing w:after="120"/>
+      </w:pPr>
+      <w:r>
+        <w:t xml:space="preserve">A release has one or more documents, such as the news release and a backgrounder. Each has an </w:t>
+      </w:r>
+      <w:r>
+        <w:rPr>
+          <w:b/>
+          <w:bCs/>
+        </w:rPr>
+        <w:t xml:space="preserve">English</w:t>
+      </w:r>
+      <w:r>
+        <w:t xml:space="preserve"> tab, and a </w:t>
+      </w:r>
+      <w:r>
+        <w:rPr>
+          <w:b/>
+          <w:bCs/>
+        </w:rPr>
+        <w:t xml:space="preserve">French</w:t>
+      </w:r>
+      <w:r>
+        <w:t xml:space="preserve"> tab once you add one.</w:t>
+      </w:r>
+    </w:p>
+    <w:p>
+      <w:pPr>
+        <w:spacing w:after="120"/>
+      </w:pPr>
+      <w:r>
+        <w:t xml:space="preserve">Each document has a </w:t>
+      </w:r>
+      <w:r>
+        <w:rPr>
+          <w:b/>
+          <w:bCs/>
+        </w:rPr>
+        <w:t xml:space="preserve">Page title</w:t>
+      </w:r>
+      <w:r>
+        <w:t xml:space="preserve">, </w:t>
+      </w:r>
+      <w:r>
+        <w:rPr>
+          <w:b/>
+          <w:bCs/>
+        </w:rPr>
+        <w:t xml:space="preserve">Organizations</w:t>
+      </w:r>
+      <w:r>
+        <w:t xml:space="preserve">, </w:t>
+      </w:r>
+      <w:r>
+        <w:rPr>
+          <w:b/>
+          <w:bCs/>
+        </w:rPr>
+        <w:t xml:space="preserve">Headline</w:t>
+      </w:r>
+      <w:r>
+        <w:t xml:space="preserve">, </w:t>
+      </w:r>
+      <w:r>
+        <w:rPr>
+          <w:b/>
+          <w:bCs/>
+        </w:rPr>
+        <w:t xml:space="preserve">Subheadline</w:t>
+      </w:r>
+      <w:r>
+        <w:t xml:space="preserve">, </w:t>
+      </w:r>
+      <w:r>
+        <w:rPr>
+          <w:b/>
+          <w:bCs/>
+        </w:rPr>
+        <w:t xml:space="preserve">Byline</w:t>
+      </w:r>
+      <w:r>
+        <w:t xml:space="preserve">, </w:t>
+      </w:r>
+      <w:r>
+        <w:rPr>
+          <w:b/>
+          <w:bCs/>
+        </w:rPr>
+        <w:t xml:space="preserve">Body</w:t>
+      </w:r>
+      <w:r>
+        <w:t xml:space="preserve"> and </w:t>
+      </w:r>
+      <w:r>
+        <w:rPr>
+          <w:b/>
+          <w:bCs/>
+        </w:rPr>
+        <w:t xml:space="preserve">Contacts</w:t>
+      </w:r>
+      <w:r>
+        <w:t xml:space="preserve">. With the </w:t>
+      </w:r>
+      <w:r>
+        <w:rPr>
+          <w:b/>
+          <w:bCs/>
+        </w:rPr>
+        <w:t xml:space="preserve">Formal</w:t>
+      </w:r>
+      <w:r>
+        <w:t xml:space="preserve"> layout, </w:t>
+      </w:r>
+      <w:r>
+        <w:rPr>
+          <w:b/>
+          <w:bCs/>
+        </w:rPr>
+        <w:t xml:space="preserve">Organizations</w:t>
+      </w:r>
+      <w:r>
+        <w:t xml:space="preserve"> must be filled in before you can publish.</w:t>
+      </w:r>
+    </w:p>
+    <w:p>
+      <w:pPr>
+        <w:spacing w:after="120"/>
+      </w:pPr>
+      <w:r>
+        <w:t xml:space="preserve">The </w:t>
+      </w:r>
+      <w:r>
+        <w:rPr>
+          <w:b/>
+          <w:bCs/>
+        </w:rPr>
+        <w:t xml:space="preserve">Body</w:t>
+      </w:r>
+      <w:r>
+        <w:t xml:space="preserve"> toolbar has </w:t>
+      </w:r>
+      <w:r>
+        <w:rPr>
+          <w:b/>
+          <w:bCs/>
+        </w:rPr>
+        <w:t xml:space="preserve">Bold</w:t>
+      </w:r>
+      <w:r>
+        <w:t xml:space="preserve">, </w:t>
+      </w:r>
+      <w:r>
+        <w:rPr>
+          <w:b/>
+          <w:bCs/>
+        </w:rPr>
+        <w:t xml:space="preserve">Italic</w:t>
+      </w:r>
+      <w:r>
+        <w:t xml:space="preserve">, </w:t>
+      </w:r>
+      <w:r>
+        <w:rPr>
+          <w:b/>
+          <w:bCs/>
+        </w:rPr>
+        <w:t xml:space="preserve">Bulleted list</w:t>
+      </w:r>
+      <w:r>
+        <w:t xml:space="preserve">, </w:t>
+      </w:r>
+      <w:r>
+        <w:rPr>
+          <w:b/>
+          <w:bCs/>
+        </w:rPr>
+        <w:t xml:space="preserve">Numbered list</w:t>
+      </w:r>
+      <w:r>
+        <w:t xml:space="preserve">, </w:t>
+      </w:r>
+      <w:r>
+        <w:rPr>
+          <w:b/>
+          <w:bCs/>
+        </w:rPr>
+        <w:t xml:space="preserve">Link</w:t>
+      </w:r>
+      <w:r>
+        <w:t xml:space="preserve"> and </w:t>
+      </w:r>
+      <w:r>
+        <w:rPr>
+          <w:b/>
+          <w:bCs/>
+        </w:rPr>
+        <w:t xml:space="preserve">Insert asset</w:t>
+      </w:r>
+      <w:r>
+        <w:t xml:space="preserve">. Pasted text keeps only that formatting.</w:t>
+      </w:r>
+    </w:p>
+    <w:p>
+      <w:pPr>
+        <w:spacing w:after="120"/>
+      </w:pPr>
+      <w:r>
+        <w:t xml:space="preserve">To show a video or photo inside the body:</w:t>
+      </w:r>
+    </w:p>
+    <w:p>
+      <w:pPr>
+        <w:pStyle w:val="ListParagraph"/>
+        <w:numPr>
+          <w:ilvl w:val="0"/>
+          <w:numId w:val="5"/>
+        </w:numPr>
+      </w:pPr>
+      <w:r>
+        <w:t xml:space="preserve">Put the cursor where it should go.</w:t>
+      </w:r>
+    </w:p>
+    <w:p>
+      <w:pPr>
+        <w:pStyle w:val="ListParagraph"/>
+        <w:numPr>
+          <w:ilvl w:val="0"/>
+          <w:numId w:val="5"/>
+        </w:numPr>
+      </w:pPr>
+      <w:r>
+        <w:t xml:space="preserve">Choose </w:t>
+      </w:r>
+      <w:r>
+        <w:rPr>
+          <w:b/>
+          <w:bCs/>
+        </w:rPr>
+        <w:t xml:space="preserve">Insert asset</w:t>
+      </w:r>
+      <w:r>
+        <w:t xml:space="preserve">.</w:t>
+      </w:r>
+    </w:p>
+    <w:p>
+      <w:pPr>
+        <w:pStyle w:val="ListParagraph"/>
+        <w:numPr>
+          <w:ilvl w:val="0"/>
+          <w:numId w:val="5"/>
+        </w:numPr>
+      </w:pPr>
+      <w:r>
+        <w:t xml:space="preserve">Paste a YouTube, Flickr or SoundCloud link and choose </w:t>
+      </w:r>
+      <w:r>
+        <w:rPr>
+          <w:b/>
+          <w:bCs/>
+        </w:rPr>
+        <w:t xml:space="preserve">OK</w:t>
+      </w:r>
+      <w:r>
+        <w:t xml:space="preserve">.</w:t>
+      </w:r>
+    </w:p>
+    <w:p>
+      <w:pPr>
+        <w:spacing w:after="120"/>
+      </w:pPr>
+      <w:r>
+        <w:t xml:space="preserve">Up to 10 links in one body show as media. Others show as plain links, and so does a Flickr photo that isn't public when you save.</w:t>
+      </w:r>
+    </w:p>
+    <w:p>
+      <w:pPr>
+        <w:spacing w:after="120"/>
+      </w:pPr>
+      <w:r>
+        <w:t xml:space="preserve">To add a contact, choose </w:t>
+      </w:r>
+      <w:r>
+        <w:rPr>
+          <w:b/>
+          <w:bCs/>
+        </w:rPr>
+        <w:t xml:space="preserve">Add contact</w:t>
+      </w:r>
+      <w:r>
+        <w:t xml:space="preserve"> and type it in </w:t>
+      </w:r>
+      <w:r>
+        <w:rPr>
+          <w:b/>
+          <w:bCs/>
+        </w:rPr>
+        <w:t xml:space="preserve">Contact 1</w:t>
+      </w:r>
+      <w:r>
+        <w:t xml:space="preserve">. The first line is its title. A document can have up to 20.</w:t>
+      </w:r>
+    </w:p>
+    <w:p>
+      <w:pPr>
+        <w:spacing w:after="120"/>
+      </w:pPr>
+      <w:r>
+        <w:t xml:space="preserve">To work with documents:</w:t>
+      </w:r>
+    </w:p>
+    <w:p>
+      <w:pPr>
+        <w:pStyle w:val="ListParagraph"/>
+        <w:numPr>
+          <w:ilvl w:val="0"/>
+          <w:numId w:val="1"/>
+        </w:numPr>
+      </w:pPr>
+      <w:r>
+        <w:rPr>
+          <w:b/>
+          <w:bCs/>
+        </w:rPr>
+        <w:t xml:space="preserve">Add document</w:t>
+      </w:r>
+      <w:r>
+        <w:t xml:space="preserve">: enter its </w:t>
+      </w:r>
+      <w:r>
+        <w:rPr>
+          <w:b/>
+          <w:bCs/>
+        </w:rPr>
+        <w:t xml:space="preserve">Page title</w:t>
+      </w:r>
+      <w:r>
+        <w:t xml:space="preserve">, choose its </w:t>
+      </w:r>
+      <w:r>
+        <w:rPr>
+          <w:b/>
+          <w:bCs/>
+        </w:rPr>
+        <w:t xml:space="preserve">Layout</w:t>
+      </w:r>
+      <w:r>
+        <w:t xml:space="preserve">, then choose </w:t>
+      </w:r>
+      <w:r>
+        <w:rPr>
+          <w:b/>
+          <w:bCs/>
+        </w:rPr>
+        <w:t xml:space="preserve">Add</w:t>
+      </w:r>
+      <w:r>
+        <w:t xml:space="preserve">.</w:t>
+      </w:r>
+    </w:p>
+    <w:p>
+      <w:pPr>
+        <w:pStyle w:val="ListParagraph"/>
+        <w:numPr>
+          <w:ilvl w:val="0"/>
+          <w:numId w:val="1"/>
+        </w:numPr>
+      </w:pPr>
+      <w:r>
+        <w:rPr>
+          <w:b/>
+          <w:bCs/>
+        </w:rPr>
+        <w:t xml:space="preserve">Move up</w:t>
+      </w:r>
+      <w:r>
+        <w:t xml:space="preserve"> or </w:t>
+      </w:r>
+      <w:r>
+        <w:rPr>
+          <w:b/>
+          <w:bCs/>
+        </w:rPr>
+        <w:t xml:space="preserve">Move down</w:t>
+      </w:r>
+      <w:r>
+        <w:t xml:space="preserve">, or drag the handle, to change the order.</w:t>
+      </w:r>
+    </w:p>
+    <w:p>
+      <w:pPr>
+        <w:pStyle w:val="ListParagraph"/>
+        <w:numPr>
+          <w:ilvl w:val="0"/>
+          <w:numId w:val="1"/>
+        </w:numPr>
+      </w:pPr>
+      <w:r>
+        <w:rPr>
+          <w:b/>
+          <w:bCs/>
+        </w:rPr>
+        <w:t xml:space="preserve">Remove</w:t>
+      </w:r>
+      <w:r>
+        <w:t xml:space="preserve">, then </w:t>
+      </w:r>
+      <w:r>
+        <w:rPr>
+          <w:b/>
+          <w:bCs/>
+        </w:rPr>
+        <w:t xml:space="preserve">Confirm remove</w:t>
+      </w:r>
+      <w:r>
+        <w:t xml:space="preserve">, deletes the document and its French text. This can't be undone. A release always keeps one document.</w:t>
+      </w:r>
+    </w:p>
+    <w:p>
+      <w:pPr>
+        <w:pStyle w:val="Heading2"/>
+      </w:pPr>
+      <w:r>
+        <w:t xml:space="preserve">French text</w:t>
+      </w:r>
+    </w:p>
+    <w:p>
+      <w:pPr>
+        <w:pStyle w:val="ListParagraph"/>
+        <w:numPr>
+          <w:ilvl w:val="0"/>
+          <w:numId w:val="6"/>
+        </w:numPr>
+      </w:pPr>
+      <w:r>
+        <w:t xml:space="preserve">Choose </w:t>
+      </w:r>
+      <w:r>
+        <w:rPr>
+          <w:b/>
+          <w:bCs/>
+        </w:rPr>
+        <w:t xml:space="preserve">Add French translation</w:t>
+      </w:r>
+      <w:r>
+        <w:t xml:space="preserve"> on the document.</w:t>
+      </w:r>
+    </w:p>
+    <w:p>
+      <w:pPr>
+        <w:pStyle w:val="ListParagraph"/>
+        <w:numPr>
+          <w:ilvl w:val="0"/>
+          <w:numId w:val="6"/>
+        </w:numPr>
+      </w:pPr>
+      <w:r>
+        <w:t xml:space="preserve">Choose the </w:t>
+      </w:r>
+      <w:r>
+        <w:rPr>
+          <w:b/>
+          <w:bCs/>
+        </w:rPr>
+        <w:t xml:space="preserve">French</w:t>
+      </w:r>
+      <w:r>
+        <w:t xml:space="preserve"> tab and fill it in. Once the French tab exists, its headline, body and organizations must be filled in before you can publish.</w:t>
+      </w:r>
+    </w:p>
+    <w:p>
+      <w:pPr>
+        <w:pStyle w:val="ListParagraph"/>
+        <w:numPr>
+          <w:ilvl w:val="0"/>
+          <w:numId w:val="6"/>
+        </w:numPr>
+      </w:pPr>
+      <w:r>
+        <w:t xml:space="preserve">To take it away, choose </w:t>
+      </w:r>
+      <w:r>
+        <w:rPr>
+          <w:b/>
+          <w:bCs/>
+        </w:rPr>
+        <w:t xml:space="preserve">Remove French translation</w:t>
+      </w:r>
+      <w:r>
+        <w:t xml:space="preserve">, then </w:t>
+      </w:r>
+      <w:r>
+        <w:rPr>
+          <w:b/>
+          <w:bCs/>
+        </w:rPr>
+        <w:t xml:space="preserve">Confirm remove</w:t>
+      </w:r>
+      <w:r>
+        <w:t xml:space="preserve">. This can't be undone.</w:t>
+      </w:r>
+    </w:p>
+    <w:p>
+      <w:pPr>
+        <w:spacing w:after="120"/>
+      </w:pPr>
+      <w:r>
+        <w:t xml:space="preserve">A French PDF goes under </w:t>
+      </w:r>
+      <w:r>
+        <w:rPr>
+          <w:b/>
+          <w:bCs/>
+        </w:rPr>
+        <w:t xml:space="preserve">Files</w:t>
+      </w:r>
+      <w:r>
+        <w:t xml:space="preserve"> instead. See </w:t>
+      </w:r>
+      <w:hyperlink w:history="1" w:anchor="section_5">
+        <w:r>
+          <w:t xml:space="preserve">Photos, video and files</w:t>
+        </w:r>
+      </w:hyperlink>
+      <w:r>
+        <w:t xml:space="preserve">.</w:t>
+      </w:r>
+    </w:p>
+    <w:p>
+      <w:pPr>
+        <w:pStyle w:val="Heading2"/>
+      </w:pPr>
+      <w:r>
+        <w:t xml:space="preserve">Page details</w:t>
+      </w:r>
+    </w:p>
+    <w:p>
+      <w:pPr>
+        <w:pStyle w:val="ListParagraph"/>
+        <w:numPr>
+          <w:ilvl w:val="0"/>
+          <w:numId w:val="1"/>
+        </w:numPr>
+      </w:pPr>
+      <w:r>
+        <w:rPr>
+          <w:b/>
+          <w:bCs/>
+        </w:rPr>
+        <w:t xml:space="preserve">URL key</w:t>
+      </w:r>
+      <w:r>
+        <w:t xml:space="preserve">: the last part of the release's public address. A release or advisory gets one when it is approved. A story's or factsheet's comes from its headline, and you can change it until it is scheduled.</w:t>
+      </w:r>
+    </w:p>
+    <w:p>
+      <w:pPr>
+        <w:pStyle w:val="ListParagraph"/>
+        <w:numPr>
+          <w:ilvl w:val="0"/>
+          <w:numId w:val="1"/>
+        </w:numPr>
+      </w:pPr>
+      <w:r>
+        <w:rPr>
+          <w:b/>
+          <w:bCs/>
+        </w:rPr>
+        <w:t xml:space="preserve">Redirect URL</w:t>
+      </w:r>
+      <w:r>
+        <w:t xml:space="preserve">: fill this in only to send visitors to another page instead.</w:t>
+      </w:r>
+    </w:p>
+    <w:p>
+      <w:pPr>
+        <w:pStyle w:val="ListParagraph"/>
+        <w:numPr>
+          <w:ilvl w:val="0"/>
+          <w:numId w:val="1"/>
+        </w:numPr>
+      </w:pPr>
+      <w:r>
+        <w:rPr>
+          <w:b/>
+          <w:bCs/>
+        </w:rPr>
+        <w:t xml:space="preserve">Location</w:t>
+      </w:r>
+      <w:r>
+        <w:t xml:space="preserve">: the place at the start of the release, up to 50 characters.</w:t>
+      </w:r>
+    </w:p>
+    <w:p>
+      <w:pPr>
+        <w:pStyle w:val="ListParagraph"/>
+        <w:numPr>
+          <w:ilvl w:val="0"/>
+          <w:numId w:val="1"/>
+        </w:numPr>
+      </w:pPr>
+      <w:r>
+        <w:rPr>
+          <w:b/>
+          <w:bCs/>
+        </w:rPr>
+        <w:t xml:space="preserve">Summary</w:t>
+      </w:r>
+      <w:r>
+        <w:t xml:space="preserve">: what subscribers see in their email. It fills itself from the start of the body, and </w:t>
+      </w:r>
+      <w:r>
+        <w:rPr>
+          <w:b/>
+          <w:bCs/>
+        </w:rPr>
+        <w:t xml:space="preserve">Documents</w:t>
+      </w:r>
+      <w:r>
+        <w:t xml:space="preserve"> shows "(auto)" until you change it.</w:t>
+      </w:r>
+    </w:p>
+    <w:p>
+      <w:pPr>
+        <w:pStyle w:val="ListParagraph"/>
+        <w:numPr>
+          <w:ilvl w:val="0"/>
+          <w:numId w:val="1"/>
+        </w:numPr>
+      </w:pPr>
+      <w:r>
+        <w:rPr>
+          <w:b/>
+          <w:bCs/>
+        </w:rPr>
+        <w:t xml:space="preserve">Social media summary</w:t>
+      </w:r>
+      <w:r>
+        <w:t xml:space="preserve"> and </w:t>
+      </w:r>
+      <w:r>
+        <w:rPr>
+          <w:b/>
+          <w:bCs/>
+        </w:rPr>
+        <w:t xml:space="preserve">Keywords</w:t>
+      </w:r>
+      <w:r>
+        <w:t xml:space="preserve">.</w:t>
+      </w:r>
+    </w:p>
+    <w:p>
+      <w:pPr>
+        <w:spacing w:after="120"/>
+      </w:pPr>
+      <w:r>
+        <w:t xml:space="preserve">Advisories have no summary, social media summary or keywords.</w:t>
+      </w:r>
+    </w:p>
+    <w:p>
+      <w:pPr>
+        <w:pStyle w:val="Heading2"/>
+      </w:pPr>
+      <w:r>
+        <w:t xml:space="preserve">Categories</w:t>
+      </w:r>
+    </w:p>
+    <w:p>
+      <w:pPr>
+        <w:spacing w:after="120"/>
+      </w:pPr>
+      <w:r>
+        <w:rPr>
+          <w:b/>
+          <w:bCs/>
+        </w:rPr>
+        <w:t xml:space="preserve">Categories</w:t>
+      </w:r>
+      <w:r>
+        <w:t xml:space="preserve"> shows what is ticked. Choose </w:t>
+      </w:r>
+      <w:r>
+        <w:rPr>
+          <w:b/>
+          <w:bCs/>
+        </w:rPr>
+        <w:t xml:space="preserve">Edit categories</w:t>
+      </w:r>
+      <w:r>
+        <w:t xml:space="preserve"> to change the </w:t>
+      </w:r>
+      <w:r>
+        <w:rPr>
+          <w:b/>
+          <w:bCs/>
+        </w:rPr>
+        <w:t xml:space="preserve">Ministries</w:t>
+      </w:r>
+      <w:r>
+        <w:t xml:space="preserve">, </w:t>
+      </w:r>
+      <w:r>
+        <w:rPr>
+          <w:b/>
+          <w:bCs/>
+        </w:rPr>
+        <w:t xml:space="preserve">Lead ministry</w:t>
+      </w:r>
+      <w:r>
+        <w:t xml:space="preserve">, </w:t>
+      </w:r>
+      <w:r>
+        <w:rPr>
+          <w:b/>
+          <w:bCs/>
+        </w:rPr>
+        <w:t xml:space="preserve">Sectors</w:t>
+      </w:r>
+      <w:r>
+        <w:t xml:space="preserve">, </w:t>
+      </w:r>
+      <w:r>
+        <w:rPr>
+          <w:b/>
+          <w:bCs/>
+        </w:rPr>
+        <w:t xml:space="preserve">Themes</w:t>
+      </w:r>
+      <w:r>
+        <w:t xml:space="preserve"> and </w:t>
+      </w:r>
+      <w:r>
+        <w:rPr>
+          <w:b/>
+          <w:bCs/>
+        </w:rPr>
+        <w:t xml:space="preserve">Tags</w:t>
+      </w:r>
+      <w:r>
+        <w:t xml:space="preserve">.</w:t>
+      </w:r>
+    </w:p>
+    <w:p>
+      <w:pPr>
+        <w:spacing w:after="120"/>
+      </w:pPr>
+      <w:r>
+        <w:t xml:space="preserve">These decide which subscribers are emailed and which public pages list the release. You need at least one ministry and one sector to publish, and a lead ministry when you tick more than one.</w:t>
+      </w:r>
+    </w:p>
+    <w:p>
+      <w:pPr>
+        <w:pStyle w:val="Heading2"/>
+      </w:pPr>
+      <w:r>
+        <w:t xml:space="preserve">Similar published releases</w:t>
+      </w:r>
+    </w:p>
+    <w:p>
+      <w:pPr>
+        <w:spacing w:after="120"/>
+      </w:pPr>
+      <w:r>
+        <w:t xml:space="preserve">Use it to check whether something like this has gone out before.</w:t>
+      </w:r>
+    </w:p>
+    <w:p>
+      <w:pPr>
+        <w:pStyle w:val="ListParagraph"/>
+        <w:numPr>
+          <w:ilvl w:val="0"/>
+          <w:numId w:val="7"/>
+        </w:numPr>
+      </w:pPr>
+      <w:r>
+        <w:t xml:space="preserve">Save first: it compares the release as last saved.</w:t>
+      </w:r>
+    </w:p>
+    <w:p>
+      <w:pPr>
+        <w:pStyle w:val="ListParagraph"/>
+        <w:numPr>
+          <w:ilvl w:val="0"/>
+          <w:numId w:val="7"/>
+        </w:numPr>
+      </w:pPr>
+      <w:r>
+        <w:t xml:space="preserve">Choose </w:t>
+      </w:r>
+      <w:r>
+        <w:rPr>
+          <w:b/>
+          <w:bCs/>
+        </w:rPr>
+        <w:t xml:space="preserve">Open similar-release search</w:t>
+      </w:r>
+      <w:r>
+        <w:t xml:space="preserve">, then </w:t>
+      </w:r>
+      <w:r>
+        <w:rPr>
+          <w:b/>
+          <w:bCs/>
+        </w:rPr>
+        <w:t xml:space="preserve">Find similar</w:t>
+      </w:r>
+      <w:r>
+        <w:t xml:space="preserve">.</w:t>
+      </w:r>
+    </w:p>
+    <w:p>
+      <w:pPr>
+        <w:pStyle w:val="ListParagraph"/>
+        <w:numPr>
+          <w:ilvl w:val="0"/>
+          <w:numId w:val="7"/>
+        </w:numPr>
+      </w:pPr>
+      <w:r>
+        <w:t xml:space="preserve">You see up to 10 published releases, each with its date, lead ministry, </w:t>
+      </w:r>
+      <w:r>
+        <w:rPr>
+          <w:b/>
+          <w:bCs/>
+        </w:rPr>
+        <w:t xml:space="preserve">AI match</w:t>
+      </w:r>
+      <w:r>
+        <w:t xml:space="preserve"> or </w:t>
+      </w:r>
+      <w:r>
+        <w:rPr>
+          <w:b/>
+          <w:bCs/>
+        </w:rPr>
+        <w:t xml:space="preserve">Text match</w:t>
+      </w:r>
+      <w:r>
+        <w:t xml:space="preserve">, and a link that opens the public page in a new tab.</w:t>
+      </w:r>
+    </w:p>
+    <w:p>
+      <w:pPr>
+        <w:spacing w:after="120"/>
+      </w:pPr>
+      <w:r>
+        <w:t xml:space="preserve">Nothing is sent until you choose </w:t>
+      </w:r>
+      <w:r>
+        <w:rPr>
+          <w:b/>
+          <w:bCs/>
+        </w:rPr>
+        <w:t xml:space="preserve">Find similar</w:t>
+      </w:r>
+      <w:r>
+        <w:t xml:space="preserve">. Where the site uses AI matching, the panel says "Sends this draft's text to the AI service to compare." If that service isn't available, you get text matches and the panel says so.</w:t>
+      </w:r>
+    </w:p>
+    <w:p>
+      <w:pPr>
+        <w:pStyle w:val="Heading2"/>
+      </w:pPr>
+      <w:r>
+        <w:t xml:space="preserve">Release info</w:t>
+      </w:r>
+    </w:p>
+    <w:p>
+      <w:pPr>
+        <w:pStyle w:val="ListParagraph"/>
+        <w:numPr>
+          <w:ilvl w:val="0"/>
+          <w:numId w:val="1"/>
+        </w:numPr>
+      </w:pPr>
+      <w:r>
+        <w:rPr>
+          <w:b/>
+          <w:bCs/>
+        </w:rPr>
+        <w:t xml:space="preserve">Key</w:t>
+      </w:r>
+      <w:r>
+        <w:t xml:space="preserve"> and </w:t>
+      </w:r>
+      <w:r>
+        <w:rPr>
+          <w:b/>
+          <w:bCs/>
+        </w:rPr>
+        <w:t xml:space="preserve">Reference (NEWS number)</w:t>
+      </w:r>
+      <w:r>
+        <w:t xml:space="preserve">, or "(none yet)".</w:t>
+      </w:r>
+    </w:p>
+    <w:p>
+      <w:pPr>
+        <w:pStyle w:val="ListParagraph"/>
+        <w:numPr>
+          <w:ilvl w:val="0"/>
+          <w:numId w:val="1"/>
+        </w:numPr>
+      </w:pPr>
+      <w:r>
+        <w:rPr>
+          <w:b/>
+          <w:bCs/>
+        </w:rPr>
+        <w:t xml:space="preserve">View on site</w:t>
+      </w:r>
+      <w:r>
+        <w:t xml:space="preserve"> opens the public page. It works only while the release is published.</w:t>
+      </w:r>
+    </w:p>
+    <w:p>
+      <w:pPr>
+        <w:pStyle w:val="ListParagraph"/>
+        <w:numPr>
+          <w:ilvl w:val="0"/>
+          <w:numId w:val="1"/>
+        </w:numPr>
+      </w:pPr>
+      <w:r>
+        <w:rPr>
+          <w:b/>
+          <w:bCs/>
+        </w:rPr>
+        <w:t xml:space="preserve">View PDF</w:t>
+      </w:r>
+      <w:r>
+        <w:t xml:space="preserve"> opens the release as a PDF.</w:t>
+      </w:r>
+    </w:p>
+    <w:p>
+      <w:pPr>
+        <w:pStyle w:val="ListParagraph"/>
+        <w:numPr>
+          <w:ilvl w:val="0"/>
+          <w:numId w:val="1"/>
+        </w:numPr>
+      </w:pPr>
+      <w:r>
+        <w:rPr>
+          <w:b/>
+          <w:bCs/>
+        </w:rPr>
+        <w:t xml:space="preserve">Email me a copy</w:t>
+      </w:r>
+      <w:r>
+        <w:t xml:space="preserve"> emails the release to you. You see "Sent to" and your address.</w:t>
+      </w:r>
+    </w:p>
+    <w:p>
+      <w:pPr>
+        <w:pStyle w:val="ListParagraph"/>
+        <w:numPr>
+          <w:ilvl w:val="0"/>
+          <w:numId w:val="1"/>
+        </w:numPr>
+      </w:pPr>
+      <w:r>
+        <w:rPr>
+          <w:b/>
+          <w:bCs/>
+        </w:rPr>
+        <w:t xml:space="preserve">History</w:t>
+      </w:r>
+      <w:r>
+        <w:t xml:space="preserve"> lists what was done and by whom. Tick </w:t>
+      </w:r>
+      <w:r>
+        <w:rPr>
+          <w:b/>
+          <w:bCs/>
+        </w:rPr>
+        <w:t xml:space="preserve">Show all</w:t>
+      </w:r>
+      <w:r>
+        <w:t xml:space="preserve"> to include every edit. </w:t>
+      </w:r>
+      <w:r>
+        <w:rPr>
+          <w:b/>
+          <w:bCs/>
+        </w:rPr>
+        <w:t xml:space="preserve">Published copies</w:t>
+      </w:r>
+      <w:r>
+        <w:t xml:space="preserve"> lists each time it went out.</w:t>
+      </w:r>
+    </w:p>
+    <w:p>
+      <w:pPr>
+        <w:pStyle w:val="Heading1"/>
+      </w:pPr>
+      <w:bookmarkStart w:name="section_5" w:id="5"/>
+      <w:r>
+        <w:t xml:space="preserve">Photos, video and files</w:t>
+      </w:r>
+      <w:bookmarkEnd w:id="5"/>
+    </w:p>
+    <w:p>
+      <w:pPr>
+        <w:spacing w:after="120"/>
+      </w:pPr>
+      <w:r>
+        <w:rPr>
+          <w:b/>
+          <w:bCs/>
+        </w:rPr>
+        <w:t xml:space="preserve">Who this is for:</w:t>
+      </w:r>
+      <w:r>
+        <w:t xml:space="preserve"> Release editors (NRMS.Editor).</w:t>
+      </w:r>
+    </w:p>
+    <w:p>
+      <w:pPr>
+        <w:spacing w:after="120"/>
+      </w:pPr>
+      <w:r>
+        <w:t xml:space="preserve">Advisories have no media asset, translations or media files.</w:t>
+      </w:r>
+    </w:p>
+    <w:p>
+      <w:pPr>
+        <w:pStyle w:val="Heading2"/>
+      </w:pPr>
+      <w:r>
+        <w:t xml:space="preserve">The main photo or video</w:t>
+      </w:r>
+    </w:p>
+    <w:p>
+      <w:pPr>
+        <w:spacing w:after="120"/>
+      </w:pPr>
+      <w:r>
+        <w:rPr>
+          <w:b/>
+          <w:bCs/>
+        </w:rPr>
+        <w:t xml:space="preserve">Media asset</w:t>
+      </w:r>
+      <w:r>
+        <w:t xml:space="preserve"> holds the one photo or video shown with the release.</w:t>
+      </w:r>
+    </w:p>
+    <w:p>
+      <w:pPr>
+        <w:pStyle w:val="ListParagraph"/>
+        <w:numPr>
+          <w:ilvl w:val="0"/>
+          <w:numId w:val="8"/>
+        </w:numPr>
+      </w:pPr>
+      <w:r>
+        <w:t xml:space="preserve">Paste a YouTube or Flickr link, or </w:t>
+      </w:r>
+      <w:r>
+        <w:t xml:space="preserve">https://news.gov.bc.ca/live</w:t>
+      </w:r>
+      <w:r>
+        <w:t xml:space="preserve">, into </w:t>
+      </w:r>
+      <w:r>
+        <w:rPr>
+          <w:b/>
+          <w:bCs/>
+        </w:rPr>
+        <w:t xml:space="preserve">Asset URL</w:t>
+      </w:r>
+      <w:r>
+        <w:t xml:space="preserve">.</w:t>
+      </w:r>
+    </w:p>
+    <w:p>
+      <w:pPr>
+        <w:pStyle w:val="ListParagraph"/>
+        <w:numPr>
+          <w:ilvl w:val="0"/>
+          <w:numId w:val="8"/>
+        </w:numPr>
+      </w:pPr>
+      <w:r>
+        <w:t xml:space="preserve">Enter </w:t>
+      </w:r>
+      <w:r>
+        <w:rPr>
+          <w:b/>
+          <w:bCs/>
+        </w:rPr>
+        <w:t xml:space="preserve">Alt text</w:t>
+      </w:r>
+      <w:r>
+        <w:t xml:space="preserve">: a short description of the photo or video for people who can't see it, up to 149 characters.</w:t>
+      </w:r>
+    </w:p>
+    <w:p>
+      <w:pPr>
+        <w:pStyle w:val="ListParagraph"/>
+        <w:numPr>
+          <w:ilvl w:val="0"/>
+          <w:numId w:val="8"/>
+        </w:numPr>
+      </w:pPr>
+      <w:r>
+        <w:t xml:space="preserve">Choose </w:t>
+      </w:r>
+      <w:r>
+        <w:rPr>
+          <w:b/>
+          <w:bCs/>
+        </w:rPr>
+        <w:t xml:space="preserve">Save changes</w:t>
+      </w:r>
+      <w:r>
+        <w:t xml:space="preserve">.</w:t>
+      </w:r>
+    </w:p>
+    <w:p>
+      <w:pPr>
+        <w:spacing w:after="120"/>
+      </w:pPr>
+      <w:r>
+        <w:t xml:space="preserve">Under the heading you then see what it is: "YouTube video.", "Live broadcast embed." or, for a Flickr photo, one of these:</w:t>
+      </w:r>
+    </w:p>
+    <w:tbl>
+      <w:tblPr>
+        <w:tblW w:type="pct" w:w="5000"/>
+        <w:tblBorders>
+          <w:top w:val="single" w:color="auto" w:sz="4"/>
+          <w:left w:val="single" w:color="auto" w:sz="4"/>
+          <w:bottom w:val="single" w:color="auto" w:sz="4"/>
+          <w:right w:val="single" w:color="auto" w:sz="4"/>
+          <w:insideH w:val="single" w:color="auto" w:sz="4"/>
+          <w:insideV w:val="single" w:color="auto" w:sz="4"/>
+        </w:tblBorders>
+      </w:tblPr>
+      <w:tblGrid>
+        <w:gridCol w:w="4513"/>
+        <w:gridCol w:w="4513"/>
+      </w:tblGrid>
+      <w:tr>
+        <w:trPr>
+          <w:tblHeader/>
+        </w:trPr>
+        <w:tc>
+          <w:tcPr>
+            <w:shd w:fill="E8EEF5" w:val="clear"/>
+          </w:tcPr>
+          <w:p>
+            <w:r>
+              <w:rPr>
+                <w:b/>
+                <w:bCs/>
+              </w:rPr>
+              <w:t xml:space="preserve">Message</w:t>
+            </w:r>
+          </w:p>
+        </w:tc>
+        <w:tc>
+          <w:tcPr>
+            <w:shd w:fill="E8EEF5" w:val="clear"/>
+          </w:tcPr>
+          <w:p>
+            <w:r>
+              <w:rPr>
+                <w:b/>
+                <w:bCs/>
+              </w:rPr>
+              <w:t xml:space="preserve">What it means</w:t>
+            </w:r>
+          </w:p>
+        </w:tc>
+      </w:tr>
+      <w:tr>
+        <w:tc>
+          <w:p>
+            <w:r>
+              <w:t xml:space="preserve">"Public on Flickr."</w:t>
+            </w:r>
+          </w:p>
+        </w:tc>
+        <w:tc>
+          <w:p>
+            <w:r>
+              <w:t xml:space="preserve">Ready.</w:t>
+            </w:r>
+          </w:p>
+        </w:tc>
+      </w:tr>
+      <w:tr>
+        <w:tc>
+          <w:p>
+            <w:r>
+              <w:t xml:space="preserve">"Private — will be made public when the release publishes."</w:t>
+            </w:r>
+          </w:p>
+        </w:tc>
+        <w:tc>
+          <w:p>
+            <w:r>
+              <w:t xml:space="preserve">Leave it. Publishing makes it public.</w:t>
+            </w:r>
+          </w:p>
+        </w:tc>
+      </w:tr>
+      <w:tr>
+        <w:tc>
+          <w:p>
+            <w:r>
+              <w:t xml:space="preserve">"This photo no longer exists on Flickr."</w:t>
+            </w:r>
+          </w:p>
+        </w:tc>
+        <w:tc>
+          <w:p>
+            <w:r>
+              <w:t xml:space="preserve">Check the link, or choose another photo.</w:t>
+            </w:r>
+          </w:p>
+        </w:tc>
+      </w:tr>
+      <w:tr>
+        <w:tc>
+          <w:p>
+            <w:r>
+              <w:t xml:space="preserve">"Flickr can't be reached right now."</w:t>
+            </w:r>
+          </w:p>
+        </w:tc>
+        <w:tc>
+          <w:p>
+            <w:r>
+              <w:t xml:space="preserve">Try again later. You can still publish; see below.</w:t>
+            </w:r>
+          </w:p>
+        </w:tc>
+      </w:tr>
+    </w:tbl>
+    <w:p/>
+    <w:p>
+      <w:pPr>
+        <w:spacing w:after="120"/>
+      </w:pPr>
+      <w:r>
+        <w:t xml:space="preserve">Links that are refused when you save:</w:t>
+      </w:r>
+    </w:p>
+    <w:tbl>
+      <w:tblPr>
+        <w:tblW w:type="pct" w:w="5000"/>
+        <w:tblBorders>
+          <w:top w:val="single" w:color="auto" w:sz="4"/>
+          <w:left w:val="single" w:color="auto" w:sz="4"/>
+          <w:bottom w:val="single" w:color="auto" w:sz="4"/>
+          <w:right w:val="single" w:color="auto" w:sz="4"/>
+          <w:insideH w:val="single" w:color="auto" w:sz="4"/>
+          <w:insideV w:val="single" w:color="auto" w:sz="4"/>
+        </w:tblBorders>
+      </w:tblPr>
+      <w:tblGrid>
+        <w:gridCol w:w="4513"/>
+        <w:gridCol w:w="4513"/>
+      </w:tblGrid>
+      <w:tr>
+        <w:trPr>
+          <w:tblHeader/>
+        </w:trPr>
+        <w:tc>
+          <w:tcPr>
+            <w:shd w:fill="E8EEF5" w:val="clear"/>
+          </w:tcPr>
+          <w:p>
+            <w:r>
+              <w:rPr>
+                <w:b/>
+                <w:bCs/>
+              </w:rPr>
+              <w:t xml:space="preserve">Message</w:t>
+            </w:r>
+          </w:p>
+        </w:tc>
+        <w:tc>
+          <w:tcPr>
+            <w:shd w:fill="E8EEF5" w:val="clear"/>
+          </w:tcPr>
+          <w:p>
+            <w:r>
+              <w:rPr>
+                <w:b/>
+                <w:bCs/>
+              </w:rPr>
+              <w:t xml:space="preserve">What to do</w:t>
+            </w:r>
+          </w:p>
+        </w:tc>
+      </w:tr>
+      <w:tr>
+        <w:tc>
+          <w:p>
+            <w:r>
+              <w:t xml:space="preserve">"Facebook is no longer supported due to privacy concerns. Use YouTube or Flickr URLs instead."</w:t>
+            </w:r>
+          </w:p>
+        </w:tc>
+        <w:tc>
+          <w:p>
+            <w:r>
+              <w:t xml:space="preserve">Use a YouTube or Flickr link.</w:t>
+            </w:r>
+          </w:p>
+        </w:tc>
+      </w:tr>
+      <w:tr>
+        <w:tc>
+          <w:p>
+            <w:r>
+              <w:t xml:space="preserve">"Use a YouTube or Flickr URL, or </w:t>
+            </w:r>
+            <w:r>
+              <w:t xml:space="preserve">https://news.gov.bc.ca/live</w:t>
+            </w:r>
+            <w:r>
+              <w:t xml:space="preserve">."</w:t>
+            </w:r>
+          </w:p>
+        </w:tc>
+        <w:tc>
+          <w:p>
+            <w:r>
+              <w:t xml:space="preserve">Other sites can't be used.</w:t>
+            </w:r>
+          </w:p>
+        </w:tc>
+      </w:tr>
+      <w:tr>
+        <w:tc>
+          <w:p>
+            <w:r>
+              <w:t xml:space="preserve">"That Flickr link doesn't point to a photo."</w:t>
+            </w:r>
+          </w:p>
+        </w:tc>
+        <w:tc>
+          <w:p>
+            <w:r>
+              <w:t xml:space="preserve">Use the link to one photo, not an album or profile.</w:t>
+            </w:r>
+          </w:p>
+        </w:tc>
+      </w:tr>
+    </w:tbl>
+    <w:p/>
+    <w:p>
+      <w:pPr>
+        <w:pStyle w:val="Heading2"/>
+      </w:pPr>
+      <w:r>
+        <w:t xml:space="preserve">If Flickr is down when the release publishes</w:t>
+      </w:r>
+    </w:p>
+    <w:p>
+      <w:pPr>
+        <w:pStyle w:val="ListParagraph"/>
+        <w:numPr>
+          <w:ilvl w:val="0"/>
+          <w:numId w:val="1"/>
+        </w:numPr>
+      </w:pPr>
+      <w:r>
+        <w:t xml:space="preserve">At the publish time, the Hub tries to make the photo public for up to 2 minutes.</w:t>
+      </w:r>
+    </w:p>
+    <w:p>
+      <w:pPr>
+        <w:pStyle w:val="ListParagraph"/>
+        <w:numPr>
+          <w:ilvl w:val="0"/>
+          <w:numId w:val="1"/>
+        </w:numPr>
+      </w:pPr>
+      <w:r>
+        <w:t xml:space="preserve">If it can't, it goes out up to 2 minutes late, without the photo. The release and its row in the folders show a </w:t>
+      </w:r>
+      <w:r>
+        <w:rPr>
+          <w:b/>
+          <w:bCs/>
+        </w:rPr>
+        <w:t xml:space="preserve">Flickr alert</w:t>
+      </w:r>
+      <w:r>
+        <w:t xml:space="preserve">, and an alert email goes to the people set up to receive Flickr alerts.</w:t>
+      </w:r>
+    </w:p>
+    <w:p>
+      <w:pPr>
+        <w:pStyle w:val="ListParagraph"/>
+        <w:numPr>
+          <w:ilvl w:val="0"/>
+          <w:numId w:val="1"/>
+        </w:numPr>
+      </w:pPr>
+      <w:r>
+        <w:t xml:space="preserve">The Hub keeps trying for 24 hours. When the photo becomes public, the release republishes with it by itself. Nobody is emailed again.</w:t>
+      </w:r>
+    </w:p>
+    <w:p>
+      <w:pPr>
+        <w:pStyle w:val="ListParagraph"/>
+        <w:numPr>
+          <w:ilvl w:val="0"/>
+          <w:numId w:val="1"/>
+        </w:numPr>
+      </w:pPr>
+      <w:r>
+        <w:t xml:space="preserve">If it still fails after 24 hours, the alert says "The release is live without it — re-add or replace the photo." Change the </w:t>
+      </w:r>
+      <w:r>
+        <w:rPr>
+          <w:b/>
+          <w:bCs/>
+        </w:rPr>
+        <w:t xml:space="preserve">Asset URL</w:t>
+      </w:r>
+      <w:r>
+        <w:t xml:space="preserve"> and save.</w:t>
+      </w:r>
+    </w:p>
+    <w:p>
+      <w:pPr>
+        <w:pStyle w:val="Heading2"/>
+      </w:pPr>
+      <w:r>
+        <w:t xml:space="preserve">Translations and media files</w:t>
+      </w:r>
+    </w:p>
+    <w:p>
+      <w:pPr>
+        <w:spacing w:after="120"/>
+      </w:pPr>
+      <w:r>
+        <w:rPr>
+          <w:b/>
+          <w:bCs/>
+        </w:rPr>
+        <w:t xml:space="preserve">Files</w:t>
+      </w:r>
+      <w:r>
+        <w:t xml:space="preserve"> holds files people can open from the public release. On an advisory it says "An Advisory has no translations or media files." and offers no upload.</w:t>
+      </w:r>
+    </w:p>
+    <w:p>
+      <w:pPr>
+        <w:pStyle w:val="ListParagraph"/>
+        <w:numPr>
+          <w:ilvl w:val="0"/>
+          <w:numId w:val="1"/>
+        </w:numPr>
+      </w:pPr>
+      <w:r>
+        <w:rPr>
+          <w:b/>
+          <w:bCs/>
+        </w:rPr>
+        <w:t xml:space="preserve">Translations</w:t>
+      </w:r>
+      <w:r>
+        <w:t xml:space="preserve">: PDFs, such as the release in French or another language. Choose </w:t>
+      </w:r>
+      <w:r>
+        <w:rPr>
+          <w:b/>
+          <w:bCs/>
+        </w:rPr>
+        <w:t xml:space="preserve">Upload a translation (PDF)</w:t>
+      </w:r>
+      <w:r>
+        <w:t xml:space="preserve"> and pick the file.</w:t>
+      </w:r>
+    </w:p>
+    <w:p>
+      <w:pPr>
+        <w:pStyle w:val="ListParagraph"/>
+        <w:numPr>
+          <w:ilvl w:val="0"/>
+          <w:numId w:val="1"/>
+        </w:numPr>
+      </w:pPr>
+      <w:r>
+        <w:rPr>
+          <w:b/>
+          <w:bCs/>
+        </w:rPr>
+        <w:t xml:space="preserve">Media files</w:t>
+      </w:r>
+      <w:r>
+        <w:t xml:space="preserve">: PDF, PNG or JPEG files, such as a photo or a fact sheet. Choose </w:t>
+      </w:r>
+      <w:r>
+        <w:rPr>
+          <w:b/>
+          <w:bCs/>
+        </w:rPr>
+        <w:t xml:space="preserve">Upload a media file</w:t>
+      </w:r>
+      <w:r>
+        <w:t xml:space="preserve"> and pick the file. </w:t>
+      </w:r>
+      <w:r>
+        <w:rPr>
+          <w:b/>
+          <w:bCs/>
+        </w:rPr>
+        <w:t xml:space="preserve">Includes additional media assets</w:t>
+      </w:r>
+      <w:r>
+        <w:t xml:space="preserve"> in </w:t>
+      </w:r>
+      <w:r>
+        <w:rPr>
+          <w:b/>
+          <w:bCs/>
+        </w:rPr>
+        <w:t xml:space="preserve">Media asset</w:t>
+      </w:r>
+      <w:r>
+        <w:t xml:space="preserve"> is ticked for you.</w:t>
+      </w:r>
+    </w:p>
+    <w:p>
+      <w:pPr>
+        <w:spacing w:after="120"/>
+      </w:pPr>
+      <w:r>
+        <w:t xml:space="preserve">Each file can be up to 25 MB. A larger file isn't uploaded. A file is saved as soon as it is uploaded; you don't need </w:t>
+      </w:r>
+      <w:r>
+        <w:rPr>
+          <w:b/>
+          <w:bCs/>
+        </w:rPr>
+        <w:t xml:space="preserve">Save changes</w:t>
+      </w:r>
+      <w:r>
+        <w:t xml:space="preserve">. Choose a file's name to open it.</w:t>
+      </w:r>
+    </w:p>
+    <w:p>
+      <w:pPr>
+        <w:spacing w:after="120"/>
+      </w:pPr>
+      <w:r>
+        <w:t xml:space="preserve">Files can be opened by the public only while the release is published. Before then, and after an unpublish, only Hub staff can open them.</w:t>
+      </w:r>
+    </w:p>
+    <w:p>
+      <w:pPr>
+        <w:spacing w:after="120"/>
+      </w:pPr>
+      <w:r>
+        <w:t xml:space="preserve">To remove a file, choose </w:t>
+      </w:r>
+      <w:r>
+        <w:rPr>
+          <w:b/>
+          <w:bCs/>
+        </w:rPr>
+        <w:t xml:space="preserve">Remove</w:t>
+      </w:r>
+      <w:r>
+        <w:t xml:space="preserve"> and its name, then </w:t>
+      </w:r>
+      <w:r>
+        <w:rPr>
+          <w:b/>
+          <w:bCs/>
+        </w:rPr>
+        <w:t xml:space="preserve">Confirm remove</w:t>
+      </w:r>
+      <w:r>
+        <w:t xml:space="preserve">. This can't be undone.</w:t>
+      </w:r>
+    </w:p>
+    <w:tbl>
+      <w:tblPr>
+        <w:tblW w:type="pct" w:w="5000"/>
+        <w:tblBorders>
+          <w:top w:val="single" w:color="auto" w:sz="4"/>
+          <w:left w:val="single" w:color="auto" w:sz="4"/>
+          <w:bottom w:val="single" w:color="auto" w:sz="4"/>
+          <w:right w:val="single" w:color="auto" w:sz="4"/>
+          <w:insideH w:val="single" w:color="auto" w:sz="4"/>
+          <w:insideV w:val="single" w:color="auto" w:sz="4"/>
+        </w:tblBorders>
+      </w:tblPr>
+      <w:tblGrid>
+        <w:gridCol w:w="4513"/>
+        <w:gridCol w:w="4513"/>
+      </w:tblGrid>
+      <w:tr>
+        <w:trPr>
+          <w:tblHeader/>
+        </w:trPr>
+        <w:tc>
+          <w:tcPr>
+            <w:shd w:fill="E8EEF5" w:val="clear"/>
+          </w:tcPr>
+          <w:p>
+            <w:r>
+              <w:rPr>
+                <w:b/>
+                <w:bCs/>
+              </w:rPr>
+              <w:t xml:space="preserve">Message</w:t>
+            </w:r>
+          </w:p>
+        </w:tc>
+        <w:tc>
+          <w:tcPr>
+            <w:shd w:fill="E8EEF5" w:val="clear"/>
+          </w:tcPr>
+          <w:p>
+            <w:r>
+              <w:rPr>
+                <w:b/>
+                <w:bCs/>
+              </w:rPr>
+              <w:t xml:space="preserve">What it means</w:t>
+            </w:r>
+          </w:p>
+        </w:tc>
+      </w:tr>
+      <w:tr>
+        <w:tc>
+          <w:p>
+            <w:r>
+              <w:t xml:space="preserve">"This file isn't a PDF."</w:t>
+            </w:r>
+          </w:p>
+        </w:tc>
+        <w:tc>
+          <w:p>
+            <w:r>
+              <w:t xml:space="preserve">Translations must be PDFs.</w:t>
+            </w:r>
+          </w:p>
+        </w:tc>
+      </w:tr>
+      <w:tr>
+        <w:tc>
+          <w:p>
+            <w:r>
+              <w:t xml:space="preserve">"Upload a PDF, PNG or JPEG file."</w:t>
+            </w:r>
+          </w:p>
+        </w:tc>
+        <w:tc>
+          <w:p>
+            <w:r>
+              <w:t xml:space="preserve">Media files must be one of those.</w:t>
+            </w:r>
+          </w:p>
+        </w:tc>
+      </w:tr>
+      <w:tr>
+        <w:tc>
+          <w:p>
+            <w:r>
+              <w:t xml:space="preserve">"The file is empty."</w:t>
+            </w:r>
+          </w:p>
+        </w:tc>
+        <w:tc>
+          <w:p>
+            <w:r>
+              <w:t xml:space="preserve">Pick the file again.</w:t>
+            </w:r>
+          </w:p>
+        </w:tc>
+      </w:tr>
+      <w:tr>
+        <w:tc>
+          <w:p>
+            <w:r>
+              <w:t xml:space="preserve">"photo.jpg is too large to upload. A file can be at most 25 MB."</w:t>
+            </w:r>
+          </w:p>
+        </w:tc>
+        <w:tc>
+          <w:p>
+            <w:r>
+              <w:t xml:space="preserve">The file is over 25 MB. Make it smaller.</w:t>
+            </w:r>
+          </w:p>
+        </w:tc>
+      </w:tr>
+      <w:tr>
+        <w:tc>
+          <w:p>
+            <w:r>
+              <w:t xml:space="preserve">"A file can be at most 25 MB."</w:t>
+            </w:r>
+          </w:p>
+        </w:tc>
+        <w:tc>
+          <w:p>
+            <w:r>
+              <w:t xml:space="preserve">The same, found while uploading.</w:t>
+            </w:r>
+          </w:p>
+        </w:tc>
+      </w:tr>
+    </w:tbl>
+    <w:p/>
+    <w:p>
+      <w:pPr>
+        <w:spacing w:after="120"/>
+      </w:pPr>
+      <w:r>
+        <w:t xml:space="preserve">Uploading or removing a file on a published release republishes it at once, as a correction.</w:t>
+      </w:r>
+    </w:p>
+    <w:p>
+      <w:pPr>
+        <w:pStyle w:val="Heading1"/>
+      </w:pPr>
+      <w:bookmarkStart w:name="section_6" w:id="6"/>
+      <w:r>
+        <w:t xml:space="preserve">Approve, publish and schedule</w:t>
+      </w:r>
+      <w:bookmarkEnd w:id="6"/>
+    </w:p>
+    <w:p>
+      <w:pPr>
+        <w:spacing w:after="120"/>
+      </w:pPr>
+      <w:r>
+        <w:rPr>
+          <w:b/>
+          <w:bCs/>
+        </w:rPr>
+        <w:t xml:space="preserve">Who this is for:</w:t>
+      </w:r>
+      <w:r>
+        <w:t xml:space="preserve"> Release editors (NRMS.Editor).</w:t>
+      </w:r>
+    </w:p>
+    <w:p>
+      <w:pPr>
+        <w:spacing w:after="120"/>
+      </w:pPr>
+      <w:r>
+        <w:t xml:space="preserve">A release goes from </w:t>
+      </w:r>
+      <w:r>
+        <w:rPr>
+          <w:b/>
+          <w:bCs/>
+        </w:rPr>
+        <w:t xml:space="preserve">Draft</w:t>
+      </w:r>
+      <w:r>
+        <w:t xml:space="preserve"> to </w:t>
+      </w:r>
+      <w:r>
+        <w:rPr>
+          <w:b/>
+          <w:bCs/>
+        </w:rPr>
+        <w:t xml:space="preserve">Approved</w:t>
+      </w:r>
+      <w:r>
+        <w:t xml:space="preserve">, then out now or at a set time. </w:t>
+      </w:r>
+      <w:r>
+        <w:rPr>
+          <w:b/>
+          <w:bCs/>
+        </w:rPr>
+        <w:t xml:space="preserve">Actions</w:t>
+      </w:r>
+      <w:r>
+        <w:t xml:space="preserve"> shows only the buttons that fit the release's status. Each step acts on the release as saved, so save your changes first.</w:t>
+      </w:r>
+    </w:p>
+    <w:p>
+      <w:pPr>
+        <w:spacing w:after="120"/>
+      </w:pPr>
+      <w:r>
+        <w:t xml:space="preserve">When a button is greyed out, the reasons are listed under it, such as "Approve is unavailable until:" and "Choose at least one ministry.". Each reason links to the part of the release to fix.</w:t>
+      </w:r>
+    </w:p>
+    <w:p>
+      <w:pPr>
+        <w:pStyle w:val="Heading2"/>
+      </w:pPr>
+      <w:r>
+        <w:t xml:space="preserve">Approve</w:t>
+      </w:r>
+    </w:p>
+    <w:p>
+      <w:pPr>
+        <w:pStyle w:val="ListParagraph"/>
+        <w:numPr>
+          <w:ilvl w:val="0"/>
+          <w:numId w:val="9"/>
+        </w:numPr>
+      </w:pPr>
+      <w:r>
+        <w:t xml:space="preserve">Choose </w:t>
+      </w:r>
+      <w:r>
+        <w:rPr>
+          <w:b/>
+          <w:bCs/>
+        </w:rPr>
+        <w:t xml:space="preserve">Approve</w:t>
+      </w:r>
+      <w:r>
+        <w:t xml:space="preserve">. A box asks "Approve this release?"</w:t>
+      </w:r>
+    </w:p>
+    <w:p>
+      <w:pPr>
+        <w:pStyle w:val="ListParagraph"/>
+        <w:numPr>
+          <w:ilvl w:val="0"/>
+          <w:numId w:val="9"/>
+        </w:numPr>
+      </w:pPr>
+      <w:r>
+        <w:t xml:space="preserve">If the release still has placeholder text, such as "TBD", "TBC", "to come", "XX" or "[insert", the box lists where. Fix it, or choose </w:t>
+      </w:r>
+      <w:r>
+        <w:rPr>
+          <w:b/>
+          <w:bCs/>
+        </w:rPr>
+        <w:t xml:space="preserve">Approve anyway</w:t>
+      </w:r>
+      <w:r>
+        <w:t xml:space="preserve"> if it is meant to be there.</w:t>
+      </w:r>
+    </w:p>
+    <w:p>
+      <w:pPr>
+        <w:pStyle w:val="ListParagraph"/>
+        <w:numPr>
+          <w:ilvl w:val="0"/>
+          <w:numId w:val="9"/>
+        </w:numPr>
+      </w:pPr>
+      <w:r>
+        <w:t xml:space="preserve">Choose </w:t>
+      </w:r>
+      <w:r>
+        <w:rPr>
+          <w:b/>
+          <w:bCs/>
+        </w:rPr>
+        <w:t xml:space="preserve">Approve</w:t>
+      </w:r>
+      <w:r>
+        <w:t xml:space="preserve">.</w:t>
+      </w:r>
+    </w:p>
+    <w:p>
+      <w:pPr>
+        <w:spacing w:after="120"/>
+      </w:pPr>
+      <w:r>
+        <w:t xml:space="preserve">The release gets a reference number, such as NEWS-00010. A release or advisory also gets its release number, such as 2026HLTH0003-000008, which becomes its public address. </w:t>
+      </w:r>
+      <w:r>
+        <w:rPr>
+          <w:b/>
+          <w:bCs/>
+        </w:rPr>
+        <w:t xml:space="preserve">Publish now</w:t>
+      </w:r>
+      <w:r>
+        <w:t xml:space="preserve"> and </w:t>
+      </w:r>
+      <w:r>
+        <w:rPr>
+          <w:b/>
+          <w:bCs/>
+        </w:rPr>
+        <w:t xml:space="preserve">Schedule</w:t>
+      </w:r>
+      <w:r>
+        <w:t xml:space="preserve"> appear. Nobody is emailed.</w:t>
+      </w:r>
+    </w:p>
+    <w:p>
+      <w:pPr>
+        <w:spacing w:after="120"/>
+      </w:pPr>
+      <w:r>
+        <w:t xml:space="preserve">To approve, a release needs at least one ministry, and a lead ministry when it has more than one. "This ministry is no longer active. Change the lead ministry to its successor before approving." means the lead ministry was replaced; choose the new one in </w:t>
+      </w:r>
+      <w:r>
+        <w:rPr>
+          <w:b/>
+          <w:bCs/>
+        </w:rPr>
+        <w:t xml:space="preserve">Categories</w:t>
+      </w:r>
+      <w:r>
+        <w:t xml:space="preserve">.</w:t>
+      </w:r>
+    </w:p>
+    <w:p>
+      <w:pPr>
+        <w:pStyle w:val="Heading2"/>
+      </w:pPr>
+      <w:r>
+        <w:t xml:space="preserve">Publish now</w:t>
+      </w:r>
+    </w:p>
+    <w:p>
+      <w:pPr>
+        <w:pStyle w:val="ListParagraph"/>
+        <w:numPr>
+          <w:ilvl w:val="0"/>
+          <w:numId w:val="10"/>
+        </w:numPr>
+      </w:pPr>
+      <w:r>
+        <w:t xml:space="preserve">Choose </w:t>
+      </w:r>
+      <w:r>
+        <w:rPr>
+          <w:b/>
+          <w:bCs/>
+        </w:rPr>
+        <w:t xml:space="preserve">Publish now</w:t>
+      </w:r>
+      <w:r>
+        <w:t xml:space="preserve">. A box asks "Publish this release now?" and lists what will happen:</w:t>
+      </w:r>
+    </w:p>
+    <w:p>
+      <w:pPr>
+        <w:pStyle w:val="ListParagraph"/>
+        <w:numPr>
+          <w:ilvl w:val="1"/>
+          <w:numId w:val="1"/>
+        </w:numPr>
+      </w:pPr>
+      <w:r>
+        <w:t xml:space="preserve">where it is published, such as "Publishes to news.gov.bc.ca now.";</w:t>
+      </w:r>
+    </w:p>
+    <w:p>
+      <w:pPr>
+        <w:pStyle w:val="ListParagraph"/>
+        <w:numPr>
+          <w:ilvl w:val="1"/>
+          <w:numId w:val="1"/>
+        </w:numPr>
+      </w:pPr>
+      <w:r>
+        <w:t xml:space="preserve">which media distribution lists it is sent to, or "No media distribution lists.";</w:t>
+      </w:r>
+    </w:p>
+    <w:p>
+      <w:pPr>
+        <w:pStyle w:val="ListParagraph"/>
+        <w:numPr>
+          <w:ilvl w:val="1"/>
+          <w:numId w:val="1"/>
+        </w:numPr>
+      </w:pPr>
+      <w:r>
+        <w:t xml:space="preserve">which News On Demand subscribers are emailed, such as "Emails News on Demand subscribers who follow any of: Health — and everyone subscribed to all news.", or "News on Demand subscribers will not be emailed."</w:t>
+      </w:r>
+    </w:p>
+    <w:p>
+      <w:pPr>
+        <w:pStyle w:val="ListParagraph"/>
+        <w:numPr>
+          <w:ilvl w:val="0"/>
+          <w:numId w:val="10"/>
+        </w:numPr>
+      </w:pPr>
+      <w:r>
+        <w:t xml:space="preserve">Check the list. Choose </w:t>
+      </w:r>
+      <w:r>
+        <w:rPr>
+          <w:b/>
+          <w:bCs/>
+        </w:rPr>
+        <w:t xml:space="preserve">Publish now</w:t>
+      </w:r>
+      <w:r>
+        <w:t xml:space="preserve">.</w:t>
+      </w:r>
+    </w:p>
+    <w:p>
+      <w:pPr>
+        <w:spacing w:after="120"/>
+      </w:pPr>
+      <w:r>
+        <w:t xml:space="preserve">The status shows </w:t>
+      </w:r>
+      <w:r>
+        <w:rPr>
+          <w:b/>
+          <w:bCs/>
+        </w:rPr>
+        <w:t xml:space="preserve">Publishing...</w:t>
+      </w:r>
+      <w:r>
+        <w:t xml:space="preserve">, then </w:t>
+      </w:r>
+      <w:r>
+        <w:rPr>
+          <w:b/>
+          <w:bCs/>
+        </w:rPr>
+        <w:t xml:space="preserve">Published</w:t>
+      </w:r>
+      <w:r>
+        <w:t xml:space="preserve">, usually within a minute. The page updates by itself: "This page updates on its own until the release is done — no need to reload."</w:t>
+      </w:r>
+    </w:p>
+    <w:p>
+      <w:pPr>
+        <w:pStyle w:val="Heading2"/>
+      </w:pPr>
+      <w:r>
+        <w:t xml:space="preserve">Schedule</w:t>
+      </w:r>
+    </w:p>
+    <w:p>
+      <w:pPr>
+        <w:pStyle w:val="ListParagraph"/>
+        <w:numPr>
+          <w:ilvl w:val="0"/>
+          <w:numId w:val="11"/>
+        </w:numPr>
+      </w:pPr>
+      <w:r>
+        <w:t xml:space="preserve">Choose </w:t>
+      </w:r>
+      <w:r>
+        <w:rPr>
+          <w:b/>
+          <w:bCs/>
+        </w:rPr>
+        <w:t xml:space="preserve">Schedule</w:t>
+      </w:r>
+      <w:r>
+        <w:t xml:space="preserve">. If the release has a planned publish date still ahead, the date and time are filled in from it.</w:t>
+      </w:r>
+    </w:p>
+    <w:p>
+      <w:pPr>
+        <w:pStyle w:val="ListParagraph"/>
+        <w:numPr>
+          <w:ilvl w:val="0"/>
+          <w:numId w:val="11"/>
+        </w:numPr>
+      </w:pPr>
+      <w:r>
+        <w:t xml:space="preserve">Enter the </w:t>
+      </w:r>
+      <w:r>
+        <w:rPr>
+          <w:b/>
+          <w:bCs/>
+        </w:rPr>
+        <w:t xml:space="preserve">Date</w:t>
+      </w:r>
+      <w:r>
+        <w:t xml:space="preserve"> and </w:t>
+      </w:r>
+      <w:r>
+        <w:rPr>
+          <w:b/>
+          <w:bCs/>
+        </w:rPr>
+        <w:t xml:space="preserve">Time (BC time)</w:t>
+      </w:r>
+      <w:r>
+        <w:t xml:space="preserve">. A time that has passed shows "Choose a time in the future, or use Publish now."</w:t>
+      </w:r>
+    </w:p>
+    <w:p>
+      <w:pPr>
+        <w:pStyle w:val="ListParagraph"/>
+        <w:numPr>
+          <w:ilvl w:val="0"/>
+          <w:numId w:val="11"/>
+        </w:numPr>
+      </w:pPr>
+      <w:r>
+        <w:t xml:space="preserve">Choose </w:t>
+      </w:r>
+      <w:r>
+        <w:rPr>
+          <w:b/>
+          <w:bCs/>
+        </w:rPr>
+        <w:t xml:space="preserve">Confirm schedule</w:t>
+      </w:r>
+      <w:r>
+        <w:t xml:space="preserve">. A box asks, for example, "Schedule this release for Friday, November 20, 2026 at 10:00 AM Pacific time?" and lists who will be emailed, as for </w:t>
+      </w:r>
+      <w:r>
+        <w:rPr>
+          <w:b/>
+          <w:bCs/>
+        </w:rPr>
+        <w:t xml:space="preserve">Publish now</w:t>
+      </w:r>
+      <w:r>
+        <w:t xml:space="preserve">.</w:t>
+      </w:r>
+    </w:p>
+    <w:p>
+      <w:pPr>
+        <w:pStyle w:val="ListParagraph"/>
+        <w:numPr>
+          <w:ilvl w:val="0"/>
+          <w:numId w:val="11"/>
+        </w:numPr>
+      </w:pPr>
+      <w:r>
+        <w:t xml:space="preserve">Choose </w:t>
+      </w:r>
+      <w:r>
+        <w:rPr>
+          <w:b/>
+          <w:bCs/>
+        </w:rPr>
+        <w:t xml:space="preserve">Schedule</w:t>
+      </w:r>
+      <w:r>
+        <w:t xml:space="preserve">.</w:t>
+      </w:r>
+    </w:p>
+    <w:p>
+      <w:pPr>
+        <w:spacing w:after="120"/>
+      </w:pPr>
+      <w:r>
+        <w:t xml:space="preserve">The release moves to </w:t>
+      </w:r>
+      <w:r>
+        <w:rPr>
+          <w:b/>
+          <w:bCs/>
+        </w:rPr>
+        <w:t xml:space="preserve">Scheduled</w:t>
+      </w:r>
+      <w:r>
+        <w:t xml:space="preserve">. At that time it publishes by itself and the emails go out. Until then nothing is public: not the page, not its files, not the emails.</w:t>
+      </w:r>
+    </w:p>
+    <w:p>
+      <w:pPr>
+        <w:spacing w:after="120"/>
+      </w:pPr>
+      <w:r>
+        <w:t xml:space="preserve">You can still change a scheduled release. What goes out is the release as saved at the publish time.</w:t>
+      </w:r>
+    </w:p>
+    <w:p>
+      <w:pPr>
+        <w:pStyle w:val="Heading2"/>
+      </w:pPr>
+      <w:r>
+        <w:t xml:space="preserve">The planned publish date</w:t>
+      </w:r>
+    </w:p>
+    <w:p>
+      <w:pPr>
+        <w:spacing w:after="120"/>
+      </w:pPr>
+      <w:r>
+        <w:rPr>
+          <w:b/>
+          <w:bCs/>
+        </w:rPr>
+        <w:t xml:space="preserve">Planned publish date (not yet committed)</w:t>
+      </w:r>
+      <w:r>
+        <w:t xml:space="preserve">, in </w:t>
+      </w:r>
+      <w:r>
+        <w:rPr>
+          <w:b/>
+          <w:bCs/>
+        </w:rPr>
+        <w:t xml:space="preserve">Publish settings</w:t>
+      </w:r>
+      <w:r>
+        <w:t xml:space="preserve">, is only a plan: nothing happens at that time. It shows on </w:t>
+      </w:r>
+      <w:r>
+        <w:rPr>
+          <w:b/>
+          <w:bCs/>
+        </w:rPr>
+        <w:t xml:space="preserve">Forecast</w:t>
+      </w:r>
+      <w:r>
+        <w:t xml:space="preserve"> and makes the status </w:t>
+      </w:r>
+      <w:r>
+        <w:rPr>
+          <w:b/>
+          <w:bCs/>
+        </w:rPr>
+        <w:t xml:space="preserve">Planned</w:t>
+      </w:r>
+      <w:r>
+        <w:t xml:space="preserve">. Choose </w:t>
+      </w:r>
+      <w:r>
+        <w:rPr>
+          <w:b/>
+          <w:bCs/>
+        </w:rPr>
+        <w:t xml:space="preserve">Clear planned date</w:t>
+      </w:r>
+      <w:r>
+        <w:t xml:space="preserve"> to remove it. Only </w:t>
+      </w:r>
+      <w:r>
+        <w:rPr>
+          <w:b/>
+          <w:bCs/>
+        </w:rPr>
+        <w:t xml:space="preserve">Schedule</w:t>
+      </w:r>
+      <w:r>
+        <w:t xml:space="preserve"> commits a time.</w:t>
+      </w:r>
+    </w:p>
+    <w:p>
+      <w:pPr>
+        <w:pStyle w:val="Heading2"/>
+      </w:pPr>
+      <w:r>
+        <w:t xml:space="preserve">Who is emailed</w:t>
+      </w:r>
+    </w:p>
+    <w:p>
+      <w:pPr>
+        <w:spacing w:after="120"/>
+      </w:pPr>
+      <w:r>
+        <w:t xml:space="preserve">Set this in </w:t>
+      </w:r>
+      <w:r>
+        <w:rPr>
+          <w:b/>
+          <w:bCs/>
+        </w:rPr>
+        <w:t xml:space="preserve">Publish settings</w:t>
+      </w:r>
+      <w:r>
+        <w:t xml:space="preserve"> before you publish.</w:t>
+      </w:r>
+    </w:p>
+    <w:p>
+      <w:pPr>
+        <w:pStyle w:val="ListParagraph"/>
+        <w:numPr>
+          <w:ilvl w:val="0"/>
+          <w:numId w:val="1"/>
+        </w:numPr>
+      </w:pPr>
+      <w:r>
+        <w:rPr>
+          <w:b/>
+          <w:bCs/>
+        </w:rPr>
+        <w:t xml:space="preserve">Send to News On Demand subscribers</w:t>
+      </w:r>
+      <w:r>
+        <w:t xml:space="preserve">: ticked for releases, unticked for stories and factsheets, and not available for advisories.</w:t>
+      </w:r>
+    </w:p>
+    <w:p>
+      <w:pPr>
+        <w:pStyle w:val="ListParagraph"/>
+        <w:numPr>
+          <w:ilvl w:val="0"/>
+          <w:numId w:val="1"/>
+        </w:numPr>
+      </w:pPr>
+      <w:r>
+        <w:rPr>
+          <w:b/>
+          <w:bCs/>
+        </w:rPr>
+        <w:t xml:space="preserve">Send to media distribution lists</w:t>
+      </w:r>
+      <w:r>
+        <w:t xml:space="preserve">: tick it, then tick the lists. A retired list a release already had shows "(retired)" and gets nothing.</w:t>
+      </w:r>
+    </w:p>
+    <w:p>
+      <w:pPr>
+        <w:spacing w:after="120"/>
+      </w:pPr>
+      <w:r>
+        <w:t xml:space="preserve">See </w:t>
+      </w:r>
+      <w:hyperlink w:history="1" w:anchor="section_7">
+        <w:r>
+          <w:t xml:space="preserve">Who is emailed, and when it goes public</w:t>
+        </w:r>
+      </w:hyperlink>
+      <w:r>
+        <w:t xml:space="preserve">.</w:t>
+      </w:r>
+    </w:p>
+    <w:p>
+      <w:pPr>
+        <w:pStyle w:val="Heading2"/>
+      </w:pPr>
+      <w:r>
+        <w:t xml:space="preserve">Take back an approval or a schedule</w:t>
+      </w:r>
+    </w:p>
+    <w:p>
+      <w:pPr>
+        <w:pStyle w:val="ListParagraph"/>
+        <w:numPr>
+          <w:ilvl w:val="0"/>
+          <w:numId w:val="1"/>
+        </w:numPr>
+      </w:pPr>
+      <w:r>
+        <w:rPr>
+          <w:b/>
+          <w:bCs/>
+        </w:rPr>
+        <w:t xml:space="preserve">Cancel schedule</w:t>
+      </w:r>
+      <w:r>
+        <w:t xml:space="preserve"> stops a scheduled release from going out. It goes back to </w:t>
+      </w:r>
+      <w:r>
+        <w:rPr>
+          <w:b/>
+          <w:bCs/>
+        </w:rPr>
+        <w:t xml:space="preserve">Drafts</w:t>
+      </w:r>
+      <w:r>
+        <w:t xml:space="preserve"> as approved, and its time stays as the planned date. It doesn't ask first.</w:t>
+      </w:r>
+    </w:p>
+    <w:p>
+      <w:pPr>
+        <w:pStyle w:val="ListParagraph"/>
+        <w:numPr>
+          <w:ilvl w:val="0"/>
+          <w:numId w:val="1"/>
+        </w:numPr>
+      </w:pPr>
+      <w:r>
+        <w:rPr>
+          <w:b/>
+          <w:bCs/>
+        </w:rPr>
+        <w:t xml:space="preserve">Return to draft</w:t>
+      </w:r>
+      <w:r>
+        <w:t xml:space="preserve"> makes an approved or scheduled release a draft again. A box asks "Return this release to draft?" and says it gives up its reference number and release number; it gets new ones when it is approved again. Choose </w:t>
+      </w:r>
+      <w:r>
+        <w:rPr>
+          <w:b/>
+          <w:bCs/>
+        </w:rPr>
+        <w:t xml:space="preserve">Return to draft</w:t>
+      </w:r>
+      <w:r>
+        <w:t xml:space="preserve">. This is only for a release that has never been published.</w:t>
+      </w:r>
+    </w:p>
+    <w:p>
+      <w:pPr>
+        <w:pStyle w:val="Heading2"/>
+      </w:pPr>
+      <w:r>
+        <w:t xml:space="preserve">If publishing fails</w:t>
+      </w:r>
+    </w:p>
+    <w:p>
+      <w:pPr>
+        <w:spacing w:after="120"/>
+      </w:pPr>
+      <w:r>
+        <w:t xml:space="preserve">The status shows </w:t>
+      </w:r>
+      <w:r>
+        <w:rPr>
+          <w:b/>
+          <w:bCs/>
+        </w:rPr>
+        <w:t xml:space="preserve">Failed</w:t>
+      </w:r>
+      <w:r>
+        <w:t xml:space="preserve"> and the release goes back to </w:t>
+      </w:r>
+      <w:r>
+        <w:rPr>
+          <w:b/>
+          <w:bCs/>
+        </w:rPr>
+        <w:t xml:space="preserve">Drafts</w:t>
+      </w:r>
+      <w:r>
+        <w:t xml:space="preserve">. A red box headed "This release failed" says why. Fix it, save, and choose </w:t>
+      </w:r>
+      <w:r>
+        <w:rPr>
+          <w:b/>
+          <w:bCs/>
+        </w:rPr>
+        <w:t xml:space="preserve">Publish now</w:t>
+      </w:r>
+      <w:r>
+        <w:t xml:space="preserve"> or </w:t>
+      </w:r>
+      <w:r>
+        <w:rPr>
+          <w:b/>
+          <w:bCs/>
+        </w:rPr>
+        <w:t xml:space="preserve">Schedule</w:t>
+      </w:r>
+      <w:r>
+        <w:t xml:space="preserve"> again.</w:t>
+      </w:r>
+    </w:p>
+    <w:p>
+      <w:pPr>
+        <w:spacing w:after="120"/>
+      </w:pPr>
+      <w:r>
+        <w:t xml:space="preserve">Other refusals you may see:</w:t>
+      </w:r>
+    </w:p>
+    <w:tbl>
+      <w:tblPr>
+        <w:tblW w:type="pct" w:w="5000"/>
+        <w:tblBorders>
+          <w:top w:val="single" w:color="auto" w:sz="4"/>
+          <w:left w:val="single" w:color="auto" w:sz="4"/>
+          <w:bottom w:val="single" w:color="auto" w:sz="4"/>
+          <w:right w:val="single" w:color="auto" w:sz="4"/>
+          <w:insideH w:val="single" w:color="auto" w:sz="4"/>
+          <w:insideV w:val="single" w:color="auto" w:sz="4"/>
+        </w:tblBorders>
+      </w:tblPr>
+      <w:tblGrid>
+        <w:gridCol w:w="4513"/>
+        <w:gridCol w:w="4513"/>
+      </w:tblGrid>
+      <w:tr>
+        <w:trPr>
+          <w:tblHeader/>
+        </w:trPr>
+        <w:tc>
+          <w:tcPr>
+            <w:shd w:fill="E8EEF5" w:val="clear"/>
+          </w:tcPr>
+          <w:p>
+            <w:r>
+              <w:rPr>
+                <w:b/>
+                <w:bCs/>
+              </w:rPr>
+              <w:t xml:space="preserve">Message</w:t>
+            </w:r>
+          </w:p>
+        </w:tc>
+        <w:tc>
+          <w:tcPr>
+            <w:shd w:fill="E8EEF5" w:val="clear"/>
+          </w:tcPr>
+          <w:p>
+            <w:r>
+              <w:rPr>
+                <w:b/>
+                <w:bCs/>
+              </w:rPr>
+              <w:t xml:space="preserve">What it means</w:t>
+            </w:r>
+          </w:p>
+        </w:tc>
+      </w:tr>
+      <w:tr>
+        <w:tc>
+          <w:p>
+            <w:r>
+              <w:t xml:space="preserve">"Set a URL key in Page details before this can be published."</w:t>
+            </w:r>
+          </w:p>
+        </w:tc>
+        <w:tc>
+          <w:p>
+            <w:r>
+              <w:t xml:space="preserve">A story or factsheet needs a URL key.</w:t>
+            </w:r>
+          </w:p>
+        </w:tc>
+      </w:tr>
+      <w:tr>
+        <w:tc>
+          <w:p>
+            <w:r>
+              <w:t xml:space="preserve">"The lead ministry has no abbreviation yet. Ask an administrator to add one, then approve again."</w:t>
+            </w:r>
+          </w:p>
+        </w:tc>
+        <w:tc>
+          <w:p>
+            <w:r>
+              <w:t xml:space="preserve">Ask a Core administrator to add the ministry's abbreviation, then approve.</w:t>
+            </w:r>
+          </w:p>
+        </w:tc>
+      </w:tr>
+      <w:tr>
+        <w:tc>
+          <w:p>
+            <w:r>
+              <w:t xml:space="preserve">"That number is already in use — try again."</w:t>
+            </w:r>
+          </w:p>
+        </w:tc>
+        <w:tc>
+          <w:p>
+            <w:r>
+              <w:t xml:space="preserve">Two releases were approved at the same moment. Approve again.</w:t>
+            </w:r>
+          </w:p>
+        </w:tc>
+      </w:tr>
+      <w:tr>
+        <w:tc>
+          <w:p>
+            <w:r>
+              <w:t xml:space="preserve">"The publish time is more than 5 minutes in the past."</w:t>
+            </w:r>
+          </w:p>
+        </w:tc>
+        <w:tc>
+          <w:p>
+            <w:r>
+              <w:t xml:space="preserve">Choose a later time.</w:t>
+            </w:r>
+          </w:p>
+        </w:tc>
+      </w:tr>
+      <w:tr>
+        <w:tc>
+          <w:p>
+            <w:r>
+              <w:t xml:space="preserve">"A live release's correction goes out immediately — choose Publish now."</w:t>
+            </w:r>
+          </w:p>
+        </w:tc>
+        <w:tc>
+          <w:p>
+            <w:r>
+              <w:t xml:space="preserve">A failed correction of a published release can't be scheduled, so </w:t>
+            </w:r>
+            <w:r>
+              <w:rPr>
+                <w:b/>
+                <w:bCs/>
+              </w:rPr>
+              <w:t xml:space="preserve">Schedule</w:t>
+            </w:r>
+            <w:r>
+              <w:t xml:space="preserve"> isn't offered for it. If you see this, reload the page and choose </w:t>
+            </w:r>
+            <w:r>
+              <w:rPr>
+                <w:b/>
+                <w:bCs/>
+              </w:rPr>
+              <w:t xml:space="preserve">Publish now</w:t>
+            </w:r>
+            <w:r>
+              <w:t xml:space="preserve">.</w:t>
+            </w:r>
+          </w:p>
+        </w:tc>
+      </w:tr>
+    </w:tbl>
+    <w:p/>
+    <w:p>
+      <w:pPr>
+        <w:pStyle w:val="Heading1"/>
+      </w:pPr>
+      <w:bookmarkStart w:name="section_7" w:id="7"/>
+      <w:r>
+        <w:t xml:space="preserve">Who is emailed, and when it goes public</w:t>
+      </w:r>
+      <w:bookmarkEnd w:id="7"/>
+    </w:p>
+    <w:p>
+      <w:pPr>
+        <w:spacing w:after="120"/>
+      </w:pPr>
+      <w:r>
+        <w:rPr>
+          <w:b/>
+          <w:bCs/>
+        </w:rPr>
+        <w:t xml:space="preserve">Who this is for:</w:t>
+      </w:r>
+      <w:r>
+        <w:t xml:space="preserve"> Release editors (NRMS.Editor).</w:t>
+      </w:r>
+    </w:p>
+    <w:p>
+      <w:pPr>
+        <w:spacing w:after="120"/>
+      </w:pPr>
+      <w:r>
+        <w:t xml:space="preserve">Publishing emails people. Publishing again after an unpublish emails only people who weren't reached the first time. Saving, approving, scheduling, correcting and unpublishing don't email anyone.</w:t>
+      </w:r>
+    </w:p>
+    <w:p>
+      <w:pPr>
+        <w:pStyle w:val="Heading2"/>
+      </w:pPr>
+      <w:r>
+        <w:t xml:space="preserve">When you publish</w:t>
+      </w:r>
+    </w:p>
+    <w:tbl>
+      <w:tblPr>
+        <w:tblW w:type="pct" w:w="5000"/>
+        <w:tblBorders>
+          <w:top w:val="single" w:color="auto" w:sz="4"/>
+          <w:left w:val="single" w:color="auto" w:sz="4"/>
+          <w:bottom w:val="single" w:color="auto" w:sz="4"/>
+          <w:right w:val="single" w:color="auto" w:sz="4"/>
+          <w:insideH w:val="single" w:color="auto" w:sz="4"/>
+          <w:insideV w:val="single" w:color="auto" w:sz="4"/>
+        </w:tblBorders>
+      </w:tblPr>
+      <w:tblGrid>
+        <w:gridCol w:w="3009"/>
+        <w:gridCol w:w="3009"/>
+        <w:gridCol w:w="3009"/>
+      </w:tblGrid>
+      <w:tr>
+        <w:trPr>
+          <w:tblHeader/>
+        </w:trPr>
+        <w:tc>
+          <w:tcPr>
+            <w:shd w:fill="E8EEF5" w:val="clear"/>
+          </w:tcPr>
+          <w:p>
+            <w:r>
+              <w:rPr>
+                <w:b/>
+                <w:bCs/>
+              </w:rPr>
+              <w:t xml:space="preserve">What</w:t>
+            </w:r>
+          </w:p>
+        </w:tc>
+        <w:tc>
+          <w:tcPr>
+            <w:shd w:fill="E8EEF5" w:val="clear"/>
+          </w:tcPr>
+          <w:p>
+            <w:r>
+              <w:rPr>
+                <w:b/>
+                <w:bCs/>
+              </w:rPr>
+              <w:t xml:space="preserve">Who or where</w:t>
+            </w:r>
+          </w:p>
+        </w:tc>
+        <w:tc>
+          <w:tcPr>
+            <w:shd w:fill="E8EEF5" w:val="clear"/>
+          </w:tcPr>
+          <w:p>
+            <w:r>
+              <w:rPr>
+                <w:b/>
+                <w:bCs/>
+              </w:rPr>
+              <w:t xml:space="preserve">When</w:t>
+            </w:r>
+          </w:p>
+        </w:tc>
+      </w:tr>
+      <w:tr>
+        <w:tc>
+          <w:p>
+            <w:r>
+              <w:t xml:space="preserve">Public news site</w:t>
+            </w:r>
+          </w:p>
+        </w:tc>
+        <w:tc>
+          <w:p>
+            <w:r>
+              <w:t xml:space="preserve">The release's own page, and the home, ministry, sector, theme and tag pages that list it. Not for advisories.</w:t>
+            </w:r>
+          </w:p>
+        </w:tc>
+        <w:tc>
+          <w:p>
+            <w:r>
+              <w:t xml:space="preserve">Usually within a couple of minutes of the publish time.</w:t>
+            </w:r>
+          </w:p>
+        </w:tc>
+      </w:tr>
+      <w:tr>
+        <w:tc>
+          <w:p>
+            <w:r>
+              <w:t xml:space="preserve">News On Demand, as it happens</w:t>
+            </w:r>
+          </w:p>
+        </w:tc>
+        <w:tc>
+          <w:p>
+            <w:r>
+              <w:t xml:space="preserve">Active subscribers who chose As it happens and either follow any of the release's ministries, sectors, themes or tags, or subscribe to all news.</w:t>
+            </w:r>
+          </w:p>
+        </w:tc>
+        <w:tc>
+          <w:p>
+            <w:r>
+              <w:t xml:space="preserve">Soon after it publishes.</w:t>
+            </w:r>
+          </w:p>
+        </w:tc>
+      </w:tr>
+      <w:tr>
+        <w:tc>
+          <w:p>
+            <w:r>
+              <w:t xml:space="preserve">News On Demand, daily digest</w:t>
+            </w:r>
+          </w:p>
+        </w:tc>
+        <w:tc>
+          <w:p>
+            <w:r>
+              <w:t xml:space="preserve">The same people, if they chose the digest.</w:t>
+            </w:r>
+          </w:p>
+        </w:tc>
+        <w:tc>
+          <w:p>
+            <w:r>
+              <w:t xml:space="preserve">The next digest, at 5:00 pm BC time.</w:t>
+            </w:r>
+          </w:p>
+        </w:tc>
+      </w:tr>
+      <w:tr>
+        <w:tc>
+          <w:p>
+            <w:r>
+              <w:t xml:space="preserve">Media distribution lists</w:t>
+            </w:r>
+          </w:p>
+        </w:tc>
+        <w:tc>
+          <w:p>
+            <w:r>
+              <w:t xml:space="preserve">Every member of each list you ticked. They get the full text.</w:t>
+            </w:r>
+          </w:p>
+        </w:tc>
+        <w:tc>
+          <w:p>
+            <w:r>
+              <w:t xml:space="preserve">Soon after it publishes.</w:t>
+            </w:r>
+          </w:p>
+        </w:tc>
+      </w:tr>
+      <w:tr>
+        <w:tc>
+          <w:p>
+            <w:r>
+              <w:t xml:space="preserve">The Calendar</w:t>
+            </w:r>
+          </w:p>
+        </w:tc>
+        <w:tc>
+          <w:p>
+            <w:r>
+              <w:t xml:space="preserve">The linked activity shows the new status.</w:t>
+            </w:r>
+          </w:p>
+        </w:tc>
+        <w:tc>
+          <w:p>
+            <w:r>
+              <w:t xml:space="preserve">Within a minute.</w:t>
+            </w:r>
+          </w:p>
+        </w:tc>
+      </w:tr>
+    </w:tbl>
+    <w:p/>
+    <w:p>
+      <w:pPr>
+        <w:spacing w:after="120"/>
+      </w:pPr>
+      <w:r>
+        <w:t xml:space="preserve">Subscribers are emailed only if </w:t>
+      </w:r>
+      <w:r>
+        <w:rPr>
+          <w:b/>
+          <w:bCs/>
+        </w:rPr>
+        <w:t xml:space="preserve">Send to News On Demand subscribers</w:t>
+      </w:r>
+      <w:r>
+        <w:t xml:space="preserve"> is ticked. If nobody follows the release's ministries, sectors, themes or tags, it publishes normally and no subscriber email is sent.</w:t>
+      </w:r>
+    </w:p>
+    <w:p>
+      <w:pPr>
+        <w:spacing w:after="120"/>
+      </w:pPr>
+      <w:r>
+        <w:t xml:space="preserve">A reporter on a media list you ticked who also gets As-it-happens emails gets one email, the media version. If they chose the daily digest, the release is also in their digest.</w:t>
+      </w:r>
+    </w:p>
+    <w:p>
+      <w:pPr>
+        <w:spacing w:after="120"/>
+      </w:pPr>
+      <w:r>
+        <w:t xml:space="preserve">Subscriber emails show the release's </w:t>
+      </w:r>
+      <w:r>
+        <w:rPr>
+          <w:b/>
+          <w:bCs/>
+        </w:rPr>
+        <w:t xml:space="preserve">Summary</w:t>
+      </w:r>
+      <w:r>
+        <w:t xml:space="preserve"> from </w:t>
+      </w:r>
+      <w:r>
+        <w:rPr>
+          <w:b/>
+          <w:bCs/>
+        </w:rPr>
+        <w:t xml:space="preserve">Page details</w:t>
+      </w:r>
+      <w:r>
+        <w:t xml:space="preserve">, not its subheadline. Replies to a release email go to the news office's reply address.</w:t>
+      </w:r>
+    </w:p>
+    <w:p>
+      <w:pPr>
+        <w:spacing w:after="120"/>
+      </w:pPr>
+      <w:r>
+        <w:t xml:space="preserve">Advisories are never sent to subscribers or put on the public site. They go only to their media lists, and once sent they can't be taken back.</w:t>
+      </w:r>
+    </w:p>
+    <w:p>
+      <w:pPr>
+        <w:pStyle w:val="Heading2"/>
+      </w:pPr>
+      <w:r>
+        <w:t xml:space="preserve">When you correct a published release</w:t>
+      </w:r>
+    </w:p>
+    <w:p>
+      <w:pPr>
+        <w:spacing w:after="120"/>
+      </w:pPr>
+      <w:r>
+        <w:t xml:space="preserve">Saving any change republishes it at once, with no box asking first. The status shows </w:t>
+      </w:r>
+      <w:r>
+        <w:rPr>
+          <w:b/>
+          <w:bCs/>
+        </w:rPr>
+        <w:t xml:space="preserve">Republishing...</w:t>
+      </w:r>
+      <w:r>
+        <w:t xml:space="preserve">, then </w:t>
+      </w:r>
+      <w:r>
+        <w:rPr>
+          <w:b/>
+          <w:bCs/>
+        </w:rPr>
+        <w:t xml:space="preserve">Published</w:t>
+      </w:r>
+      <w:r>
+        <w:t xml:space="preserve">.</w:t>
+      </w:r>
+    </w:p>
+    <w:p>
+      <w:pPr>
+        <w:pStyle w:val="ListParagraph"/>
+        <w:numPr>
+          <w:ilvl w:val="0"/>
+          <w:numId w:val="1"/>
+        </w:numPr>
+      </w:pPr>
+      <w:r>
+        <w:t xml:space="preserve">The public page shows the change within a couple of minutes.</w:t>
+      </w:r>
+    </w:p>
+    <w:p>
+      <w:pPr>
+        <w:pStyle w:val="ListParagraph"/>
+        <w:numPr>
+          <w:ilvl w:val="0"/>
+          <w:numId w:val="1"/>
+        </w:numPr>
+      </w:pPr>
+      <w:r>
+        <w:t xml:space="preserve">Nobody is emailed again. People already emailed keep the first version; the 5 pm digest carries the corrected one if you correct it before 5 pm.</w:t>
+      </w:r>
+    </w:p>
+    <w:p>
+      <w:pPr>
+        <w:pStyle w:val="ListParagraph"/>
+        <w:numPr>
+          <w:ilvl w:val="0"/>
+          <w:numId w:val="1"/>
+        </w:numPr>
+      </w:pPr>
+      <w:r>
+        <w:t xml:space="preserve">Media lists can't be changed on a release or factsheet once it has gone out.</w:t>
+      </w:r>
+    </w:p>
+    <w:p>
+      <w:pPr>
+        <w:pStyle w:val="Heading2"/>
+      </w:pPr>
+      <w:r>
+        <w:t xml:space="preserve">When you unpublish</w:t>
+      </w:r>
+    </w:p>
+    <w:p>
+      <w:pPr>
+        <w:pStyle w:val="ListParagraph"/>
+        <w:numPr>
+          <w:ilvl w:val="0"/>
+          <w:numId w:val="1"/>
+        </w:numPr>
+      </w:pPr>
+      <w:r>
+        <w:t xml:space="preserve">The release's page and its files come off the public site, and it leaves the lists on other pages.</w:t>
+      </w:r>
+    </w:p>
+    <w:p>
+      <w:pPr>
+        <w:pStyle w:val="ListParagraph"/>
+        <w:numPr>
+          <w:ilvl w:val="0"/>
+          <w:numId w:val="1"/>
+        </w:numPr>
+      </w:pPr>
+      <w:r>
+        <w:t xml:space="preserve">It leaves any Top or Feature spot it held.</w:t>
+      </w:r>
+    </w:p>
+    <w:p>
+      <w:pPr>
+        <w:pStyle w:val="ListParagraph"/>
+        <w:numPr>
+          <w:ilvl w:val="0"/>
+          <w:numId w:val="1"/>
+        </w:numPr>
+      </w:pPr>
+      <w:r>
+        <w:t xml:space="preserve">Emails not yet sent are stopped, and it stays out of later digests. Emails already sent can't be recalled.</w:t>
+      </w:r>
+    </w:p>
+    <w:p>
+      <w:pPr>
+        <w:pStyle w:val="ListParagraph"/>
+        <w:numPr>
+          <w:ilvl w:val="0"/>
+          <w:numId w:val="1"/>
+        </w:numPr>
+      </w:pPr>
+      <w:r>
+        <w:t xml:space="preserve">It goes back to </w:t>
+      </w:r>
+      <w:r>
+        <w:rPr>
+          <w:b/>
+          <w:bCs/>
+        </w:rPr>
+        <w:t xml:space="preserve">Drafts</w:t>
+      </w:r>
+      <w:r>
+        <w:t xml:space="preserve"> as approved, with the same numbers and web address. Its status shows </w:t>
+      </w:r>
+      <w:r>
+        <w:rPr>
+          <w:b/>
+          <w:bCs/>
+        </w:rPr>
+        <w:t xml:space="preserve">Planned</w:t>
+      </w:r>
+      <w:r>
+        <w:t xml:space="preserve">, because it keeps its old publish time as a plan.</w:t>
+      </w:r>
+    </w:p>
+    <w:p>
+      <w:pPr>
+        <w:pStyle w:val="Heading2"/>
+      </w:pPr>
+      <w:r>
+        <w:t xml:space="preserve">When you publish it again after an unpublish</w:t>
+      </w:r>
+    </w:p>
+    <w:p>
+      <w:pPr>
+        <w:spacing w:after="120"/>
+      </w:pPr>
+      <w:r>
+        <w:t xml:space="preserve">The release goes back on the public site at the same address. People who already got it aren't emailed again.</w:t>
+      </w:r>
+    </w:p>
+    <w:p>
+      <w:pPr>
+        <w:spacing w:after="120"/>
+      </w:pPr>
+      <w:r>
+        <w:t xml:space="preserve">If you unpublished it before all its emails had gone out, the media list members and As-it-happens subscribers it hadn't reached are emailed when you publish it again. Daily-digest subscribers get it only if it is back on the site before the 5 pm digest that would have carried it: 5 pm on the day it first went out, or the next day if it first went out after 5 pm.</w:t>
+      </w:r>
+    </w:p>
+    <w:p>
+      <w:pPr>
+        <w:spacing w:after="120"/>
+      </w:pPr>
+      <w:r>
+        <w:t xml:space="preserve">The </w:t>
+      </w:r>
+      <w:r>
+        <w:rPr>
+          <w:b/>
+          <w:bCs/>
+        </w:rPr>
+        <w:t xml:space="preserve">Publish now</w:t>
+      </w:r>
+      <w:r>
+        <w:t xml:space="preserve"> box says so, with the date. Once that 5 pm has passed, it says "That time has passed, so daily digest subscribers who didn't get it then won't."</w:t>
+      </w:r>
+    </w:p>
+    <w:p>
+      <w:pPr>
+        <w:pStyle w:val="Heading2"/>
+      </w:pPr>
+      <w:r>
+        <w:t xml:space="preserve">Embargoes</w:t>
+      </w:r>
+    </w:p>
+    <w:p>
+      <w:pPr>
+        <w:spacing w:after="120"/>
+      </w:pPr>
+      <w:r>
+        <w:t xml:space="preserve">There is no separate embargo setting. </w:t>
+      </w:r>
+      <w:r>
+        <w:rPr>
+          <w:b/>
+          <w:bCs/>
+        </w:rPr>
+        <w:t xml:space="preserve">Schedule</w:t>
+      </w:r>
+      <w:r>
+        <w:t xml:space="preserve"> is the embargo: until the scheduled time, the public page, the files and the emails don't exist outside the Hub. Anyone with Hub access can read the release before then.</w:t>
+      </w:r>
+    </w:p>
+    <w:p>
+      <w:pPr>
+        <w:pStyle w:val="Heading1"/>
+      </w:pPr>
+      <w:bookmarkStart w:name="section_8" w:id="8"/>
+      <w:r>
+        <w:t xml:space="preserve">Correct, feature, unpublish or delete</w:t>
+      </w:r>
+      <w:bookmarkEnd w:id="8"/>
+    </w:p>
+    <w:p>
+      <w:pPr>
+        <w:spacing w:after="120"/>
+      </w:pPr>
+      <w:r>
+        <w:rPr>
+          <w:b/>
+          <w:bCs/>
+        </w:rPr>
+        <w:t xml:space="preserve">Who this is for:</w:t>
+      </w:r>
+      <w:r>
+        <w:t xml:space="preserve"> Release editors (NRMS.Editor).</w:t>
+      </w:r>
+    </w:p>
+    <w:p>
+      <w:pPr>
+        <w:pStyle w:val="Heading2"/>
+      </w:pPr>
+      <w:r>
+        <w:t xml:space="preserve">Correct a published release</w:t>
+      </w:r>
+    </w:p>
+    <w:p>
+      <w:pPr>
+        <w:pStyle w:val="ListParagraph"/>
+        <w:numPr>
+          <w:ilvl w:val="0"/>
+          <w:numId w:val="12"/>
+        </w:numPr>
+      </w:pPr>
+      <w:r>
+        <w:t xml:space="preserve">Open the release and make the change.</w:t>
+      </w:r>
+    </w:p>
+    <w:p>
+      <w:pPr>
+        <w:pStyle w:val="ListParagraph"/>
+        <w:numPr>
+          <w:ilvl w:val="0"/>
+          <w:numId w:val="12"/>
+        </w:numPr>
+      </w:pPr>
+      <w:r>
+        <w:t xml:space="preserve">Choose </w:t>
+      </w:r>
+      <w:r>
+        <w:rPr>
+          <w:b/>
+          <w:bCs/>
+        </w:rPr>
+        <w:t xml:space="preserve">Save changes</w:t>
+      </w:r>
+      <w:r>
+        <w:t xml:space="preserve">.</w:t>
+      </w:r>
+    </w:p>
+    <w:p>
+      <w:pPr>
+        <w:spacing w:after="120"/>
+      </w:pPr>
+      <w:r>
+        <w:t xml:space="preserve">It republishes at once: no box asks first. The status shows </w:t>
+      </w:r>
+      <w:r>
+        <w:rPr>
+          <w:b/>
+          <w:bCs/>
+        </w:rPr>
+        <w:t xml:space="preserve">Republishing...</w:t>
+      </w:r>
+      <w:r>
+        <w:t xml:space="preserve">, then </w:t>
+      </w:r>
+      <w:r>
+        <w:rPr>
+          <w:b/>
+          <w:bCs/>
+        </w:rPr>
+        <w:t xml:space="preserve">Published</w:t>
+      </w:r>
+      <w:r>
+        <w:t xml:space="preserve">, usually within a minute. </w:t>
+      </w:r>
+      <w:r>
+        <w:rPr>
+          <w:b/>
+          <w:bCs/>
+        </w:rPr>
+        <w:t xml:space="preserve">History</w:t>
+      </w:r>
+      <w:r>
+        <w:t xml:space="preserve"> shows "Republished to …"; with </w:t>
+      </w:r>
+      <w:r>
+        <w:rPr>
+          <w:b/>
+          <w:bCs/>
+        </w:rPr>
+        <w:t xml:space="preserve">Show all</w:t>
+      </w:r>
+      <w:r>
+        <w:t xml:space="preserve"> ticked it also shows "Edited after publishing — will republish". The public page shows the change within a couple of minutes. Nobody is emailed again.</w:t>
+      </w:r>
+    </w:p>
+    <w:p>
+      <w:pPr>
+        <w:spacing w:after="120"/>
+      </w:pPr>
+      <w:r>
+        <w:t xml:space="preserve">Uploading or removing a file counts as a correction too. If a correction fails, the release shows "This release failed" and stays on the public site as it was. Fix the problem, save, then choose </w:t>
+      </w:r>
+      <w:r>
+        <w:rPr>
+          <w:b/>
+          <w:bCs/>
+        </w:rPr>
+        <w:t xml:space="preserve">Publish now</w:t>
+      </w:r>
+      <w:r>
+        <w:t xml:space="preserve">. </w:t>
+      </w:r>
+      <w:r>
+        <w:rPr>
+          <w:b/>
+          <w:bCs/>
+        </w:rPr>
+        <w:t xml:space="preserve">Schedule</w:t>
+      </w:r>
+      <w:r>
+        <w:t xml:space="preserve"> isn't offered: a failed correction goes out at once.</w:t>
+      </w:r>
+    </w:p>
+    <w:p>
+      <w:pPr>
+        <w:pStyle w:val="Heading2"/>
+      </w:pPr>
+      <w:r>
+        <w:t xml:space="preserve">Top and Feature spots</w:t>
+      </w:r>
+    </w:p>
+    <w:p>
+      <w:pPr>
+        <w:spacing w:after="120"/>
+      </w:pPr>
+      <w:r>
+        <w:t xml:space="preserve">Each place on the public site has one Top and one Feature spot: the home page, and each ministry, sector and theme page. A release can take them only while it is published.</w:t>
+      </w:r>
+    </w:p>
+    <w:p>
+      <w:pPr>
+        <w:pStyle w:val="ListParagraph"/>
+        <w:numPr>
+          <w:ilvl w:val="0"/>
+          <w:numId w:val="13"/>
+        </w:numPr>
+      </w:pPr>
+      <w:r>
+        <w:t xml:space="preserve">Open the release. </w:t>
+      </w:r>
+      <w:r>
+        <w:rPr>
+          <w:b/>
+          <w:bCs/>
+        </w:rPr>
+        <w:t xml:space="preserve">Top / Feature</w:t>
+      </w:r>
+      <w:r>
+        <w:t xml:space="preserve"> says where it is now, such as "Feature on Home", or "Not in a Top or Feature slot anywhere."</w:t>
+      </w:r>
+    </w:p>
+    <w:p>
+      <w:pPr>
+        <w:pStyle w:val="ListParagraph"/>
+        <w:numPr>
+          <w:ilvl w:val="0"/>
+          <w:numId w:val="13"/>
+        </w:numPr>
+      </w:pPr>
+      <w:r>
+        <w:t xml:space="preserve">Choose </w:t>
+      </w:r>
+      <w:r>
+        <w:rPr>
+          <w:b/>
+          <w:bCs/>
+        </w:rPr>
+        <w:t xml:space="preserve">Change Top / Feature</w:t>
+      </w:r>
+      <w:r>
+        <w:t xml:space="preserve">. You see </w:t>
+      </w:r>
+      <w:r>
+        <w:rPr>
+          <w:b/>
+          <w:bCs/>
+        </w:rPr>
+        <w:t xml:space="preserve">Home</w:t>
+      </w:r>
+      <w:r>
+        <w:t xml:space="preserve"> and each ministry, sector and theme the release is filed under, as saved.</w:t>
+      </w:r>
+    </w:p>
+    <w:p>
+      <w:pPr>
+        <w:pStyle w:val="ListParagraph"/>
+        <w:numPr>
+          <w:ilvl w:val="0"/>
+          <w:numId w:val="13"/>
+        </w:numPr>
+      </w:pPr>
+      <w:r>
+        <w:t xml:space="preserve">Switch </w:t>
+      </w:r>
+      <w:r>
+        <w:rPr>
+          <w:b/>
+          <w:bCs/>
+        </w:rPr>
+        <w:t xml:space="preserve">Top</w:t>
+      </w:r>
+      <w:r>
+        <w:t xml:space="preserve"> or </w:t>
+      </w:r>
+      <w:r>
+        <w:rPr>
+          <w:b/>
+          <w:bCs/>
+        </w:rPr>
+        <w:t xml:space="preserve">Feature</w:t>
+      </w:r>
+      <w:r>
+        <w:t xml:space="preserve"> on or off for a place.</w:t>
+      </w:r>
+    </w:p>
+    <w:p>
+      <w:pPr>
+        <w:spacing w:after="120"/>
+      </w:pPr>
+      <w:r>
+        <w:t xml:space="preserve">It changes at once, without </w:t>
+      </w:r>
+      <w:r>
+        <w:rPr>
+          <w:b/>
+          <w:bCs/>
+        </w:rPr>
+        <w:t xml:space="preserve">Save changes</w:t>
+      </w:r>
+      <w:r>
+        <w:t xml:space="preserve">, and doesn't republish the release or email anyone. Switching a spot on takes it over from whichever release had it. To see every spot at once, go to </w:t>
+      </w:r>
+      <w:r>
+        <w:rPr>
+          <w:b/>
+          <w:bCs/>
+        </w:rPr>
+        <w:t xml:space="preserve">Website</w:t>
+      </w:r>
+      <w:r>
+        <w:t xml:space="preserve"> &gt; </w:t>
+      </w:r>
+      <w:r>
+        <w:rPr>
+          <w:b/>
+          <w:bCs/>
+        </w:rPr>
+        <w:t xml:space="preserve">What's featured where</w:t>
+      </w:r>
+      <w:r>
+        <w:t xml:space="preserve">.</w:t>
+      </w:r>
+    </w:p>
+    <w:p>
+      <w:pPr>
+        <w:pStyle w:val="Heading2"/>
+      </w:pPr>
+      <w:r>
+        <w:t xml:space="preserve">Unpublish</w:t>
+      </w:r>
+    </w:p>
+    <w:p>
+      <w:pPr>
+        <w:spacing w:after="120"/>
+      </w:pPr>
+      <w:r>
+        <w:t xml:space="preserve">Advisories can't be unpublished.</w:t>
+      </w:r>
+    </w:p>
+    <w:p>
+      <w:pPr>
+        <w:pStyle w:val="ListParagraph"/>
+        <w:numPr>
+          <w:ilvl w:val="0"/>
+          <w:numId w:val="14"/>
+        </w:numPr>
+      </w:pPr>
+      <w:r>
+        <w:t xml:space="preserve">Choose </w:t>
+      </w:r>
+      <w:r>
+        <w:rPr>
+          <w:b/>
+          <w:bCs/>
+        </w:rPr>
+        <w:t xml:space="preserve">Unpublish</w:t>
+      </w:r>
+      <w:r>
+        <w:t xml:space="preserve">. A box asks "Unpublish this release?"</w:t>
+      </w:r>
+    </w:p>
+    <w:p>
+      <w:pPr>
+        <w:pStyle w:val="ListParagraph"/>
+        <w:numPr>
+          <w:ilvl w:val="0"/>
+          <w:numId w:val="14"/>
+        </w:numPr>
+      </w:pPr>
+      <w:r>
+        <w:t xml:space="preserve">Choose </w:t>
+      </w:r>
+      <w:r>
+        <w:rPr>
+          <w:b/>
+          <w:bCs/>
+        </w:rPr>
+        <w:t xml:space="preserve">Confirm unpublish</w:t>
+      </w:r>
+      <w:r>
+        <w:t xml:space="preserve">.</w:t>
+      </w:r>
+    </w:p>
+    <w:p>
+      <w:pPr>
+        <w:spacing w:after="120"/>
+      </w:pPr>
+      <w:r>
+        <w:t xml:space="preserve">The status shows </w:t>
+      </w:r>
+      <w:r>
+        <w:rPr>
+          <w:b/>
+          <w:bCs/>
+        </w:rPr>
+        <w:t xml:space="preserve">Unpublishing...</w:t>
+      </w:r>
+      <w:r>
+        <w:t xml:space="preserve">, then the release goes back to </w:t>
+      </w:r>
+      <w:r>
+        <w:rPr>
+          <w:b/>
+          <w:bCs/>
+        </w:rPr>
+        <w:t xml:space="preserve">Drafts</w:t>
+      </w:r>
+      <w:r>
+        <w:t xml:space="preserve">, usually within a minute. Its page and files come off the public site, it leaves any Top or Feature spot, and emails not yet sent are stopped. See </w:t>
+      </w:r>
+      <w:hyperlink w:history="1" w:anchor="section_7">
+        <w:r>
+          <w:t xml:space="preserve">Who is emailed, and when it goes public</w:t>
+        </w:r>
+      </w:hyperlink>
+      <w:r>
+        <w:t xml:space="preserve">.</w:t>
+      </w:r>
+    </w:p>
+    <w:p>
+      <w:pPr>
+        <w:spacing w:after="120"/>
+      </w:pPr>
+      <w:r>
+        <w:t xml:space="preserve">To put it back, choose </w:t>
+      </w:r>
+      <w:r>
+        <w:rPr>
+          <w:b/>
+          <w:bCs/>
+        </w:rPr>
+        <w:t xml:space="preserve">Publish now</w:t>
+      </w:r>
+      <w:r>
+        <w:t xml:space="preserve"> or </w:t>
+      </w:r>
+      <w:r>
+        <w:rPr>
+          <w:b/>
+          <w:bCs/>
+        </w:rPr>
+        <w:t xml:space="preserve">Schedule</w:t>
+      </w:r>
+      <w:r>
+        <w:t xml:space="preserve">. It keeps its numbers and its web address.</w:t>
+      </w:r>
+    </w:p>
+    <w:p>
+      <w:pPr>
+        <w:pStyle w:val="Heading2"/>
+      </w:pPr>
+      <w:r>
+        <w:t xml:space="preserve">Delete</w:t>
+      </w:r>
+    </w:p>
+    <w:p>
+      <w:pPr>
+        <w:spacing w:after="120"/>
+      </w:pPr>
+      <w:r>
+        <w:t xml:space="preserve">You can delete a draft, an approved release or a failed one. A published release, including one whose correction failed, must be unpublished first; until then it has no </w:t>
+      </w:r>
+      <w:r>
+        <w:rPr>
+          <w:b/>
+          <w:bCs/>
+        </w:rPr>
+        <w:t xml:space="preserve">Delete</w:t>
+      </w:r>
+      <w:r>
+        <w:t xml:space="preserve">.</w:t>
+      </w:r>
+    </w:p>
+    <w:p>
+      <w:pPr>
+        <w:pStyle w:val="ListParagraph"/>
+        <w:numPr>
+          <w:ilvl w:val="0"/>
+          <w:numId w:val="15"/>
+        </w:numPr>
+      </w:pPr>
+      <w:r>
+        <w:t xml:space="preserve">Choose </w:t>
+      </w:r>
+      <w:r>
+        <w:rPr>
+          <w:b/>
+          <w:bCs/>
+        </w:rPr>
+        <w:t xml:space="preserve">Delete</w:t>
+      </w:r>
+      <w:r>
+        <w:t xml:space="preserve">. A box asks "Delete this release?"</w:t>
+      </w:r>
+    </w:p>
+    <w:p>
+      <w:pPr>
+        <w:pStyle w:val="ListParagraph"/>
+        <w:numPr>
+          <w:ilvl w:val="0"/>
+          <w:numId w:val="15"/>
+        </w:numPr>
+      </w:pPr>
+      <w:r>
+        <w:t xml:space="preserve">Choose </w:t>
+      </w:r>
+      <w:r>
+        <w:rPr>
+          <w:b/>
+          <w:bCs/>
+        </w:rPr>
+        <w:t xml:space="preserve">Confirm delete</w:t>
+      </w:r>
+      <w:r>
+        <w:t xml:space="preserve">. You are taken to </w:t>
+      </w:r>
+      <w:r>
+        <w:rPr>
+          <w:b/>
+          <w:bCs/>
+        </w:rPr>
+        <w:t xml:space="preserve">Drafts</w:t>
+      </w:r>
+      <w:r>
+        <w:t xml:space="preserve">.</w:t>
+      </w:r>
+    </w:p>
+    <w:p>
+      <w:pPr>
+        <w:pStyle w:val="ListParagraph"/>
+        <w:numPr>
+          <w:ilvl w:val="0"/>
+          <w:numId w:val="1"/>
+        </w:numPr>
+      </w:pPr>
+      <w:r>
+        <w:t xml:space="preserve">A draft that was never approved is deleted for good: "This draft has never been approved — deleting it is permanent and can't be undone."</w:t>
+      </w:r>
+    </w:p>
+    <w:p>
+      <w:pPr>
+        <w:pStyle w:val="ListParagraph"/>
+        <w:numPr>
+          <w:ilvl w:val="0"/>
+          <w:numId w:val="1"/>
+        </w:numPr>
+      </w:pPr>
+      <w:r>
+        <w:t xml:space="preserve">A release with a reference number disappears from the folders and </w:t>
+      </w:r>
+      <w:r>
+        <w:rPr>
+          <w:b/>
+          <w:bCs/>
+        </w:rPr>
+        <w:t xml:space="preserve">Search</w:t>
+      </w:r>
+      <w:r>
+        <w:t xml:space="preserve">, but its record is kept: "This release has a reference number (NEWS-00010) — deleting it hides it from the lists but keeps the record."</w:t>
+      </w:r>
+    </w:p>
+    <w:p>
+      <w:pPr>
+        <w:pStyle w:val="Heading1"/>
+      </w:pPr>
+      <w:bookmarkStart w:name="section_9" w:id="9"/>
+      <w:r>
+        <w:t xml:space="preserve">Find a release</w:t>
+      </w:r>
+      <w:bookmarkEnd w:id="9"/>
+    </w:p>
+    <w:p>
+      <w:pPr>
+        <w:spacing w:after="120"/>
+      </w:pPr>
+      <w:r>
+        <w:rPr>
+          <w:b/>
+          <w:bCs/>
+        </w:rPr>
+        <w:t xml:space="preserve">Who this is for:</w:t>
+      </w:r>
+      <w:r>
+        <w:t xml:space="preserve"> Release editors (NRMS.Editor).</w:t>
+      </w:r>
+    </w:p>
+    <w:p>
+      <w:pPr>
+        <w:pStyle w:val="Heading2"/>
+      </w:pPr>
+      <w:r>
+        <w:t xml:space="preserve">Open a release you know</w:t>
+      </w:r>
+    </w:p>
+    <w:p>
+      <w:pPr>
+        <w:pStyle w:val="ListParagraph"/>
+        <w:numPr>
+          <w:ilvl w:val="0"/>
+          <w:numId w:val="16"/>
+        </w:numPr>
+      </w:pPr>
+      <w:r>
+        <w:t xml:space="preserve">Type into </w:t>
+      </w:r>
+      <w:r>
+        <w:rPr>
+          <w:b/>
+          <w:bCs/>
+        </w:rPr>
+        <w:t xml:space="preserve">Find a release</w:t>
+      </w:r>
+      <w:r>
+        <w:t xml:space="preserve">, at the top of the side menu, one of:</w:t>
+      </w:r>
+    </w:p>
+    <w:p>
+      <w:pPr>
+        <w:pStyle w:val="ListParagraph"/>
+        <w:numPr>
+          <w:ilvl w:val="1"/>
+          <w:numId w:val="1"/>
+        </w:numPr>
+      </w:pPr>
+      <w:r>
+        <w:t xml:space="preserve">its reference number, such as NEWS-00007, or just 00007;</w:t>
+      </w:r>
+    </w:p>
+    <w:p>
+      <w:pPr>
+        <w:pStyle w:val="ListParagraph"/>
+        <w:numPr>
+          <w:ilvl w:val="1"/>
+          <w:numId w:val="1"/>
+        </w:numPr>
+      </w:pPr>
+      <w:r>
+        <w:t xml:space="preserve">its release number or URL key, such as 2026HLTH0003-000008;</w:t>
+      </w:r>
+    </w:p>
+    <w:p>
+      <w:pPr>
+        <w:pStyle w:val="ListParagraph"/>
+        <w:numPr>
+          <w:ilvl w:val="1"/>
+          <w:numId w:val="1"/>
+        </w:numPr>
+      </w:pPr>
+      <w:r>
+        <w:t xml:space="preserve">its public web address.</w:t>
+      </w:r>
+    </w:p>
+    <w:p>
+      <w:pPr>
+        <w:pStyle w:val="ListParagraph"/>
+        <w:numPr>
+          <w:ilvl w:val="0"/>
+          <w:numId w:val="16"/>
+        </w:numPr>
+      </w:pPr>
+      <w:r>
+        <w:t xml:space="preserve">Choose </w:t>
+      </w:r>
+      <w:r>
+        <w:rPr>
+          <w:b/>
+          <w:bCs/>
+        </w:rPr>
+        <w:t xml:space="preserve">Find</w:t>
+      </w:r>
+      <w:r>
+        <w:t xml:space="preserve">.</w:t>
+      </w:r>
+    </w:p>
+    <w:p>
+      <w:pPr>
+        <w:spacing w:after="120"/>
+      </w:pPr>
+      <w:r>
+        <w:t xml:space="preserve">The release opens. If nothing has that number, you get </w:t>
+      </w:r>
+      <w:r>
+        <w:rPr>
+          <w:b/>
+          <w:bCs/>
+        </w:rPr>
+        <w:t xml:space="preserve">Search</w:t>
+      </w:r>
+      <w:r>
+        <w:t xml:space="preserve"> results for what you typed instead.</w:t>
+      </w:r>
+    </w:p>
+    <w:p>
+      <w:pPr>
+        <w:spacing w:after="120"/>
+      </w:pPr>
+      <w:r>
+        <w:t xml:space="preserve">On screens without their own search or filter box, Ctrl+K (Command+K on a Mac) takes you to </w:t>
+      </w:r>
+      <w:r>
+        <w:rPr>
+          <w:b/>
+          <w:bCs/>
+        </w:rPr>
+        <w:t xml:space="preserve">Find a release</w:t>
+      </w:r>
+      <w:r>
+        <w:t xml:space="preserve">.</w:t>
+      </w:r>
+    </w:p>
+    <w:p>
+      <w:pPr>
+        <w:pStyle w:val="Heading2"/>
+      </w:pPr>
+      <w:r>
+        <w:t xml:space="preserve">Search</w:t>
+      </w:r>
+    </w:p>
+    <w:p>
+      <w:pPr>
+        <w:pStyle w:val="ListParagraph"/>
+        <w:numPr>
+          <w:ilvl w:val="0"/>
+          <w:numId w:val="17"/>
+        </w:numPr>
+      </w:pPr>
+      <w:r>
+        <w:t xml:space="preserve">Choose </w:t>
+      </w:r>
+      <w:r>
+        <w:rPr>
+          <w:b/>
+          <w:bCs/>
+        </w:rPr>
+        <w:t xml:space="preserve">Search</w:t>
+      </w:r>
+      <w:r>
+        <w:t xml:space="preserve"> in the side menu.</w:t>
+      </w:r>
+    </w:p>
+    <w:p>
+      <w:pPr>
+        <w:pStyle w:val="ListParagraph"/>
+        <w:numPr>
+          <w:ilvl w:val="0"/>
+          <w:numId w:val="17"/>
+        </w:numPr>
+      </w:pPr>
+      <w:r>
+        <w:t xml:space="preserve">Type part of the headline, exactly as it appears, in </w:t>
+      </w:r>
+      <w:r>
+        <w:rPr>
+          <w:b/>
+          <w:bCs/>
+        </w:rPr>
+        <w:t xml:space="preserve">Search</w:t>
+      </w:r>
+      <w:r>
+        <w:t xml:space="preserve">.</w:t>
+      </w:r>
+    </w:p>
+    <w:p>
+      <w:pPr>
+        <w:pStyle w:val="ListParagraph"/>
+        <w:numPr>
+          <w:ilvl w:val="0"/>
+          <w:numId w:val="17"/>
+        </w:numPr>
+      </w:pPr>
+      <w:r>
+        <w:t xml:space="preserve">To narrow it, choose a </w:t>
+      </w:r>
+      <w:r>
+        <w:rPr>
+          <w:b/>
+          <w:bCs/>
+        </w:rPr>
+        <w:t xml:space="preserve">Ministry</w:t>
+      </w:r>
+      <w:r>
+        <w:t xml:space="preserve"> or </w:t>
+      </w:r>
+      <w:r>
+        <w:rPr>
+          <w:b/>
+          <w:bCs/>
+        </w:rPr>
+        <w:t xml:space="preserve">Sector</w:t>
+      </w:r>
+      <w:r>
+        <w:t xml:space="preserve">. On its own, without words in </w:t>
+      </w:r>
+      <w:r>
+        <w:rPr>
+          <w:b/>
+          <w:bCs/>
+        </w:rPr>
+        <w:t xml:space="preserve">Search</w:t>
+      </w:r>
+      <w:r>
+        <w:t xml:space="preserve">, this does nothing.</w:t>
+      </w:r>
+    </w:p>
+    <w:p>
+      <w:pPr>
+        <w:pStyle w:val="ListParagraph"/>
+        <w:numPr>
+          <w:ilvl w:val="0"/>
+          <w:numId w:val="17"/>
+        </w:numPr>
+      </w:pPr>
+      <w:r>
+        <w:t xml:space="preserve">Choose </w:t>
+      </w:r>
+      <w:r>
+        <w:rPr>
+          <w:b/>
+          <w:bCs/>
+        </w:rPr>
+        <w:t xml:space="preserve">Search</w:t>
+      </w:r>
+      <w:r>
+        <w:t xml:space="preserve">.</w:t>
+      </w:r>
+    </w:p>
+    <w:p>
+      <w:pPr>
+        <w:spacing w:after="120"/>
+      </w:pPr>
+      <w:r>
+        <w:t xml:space="preserve">Typing a reference number, release number or web address here opens the release directly, as </w:t>
+      </w:r>
+      <w:r>
+        <w:rPr>
+          <w:b/>
+          <w:bCs/>
+        </w:rPr>
+        <w:t xml:space="preserve">Find a release</w:t>
+      </w:r>
+      <w:r>
+        <w:t xml:space="preserve"> does.</w:t>
+      </w:r>
+    </w:p>
+    <w:p>
+      <w:pPr>
+        <w:spacing w:after="120"/>
+      </w:pPr>
+      <w:r>
+        <w:t xml:space="preserve">Before you search, </w:t>
+      </w:r>
+      <w:r>
+        <w:rPr>
+          <w:b/>
+          <w:bCs/>
+        </w:rPr>
+        <w:t xml:space="preserve">Search</w:t>
+      </w:r>
+      <w:r>
+        <w:t xml:space="preserve"> lists the five most recently published releases.</w:t>
+      </w:r>
+    </w:p>
+    <w:p>
+      <w:pPr>
+        <w:spacing w:after="120"/>
+      </w:pPr>
+      <w:r>
+        <w:t xml:space="preserve">Results include drafts, scheduled and published releases, newest first, 20 to a page. Deleted releases don't appear. If nothing matches, you see "No releases match" and your words; if a ministry or sector is chosen, choose </w:t>
+      </w:r>
+      <w:r>
+        <w:rPr>
+          <w:b/>
+          <w:bCs/>
+        </w:rPr>
+        <w:t xml:space="preserve">Clear ministry and sector filters</w:t>
+      </w:r>
+      <w:r>
+        <w:t xml:space="preserve"> to try again without them.</w:t>
+      </w:r>
+    </w:p>
+    <w:p>
+      <w:pPr>
+        <w:spacing w:after="120"/>
+      </w:pPr>
+      <w:r>
+        <w:t xml:space="preserve">Search looks at headlines only. To find a release by other words, use </w:t>
+      </w:r>
+      <w:r>
+        <w:rPr>
+          <w:b/>
+          <w:bCs/>
+        </w:rPr>
+        <w:t xml:space="preserve">Similar published releases</w:t>
+      </w:r>
+      <w:r>
+        <w:t xml:space="preserve"> on a release, or the public site's own search.</w:t>
+      </w:r>
+    </w:p>
+    <w:p>
+      <w:pPr>
+        <w:spacing w:after="120"/>
+      </w:pPr>
+      <w:r>
+        <w:t xml:space="preserve">To find the releases linked to a Calendar activity, search for its reference with a ministry prefix, such as HLTH-123. If no release is linked to it, or you can't see that activity in the Calendar, you also get the releases with those words in the headline, so COVID-19 finds headlines that mention COVID-19.</w:t>
+      </w:r>
+    </w:p>
+    <w:p>
+      <w:pPr>
+        <w:pStyle w:val="Heading1"/>
+      </w:pPr>
+      <w:bookmarkStart w:name="section_10" w:id="10"/>
+      <w:r>
+        <w:t xml:space="preserve">What's featured where and the Website log</w:t>
+      </w:r>
+      <w:bookmarkEnd w:id="10"/>
+    </w:p>
+    <w:p>
+      <w:pPr>
+        <w:spacing w:after="120"/>
+      </w:pPr>
+      <w:r>
+        <w:rPr>
+          <w:b/>
+          <w:bCs/>
+        </w:rPr>
+        <w:t xml:space="preserve">Who this is for:</w:t>
+      </w:r>
+      <w:r>
+        <w:t xml:space="preserve"> Release editors (NRMS.Editor).</w:t>
+      </w:r>
+    </w:p>
+    <w:p>
+      <w:pPr>
+        <w:spacing w:after="120"/>
+      </w:pPr>
+      <w:r>
+        <w:t xml:space="preserve">On </w:t>
+      </w:r>
+      <w:r>
+        <w:rPr>
+          <w:b/>
+          <w:bCs/>
+        </w:rPr>
+        <w:t xml:space="preserve">Website</w:t>
+      </w:r>
+      <w:r>
+        <w:t xml:space="preserve"> you see two tabs. Both only show information.</w:t>
+      </w:r>
+    </w:p>
+    <w:p>
+      <w:pPr>
+        <w:pStyle w:val="Heading2"/>
+      </w:pPr>
+      <w:r>
+        <w:t xml:space="preserve">What's featured where</w:t>
+      </w:r>
+    </w:p>
+    <w:p>
+      <w:pPr>
+        <w:spacing w:after="120"/>
+      </w:pPr>
+      <w:r>
+        <w:t xml:space="preserve">The table lists each place on the public site that has a Top or Feature release: </w:t>
+      </w:r>
+      <w:r>
+        <w:rPr>
+          <w:b/>
+          <w:bCs/>
+        </w:rPr>
+        <w:t xml:space="preserve">Home</w:t>
+      </w:r>
+      <w:r>
+        <w:t xml:space="preserve">, and each ministry, sector or theme page. </w:t>
+      </w:r>
+      <w:r>
+        <w:rPr>
+          <w:b/>
+          <w:bCs/>
+        </w:rPr>
+        <w:t xml:space="preserve">Top</w:t>
+      </w:r>
+      <w:r>
+        <w:t xml:space="preserve"> and </w:t>
+      </w:r>
+      <w:r>
+        <w:rPr>
+          <w:b/>
+          <w:bCs/>
+        </w:rPr>
+        <w:t xml:space="preserve">Feature</w:t>
+      </w:r>
+      <w:r>
+        <w:t xml:space="preserve"> show the release's headline. A dash means the spot is empty. If nothing is set anywhere, the tab says "Nothing is currently Top or Feature anywhere."</w:t>
+      </w:r>
+    </w:p>
+    <w:p>
+      <w:pPr>
+        <w:spacing w:after="120"/>
+      </w:pPr>
+      <w:r>
+        <w:t xml:space="preserve">Choose a headline to open the release. You set Top and Feature on the release itself; see </w:t>
+      </w:r>
+      <w:hyperlink w:history="1" w:anchor="section_8">
+        <w:r>
+          <w:t xml:space="preserve">Correct, feature, unpublish or delete</w:t>
+        </w:r>
+      </w:hyperlink>
+      <w:r>
+        <w:t xml:space="preserve">.</w:t>
+      </w:r>
+    </w:p>
+    <w:p>
+      <w:pPr>
+        <w:pStyle w:val="Heading2"/>
+      </w:pPr>
+      <w:r>
+        <w:t xml:space="preserve">Website log</w:t>
+      </w:r>
+    </w:p>
+    <w:p>
+      <w:pPr>
+        <w:spacing w:after="120"/>
+      </w:pPr>
+      <w:r>
+        <w:rPr>
+          <w:b/>
+          <w:bCs/>
+        </w:rPr>
+        <w:t xml:space="preserve">Website log</w:t>
+      </w:r>
+      <w:r>
+        <w:t xml:space="preserve"> lists every change to the public site's content, newest first: </w:t>
+      </w:r>
+      <w:r>
+        <w:rPr>
+          <w:b/>
+          <w:bCs/>
+        </w:rPr>
+        <w:t xml:space="preserve">When</w:t>
+      </w:r>
+      <w:r>
+        <w:t xml:space="preserve">, </w:t>
+      </w:r>
+      <w:r>
+        <w:rPr>
+          <w:b/>
+          <w:bCs/>
+        </w:rPr>
+        <w:t xml:space="preserve">Who</w:t>
+      </w:r>
+      <w:r>
+        <w:t xml:space="preserve">, </w:t>
+      </w:r>
+      <w:r>
+        <w:rPr>
+          <w:b/>
+          <w:bCs/>
+        </w:rPr>
+        <w:t xml:space="preserve">Area</w:t>
+      </w:r>
+      <w:r>
+        <w:t xml:space="preserve"> and </w:t>
+      </w:r>
+      <w:r>
+        <w:rPr>
+          <w:b/>
+          <w:bCs/>
+        </w:rPr>
+        <w:t xml:space="preserve">What</w:t>
+      </w:r>
+      <w:r>
+        <w:t xml:space="preserve">. It shows the latest 200 entries. Your Top and Feature changes appear under </w:t>
+      </w:r>
+      <w:r>
+        <w:rPr>
+          <w:b/>
+          <w:bCs/>
+        </w:rPr>
+        <w:t xml:space="preserve">Features</w:t>
+      </w:r>
+      <w:r>
+        <w:t xml:space="preserve">, such as "Set as Top for Home".</w:t>
+      </w:r>
+    </w:p>
+    <w:p>
+      <w:pPr>
+        <w:spacing w:after="120"/>
+      </w:pPr>
+      <w:r>
+        <w:t xml:space="preserve">To see one kind of change, choose it in </w:t>
+      </w:r>
+      <w:r>
+        <w:rPr>
+          <w:b/>
+          <w:bCs/>
+        </w:rPr>
+        <w:t xml:space="preserve">Filter by area</w:t>
+      </w:r>
+      <w:r>
+        <w:t xml:space="preserve">. Choose </w:t>
+      </w:r>
+      <w:r>
+        <w:rPr>
+          <w:b/>
+          <w:bCs/>
+        </w:rPr>
+        <w:t xml:space="preserve">(all)</w:t>
+      </w:r>
+      <w:r>
+        <w:t xml:space="preserve"> to see everything again.</w:t>
+      </w:r>
+    </w:p>
+    <w:p>
+      <w:pPr>
+        <w:spacing w:after="120"/>
+      </w:pPr>
+      <w:r>
+        <w:t xml:space="preserve">The other areas, such as </w:t>
+      </w:r>
+      <w:r>
+        <w:rPr>
+          <w:b/>
+          <w:bCs/>
+        </w:rPr>
+        <w:t xml:space="preserve">Carousel</w:t>
+      </w:r>
+      <w:r>
+        <w:t xml:space="preserve"> and </w:t>
+      </w:r>
+      <w:r>
+        <w:rPr>
+          <w:b/>
+          <w:bCs/>
+        </w:rPr>
+        <w:t xml:space="preserve">Site settings</w:t>
+      </w:r>
+      <w:r>
+        <w:t xml:space="preserve">, are changed by site editors.</w:t>
+      </w:r>
+    </w:p>
+    <w:p>
+      <w:pPr>
+        <w:pStyle w:val="Heading1"/>
+      </w:pPr>
+      <w:bookmarkStart w:name="section_11" w:id="11"/>
+      <w:r>
+        <w:t xml:space="preserve">Keyboard shortcuts and Help</w:t>
+      </w:r>
+      <w:bookmarkEnd w:id="11"/>
+    </w:p>
+    <w:p>
+      <w:pPr>
+        <w:spacing w:after="120"/>
+      </w:pPr>
+      <w:r>
+        <w:rPr>
+          <w:b/>
+          <w:bCs/>
+        </w:rPr>
+        <w:t xml:space="preserve">Who this is for:</w:t>
+      </w:r>
+      <w:r>
+        <w:t xml:space="preserve"> Release editors (NRMS.Editor).</w:t>
+      </w:r>
+    </w:p>
+    <w:p>
+      <w:pPr>
+        <w:pStyle w:val="Heading2"/>
+      </w:pPr>
+      <w:r>
+        <w:t xml:space="preserve">Keyboard shortcuts</w:t>
+      </w:r>
+    </w:p>
+    <w:p>
+      <w:pPr>
+        <w:spacing w:after="120"/>
+      </w:pPr>
+      <w:r>
+        <w:t xml:space="preserve">On a Mac, use Command instead of Ctrl. The shortcuts work from inside text boxes too.</w:t>
+      </w:r>
+    </w:p>
+    <w:tbl>
+      <w:tblPr>
+        <w:tblW w:type="pct" w:w="5000"/>
+        <w:tblBorders>
+          <w:top w:val="single" w:color="auto" w:sz="4"/>
+          <w:left w:val="single" w:color="auto" w:sz="4"/>
+          <w:bottom w:val="single" w:color="auto" w:sz="4"/>
+          <w:right w:val="single" w:color="auto" w:sz="4"/>
+          <w:insideH w:val="single" w:color="auto" w:sz="4"/>
+          <w:insideV w:val="single" w:color="auto" w:sz="4"/>
+        </w:tblBorders>
+      </w:tblPr>
+      <w:tblGrid>
+        <w:gridCol w:w="4513"/>
+        <w:gridCol w:w="4513"/>
+      </w:tblGrid>
+      <w:tr>
+        <w:trPr>
+          <w:tblHeader/>
+        </w:trPr>
+        <w:tc>
+          <w:tcPr>
+            <w:shd w:fill="E8EEF5" w:val="clear"/>
+          </w:tcPr>
+          <w:p>
+            <w:r>
+              <w:rPr>
+                <w:b/>
+                <w:bCs/>
+              </w:rPr>
+              <w:t xml:space="preserve">Keys</w:t>
+            </w:r>
+          </w:p>
+        </w:tc>
+        <w:tc>
+          <w:tcPr>
+            <w:shd w:fill="E8EEF5" w:val="clear"/>
+          </w:tcPr>
+          <w:p>
+            <w:r>
+              <w:rPr>
+                <w:b/>
+                <w:bCs/>
+              </w:rPr>
+              <w:t xml:space="preserve">What it does</w:t>
+            </w:r>
+          </w:p>
+        </w:tc>
+      </w:tr>
+      <w:tr>
+        <w:tc>
+          <w:p>
+            <w:r>
+              <w:t xml:space="preserve">Ctrl+S</w:t>
+            </w:r>
+          </w:p>
+        </w:tc>
+        <w:tc>
+          <w:p>
+            <w:r>
+              <w:t xml:space="preserve">On a release, saves every part you changed, the same as </w:t>
+            </w:r>
+            <w:r>
+              <w:rPr>
+                <w:b/>
+                <w:bCs/>
+              </w:rPr>
+              <w:t xml:space="preserve">Save changes</w:t>
+            </w:r>
+            <w:r>
+              <w:t xml:space="preserve">.</w:t>
+            </w:r>
+          </w:p>
+        </w:tc>
+      </w:tr>
+      <w:tr>
+        <w:tc>
+          <w:p>
+            <w:r>
+              <w:t xml:space="preserve">Ctrl+Enter</w:t>
+            </w:r>
+          </w:p>
+        </w:tc>
+        <w:tc>
+          <w:p>
+            <w:r>
+              <w:t xml:space="preserve">On </w:t>
+            </w:r>
+            <w:r>
+              <w:rPr>
+                <w:b/>
+                <w:bCs/>
+              </w:rPr>
+              <w:t xml:space="preserve">New release</w:t>
+            </w:r>
+            <w:r>
+              <w:t xml:space="preserve">, the same as </w:t>
+            </w:r>
+            <w:r>
+              <w:rPr>
+                <w:b/>
+                <w:bCs/>
+              </w:rPr>
+              <w:t xml:space="preserve">Create release</w:t>
+            </w:r>
+            <w:r>
+              <w:t xml:space="preserve">.</w:t>
+            </w:r>
+          </w:p>
+        </w:tc>
+      </w:tr>
+      <w:tr>
+        <w:tc>
+          <w:p>
+            <w:r>
+              <w:t xml:space="preserve">Ctrl+K</w:t>
+            </w:r>
+          </w:p>
+        </w:tc>
+        <w:tc>
+          <w:p>
+            <w:r>
+              <w:t xml:space="preserve">Goes to the search or filter box: </w:t>
+            </w:r>
+            <w:r>
+              <w:rPr>
+                <w:b/>
+                <w:bCs/>
+              </w:rPr>
+              <w:t xml:space="preserve">Type</w:t>
+            </w:r>
+            <w:r>
+              <w:t xml:space="preserve"> on the folders, the </w:t>
+            </w:r>
+            <w:r>
+              <w:rPr>
+                <w:b/>
+                <w:bCs/>
+              </w:rPr>
+              <w:t xml:space="preserve">Search</w:t>
+            </w:r>
+            <w:r>
+              <w:t xml:space="preserve"> box on </w:t>
+            </w:r>
+            <w:r>
+              <w:rPr>
+                <w:b/>
+                <w:bCs/>
+              </w:rPr>
+              <w:t xml:space="preserve">Search</w:t>
+            </w:r>
+            <w:r>
+              <w:t xml:space="preserve">, and </w:t>
+            </w:r>
+            <w:r>
+              <w:rPr>
+                <w:b/>
+                <w:bCs/>
+              </w:rPr>
+              <w:t xml:space="preserve">Find a release</w:t>
+            </w:r>
+            <w:r>
+              <w:t xml:space="preserve"> everywhere else.</w:t>
+            </w:r>
+          </w:p>
+        </w:tc>
+      </w:tr>
+      <w:tr>
+        <w:tc>
+          <w:p>
+            <w:r>
+              <w:t xml:space="preserve">Esc</w:t>
+            </w:r>
+          </w:p>
+        </w:tc>
+        <w:tc>
+          <w:p>
+            <w:r>
+              <w:t xml:space="preserve">Closes a box or an open panel.</w:t>
+            </w:r>
+          </w:p>
+        </w:tc>
+      </w:tr>
+    </w:tbl>
+    <w:p/>
+    <w:p>
+      <w:pPr>
+        <w:spacing w:after="120"/>
+      </w:pPr>
+      <w:r>
+        <w:t xml:space="preserve">In a box that asks you to confirm, Enter and Esc work as usual.</w:t>
+      </w:r>
+    </w:p>
+    <w:p>
+      <w:pPr>
+        <w:pStyle w:val="Heading2"/>
+      </w:pPr>
+      <w:r>
+        <w:t xml:space="preserve">Help</w:t>
+      </w:r>
+    </w:p>
+    <w:p>
+      <w:pPr>
+        <w:spacing w:after="120"/>
+      </w:pPr>
+      <w:r>
+        <w:rPr>
+          <w:b/>
+          <w:bCs/>
+        </w:rPr>
+        <w:t xml:space="preserve">Help</w:t>
+      </w:r>
+      <w:r>
+        <w:t xml:space="preserve">, at the top of every screen, opens the page of this manual for the screen you are on. On a screen this manual doesn't cover, it opens the Help page.</w:t>
+      </w:r>
+    </w:p>
+    <w:p>
+      <w:pPr>
+        <w:spacing w:after="120"/>
+      </w:pPr>
+      <w:r>
+        <w:t xml:space="preserve">The Help page has:</w:t>
+      </w:r>
+    </w:p>
+    <w:p>
+      <w:pPr>
+        <w:pStyle w:val="ListParagraph"/>
+        <w:numPr>
+          <w:ilvl w:val="0"/>
+          <w:numId w:val="1"/>
+        </w:numPr>
+      </w:pPr>
+      <w:r>
+        <w:rPr>
+          <w:b/>
+          <w:bCs/>
+        </w:rPr>
+        <w:t xml:space="preserve">Manuals</w:t>
+      </w:r>
+      <w:r>
+        <w:t xml:space="preserve">: the manuals you can open.</w:t>
+      </w:r>
+    </w:p>
+    <w:p>
+      <w:pPr>
+        <w:pStyle w:val="ListParagraph"/>
+        <w:numPr>
+          <w:ilvl w:val="0"/>
+          <w:numId w:val="1"/>
+        </w:numPr>
+      </w:pPr>
+      <w:r>
+        <w:rPr>
+          <w:b/>
+          <w:bCs/>
+        </w:rPr>
+        <w:t xml:space="preserve">How do I…</w:t>
+      </w:r>
+      <w:r>
+        <w:t xml:space="preserve">: short answers for common tasks.</w:t>
+      </w:r>
+    </w:p>
+    <w:p>
+      <w:pPr>
+        <w:pStyle w:val="ListParagraph"/>
+        <w:numPr>
+          <w:ilvl w:val="0"/>
+          <w:numId w:val="1"/>
+        </w:numPr>
+      </w:pPr>
+      <w:r>
+        <w:rPr>
+          <w:b/>
+          <w:bCs/>
+        </w:rPr>
+        <w:t xml:space="preserve">Keyboard shortcuts</w:t>
+      </w:r>
+      <w:r>
+        <w:t xml:space="preserve">: the full list.</w:t>
+      </w:r>
+    </w:p>
+    <w:p>
+      <w:pPr>
+        <w:pStyle w:val="ListParagraph"/>
+        <w:numPr>
+          <w:ilvl w:val="0"/>
+          <w:numId w:val="1"/>
+        </w:numPr>
+      </w:pPr>
+      <w:r>
+        <w:rPr>
+          <w:b/>
+          <w:bCs/>
+        </w:rPr>
+        <w:t xml:space="preserve">Glossary</w:t>
+      </w:r>
+      <w:r>
+        <w:t xml:space="preserve">: what terms such as </w:t>
+      </w:r>
+      <w:r>
+        <w:rPr>
+          <w:b/>
+          <w:bCs/>
+        </w:rPr>
+        <w:t xml:space="preserve">Planned publish date</w:t>
+      </w:r>
+      <w:r>
+        <w:t xml:space="preserve"> and </w:t>
+      </w:r>
+      <w:r>
+        <w:rPr>
+          <w:b/>
+          <w:bCs/>
+        </w:rPr>
+        <w:t xml:space="preserve">Media distribution lists</w:t>
+      </w:r>
+      <w:r>
+        <w:t xml:space="preserve"> mean.</w:t>
       </w:r>
     </w:p>
     <w:sectPr>
@@ -361,6 +7640,246 @@
   <w:num w:numId="1">
     <w:abstractNumId w:val="1"/>
     <w:lvlOverride w:ilvl="0">
+      <w:startOverride w:val="1"/>
+    </w:lvlOverride>
+  </w:num>
+  <w:num w:numId="2">
+    <w:abstractNumId w:val="3"/>
+    <w:lvlOverride w:ilvl="0">
+      <w:startOverride w:val="1"/>
+    </w:lvlOverride>
+    <w:lvlOverride w:ilvl="1">
+      <w:startOverride w:val="1"/>
+    </w:lvlOverride>
+    <w:lvlOverride w:ilvl="2">
+      <w:startOverride w:val="1"/>
+    </w:lvlOverride>
+    <w:lvlOverride w:ilvl="3">
+      <w:startOverride w:val="1"/>
+    </w:lvlOverride>
+  </w:num>
+  <w:num w:numId="3">
+    <w:abstractNumId w:val="3"/>
+    <w:lvlOverride w:ilvl="0">
+      <w:startOverride w:val="1"/>
+    </w:lvlOverride>
+    <w:lvlOverride w:ilvl="1">
+      <w:startOverride w:val="1"/>
+    </w:lvlOverride>
+    <w:lvlOverride w:ilvl="2">
+      <w:startOverride w:val="1"/>
+    </w:lvlOverride>
+    <w:lvlOverride w:ilvl="3">
+      <w:startOverride w:val="1"/>
+    </w:lvlOverride>
+  </w:num>
+  <w:num w:numId="4">
+    <w:abstractNumId w:val="3"/>
+    <w:lvlOverride w:ilvl="0">
+      <w:startOverride w:val="1"/>
+    </w:lvlOverride>
+    <w:lvlOverride w:ilvl="1">
+      <w:startOverride w:val="1"/>
+    </w:lvlOverride>
+    <w:lvlOverride w:ilvl="2">
+      <w:startOverride w:val="1"/>
+    </w:lvlOverride>
+    <w:lvlOverride w:ilvl="3">
+      <w:startOverride w:val="1"/>
+    </w:lvlOverride>
+  </w:num>
+  <w:num w:numId="5">
+    <w:abstractNumId w:val="3"/>
+    <w:lvlOverride w:ilvl="0">
+      <w:startOverride w:val="1"/>
+    </w:lvlOverride>
+    <w:lvlOverride w:ilvl="1">
+      <w:startOverride w:val="1"/>
+    </w:lvlOverride>
+    <w:lvlOverride w:ilvl="2">
+      <w:startOverride w:val="1"/>
+    </w:lvlOverride>
+    <w:lvlOverride w:ilvl="3">
+      <w:startOverride w:val="1"/>
+    </w:lvlOverride>
+  </w:num>
+  <w:num w:numId="6">
+    <w:abstractNumId w:val="3"/>
+    <w:lvlOverride w:ilvl="0">
+      <w:startOverride w:val="1"/>
+    </w:lvlOverride>
+    <w:lvlOverride w:ilvl="1">
+      <w:startOverride w:val="1"/>
+    </w:lvlOverride>
+    <w:lvlOverride w:ilvl="2">
+      <w:startOverride w:val="1"/>
+    </w:lvlOverride>
+    <w:lvlOverride w:ilvl="3">
+      <w:startOverride w:val="1"/>
+    </w:lvlOverride>
+  </w:num>
+  <w:num w:numId="7">
+    <w:abstractNumId w:val="3"/>
+    <w:lvlOverride w:ilvl="0">
+      <w:startOverride w:val="1"/>
+    </w:lvlOverride>
+    <w:lvlOverride w:ilvl="1">
+      <w:startOverride w:val="1"/>
+    </w:lvlOverride>
+    <w:lvlOverride w:ilvl="2">
+      <w:startOverride w:val="1"/>
+    </w:lvlOverride>
+    <w:lvlOverride w:ilvl="3">
+      <w:startOverride w:val="1"/>
+    </w:lvlOverride>
+  </w:num>
+  <w:num w:numId="8">
+    <w:abstractNumId w:val="3"/>
+    <w:lvlOverride w:ilvl="0">
+      <w:startOverride w:val="1"/>
+    </w:lvlOverride>
+    <w:lvlOverride w:ilvl="1">
+      <w:startOverride w:val="1"/>
+    </w:lvlOverride>
+    <w:lvlOverride w:ilvl="2">
+      <w:startOverride w:val="1"/>
+    </w:lvlOverride>
+    <w:lvlOverride w:ilvl="3">
+      <w:startOverride w:val="1"/>
+    </w:lvlOverride>
+  </w:num>
+  <w:num w:numId="9">
+    <w:abstractNumId w:val="3"/>
+    <w:lvlOverride w:ilvl="0">
+      <w:startOverride w:val="1"/>
+    </w:lvlOverride>
+    <w:lvlOverride w:ilvl="1">
+      <w:startOverride w:val="1"/>
+    </w:lvlOverride>
+    <w:lvlOverride w:ilvl="2">
+      <w:startOverride w:val="1"/>
+    </w:lvlOverride>
+    <w:lvlOverride w:ilvl="3">
+      <w:startOverride w:val="1"/>
+    </w:lvlOverride>
+  </w:num>
+  <w:num w:numId="10">
+    <w:abstractNumId w:val="3"/>
+    <w:lvlOverride w:ilvl="0">
+      <w:startOverride w:val="1"/>
+    </w:lvlOverride>
+    <w:lvlOverride w:ilvl="1">
+      <w:startOverride w:val="1"/>
+    </w:lvlOverride>
+    <w:lvlOverride w:ilvl="2">
+      <w:startOverride w:val="1"/>
+    </w:lvlOverride>
+    <w:lvlOverride w:ilvl="3">
+      <w:startOverride w:val="1"/>
+    </w:lvlOverride>
+  </w:num>
+  <w:num w:numId="11">
+    <w:abstractNumId w:val="3"/>
+    <w:lvlOverride w:ilvl="0">
+      <w:startOverride w:val="1"/>
+    </w:lvlOverride>
+    <w:lvlOverride w:ilvl="1">
+      <w:startOverride w:val="1"/>
+    </w:lvlOverride>
+    <w:lvlOverride w:ilvl="2">
+      <w:startOverride w:val="1"/>
+    </w:lvlOverride>
+    <w:lvlOverride w:ilvl="3">
+      <w:startOverride w:val="1"/>
+    </w:lvlOverride>
+  </w:num>
+  <w:num w:numId="12">
+    <w:abstractNumId w:val="3"/>
+    <w:lvlOverride w:ilvl="0">
+      <w:startOverride w:val="1"/>
+    </w:lvlOverride>
+    <w:lvlOverride w:ilvl="1">
+      <w:startOverride w:val="1"/>
+    </w:lvlOverride>
+    <w:lvlOverride w:ilvl="2">
+      <w:startOverride w:val="1"/>
+    </w:lvlOverride>
+    <w:lvlOverride w:ilvl="3">
+      <w:startOverride w:val="1"/>
+    </w:lvlOverride>
+  </w:num>
+  <w:num w:numId="13">
+    <w:abstractNumId w:val="3"/>
+    <w:lvlOverride w:ilvl="0">
+      <w:startOverride w:val="1"/>
+    </w:lvlOverride>
+    <w:lvlOverride w:ilvl="1">
+      <w:startOverride w:val="1"/>
+    </w:lvlOverride>
+    <w:lvlOverride w:ilvl="2">
+      <w:startOverride w:val="1"/>
+    </w:lvlOverride>
+    <w:lvlOverride w:ilvl="3">
+      <w:startOverride w:val="1"/>
+    </w:lvlOverride>
+  </w:num>
+  <w:num w:numId="14">
+    <w:abstractNumId w:val="3"/>
+    <w:lvlOverride w:ilvl="0">
+      <w:startOverride w:val="1"/>
+    </w:lvlOverride>
+    <w:lvlOverride w:ilvl="1">
+      <w:startOverride w:val="1"/>
+    </w:lvlOverride>
+    <w:lvlOverride w:ilvl="2">
+      <w:startOverride w:val="1"/>
+    </w:lvlOverride>
+    <w:lvlOverride w:ilvl="3">
+      <w:startOverride w:val="1"/>
+    </w:lvlOverride>
+  </w:num>
+  <w:num w:numId="15">
+    <w:abstractNumId w:val="3"/>
+    <w:lvlOverride w:ilvl="0">
+      <w:startOverride w:val="1"/>
+    </w:lvlOverride>
+    <w:lvlOverride w:ilvl="1">
+      <w:startOverride w:val="1"/>
+    </w:lvlOverride>
+    <w:lvlOverride w:ilvl="2">
+      <w:startOverride w:val="1"/>
+    </w:lvlOverride>
+    <w:lvlOverride w:ilvl="3">
+      <w:startOverride w:val="1"/>
+    </w:lvlOverride>
+  </w:num>
+  <w:num w:numId="16">
+    <w:abstractNumId w:val="3"/>
+    <w:lvlOverride w:ilvl="0">
+      <w:startOverride w:val="1"/>
+    </w:lvlOverride>
+    <w:lvlOverride w:ilvl="1">
+      <w:startOverride w:val="1"/>
+    </w:lvlOverride>
+    <w:lvlOverride w:ilvl="2">
+      <w:startOverride w:val="1"/>
+    </w:lvlOverride>
+    <w:lvlOverride w:ilvl="3">
+      <w:startOverride w:val="1"/>
+    </w:lvlOverride>
+  </w:num>
+  <w:num w:numId="17">
+    <w:abstractNumId w:val="3"/>
+    <w:lvlOverride w:ilvl="0">
+      <w:startOverride w:val="1"/>
+    </w:lvlOverride>
+    <w:lvlOverride w:ilvl="1">
+      <w:startOverride w:val="1"/>
+    </w:lvlOverride>
+    <w:lvlOverride w:ilvl="2">
+      <w:startOverride w:val="1"/>
+    </w:lvlOverride>
+    <w:lvlOverride w:ilvl="3">
       <w:startOverride w:val="1"/>
     </w:lvlOverride>
   </w:num>

--- a/hub/manuals/nrms-editor.docx
+++ b/hub/manuals/nrms-editor.docx
@@ -6499,7 +6499,27 @@
         </w:numPr>
       </w:pPr>
       <w:r>
-        <w:t xml:space="preserve">its release number or URL key, such as 2026HLTH0003-000008;</w:t>
+        <w:t xml:space="preserve">its key, such as 2026HLTH0003-000008 (shown as </w:t>
+      </w:r>
+      <w:r>
+        <w:rPr>
+          <w:b/>
+          <w:bCs/>
+        </w:rPr>
+        <w:t xml:space="preserve">Key</w:t>
+      </w:r>
+      <w:r>
+        <w:t xml:space="preserve"> under </w:t>
+      </w:r>
+      <w:r>
+        <w:rPr>
+          <w:b/>
+          <w:bCs/>
+        </w:rPr>
+        <w:t xml:space="preserve">Release info</w:t>
+      </w:r>
+      <w:r>
+        <w:t xml:space="preserve">);</w:t>
       </w:r>
     </w:p>
     <w:p>
@@ -6693,7 +6713,7 @@
         <w:spacing w:after="120"/>
       </w:pPr>
       <w:r>
-        <w:t xml:space="preserve">Typing a reference number, release number or web address here opens the release directly, as </w:t>
+        <w:t xml:space="preserve">Typing a reference number, key or web address here opens the release directly, as </w:t>
       </w:r>
       <w:r>
         <w:rPr>
@@ -6765,7 +6785,7 @@
         <w:spacing w:after="120"/>
       </w:pPr>
       <w:r>
-        <w:t xml:space="preserve">To find the releases linked to a Calendar activity, search for its reference with a ministry prefix, such as HLTH-123. If no release is linked to it, or you can't see that activity in the Calendar, you also get the releases with those words in the headline, so COVID-19 finds headlines that mention COVID-19.</w:t>
+        <w:t xml:space="preserve">A reference such as HLTH-123 also finds the releases linked to that Calendar activity. Anything that looks like this, such as COVID-19, is also searched for in headlines. The headlines are left out only when it names an activity you can see in the Calendar that has releases linked to it.</w:t>
       </w:r>
     </w:p>
     <w:p>

--- a/hub/manuals/nrms-editor.docx
+++ b/hub/manuals/nrms-editor.docx
@@ -5799,7 +5799,7 @@
         </w:numPr>
       </w:pPr>
       <w:r>
-        <w:t xml:space="preserve">Emails not yet sent are stopped, and it stays out of later digests. Emails already sent can't be recalled.</w:t>
+        <w:t xml:space="preserve">Emails not yet sent are stopped, and daily digests leave it out while it is off the site. Emails already sent can't be recalled.</w:t>
       </w:r>
     </w:p>
     <w:p>

--- a/hub/manuals/nrms-editor.docx
+++ b/hub/manuals/nrms-editor.docx
@@ -76,7 +76,7 @@
           <w:sz w:val="24"/>
           <w:szCs w:val="24"/>
         </w:rPr>
-        <w:t xml:space="preserve">Software version of October 30, 2026</w:t>
+        <w:t xml:space="preserve">Software version of October 31, 2026</w:t>
       </w:r>
     </w:p>
     <w:p>
@@ -1427,7 +1427,17 @@
         <w:spacing w:after="120"/>
       </w:pPr>
       <w:r>
-        <w:t xml:space="preserve">Choose </w:t>
+        <w:t xml:space="preserve">Each activity shows its planned time and its </w:t>
+      </w:r>
+      <w:r>
+        <w:rPr>
+          <w:b/>
+          <w:bCs/>
+        </w:rPr>
+        <w:t xml:space="preserve">Calendar activity ID</w:t>
+      </w:r>
+      <w:r>
+        <w:t xml:space="preserve">. Choose </w:t>
       </w:r>
       <w:r>
         <w:rPr>
@@ -1594,7 +1604,7 @@
         <w:t xml:space="preserve">Page title</w:t>
       </w:r>
       <w:r>
-        <w:t xml:space="preserve">, such as </w:t>
+        <w:t xml:space="preserve"> (required), such as </w:t>
       </w:r>
       <w:r>
         <w:rPr>
@@ -1666,7 +1676,17 @@
         <w:t xml:space="preserve">Formal</w:t>
       </w:r>
       <w:r>
-        <w:t xml:space="preserve"> or </w:t>
+        <w:t xml:space="preserve"> documents have an </w:t>
+      </w:r>
+      <w:r>
+        <w:rPr>
+          <w:b/>
+          <w:bCs/>
+        </w:rPr>
+        <w:t xml:space="preserve">Organizations</w:t>
+      </w:r>
+      <w:r>
+        <w:t xml:space="preserve"> line, </w:t>
       </w:r>
       <w:r>
         <w:rPr>
@@ -1676,6 +1696,16 @@
         <w:t xml:space="preserve">Informal</w:t>
       </w:r>
       <w:r>
+        <w:t xml:space="preserve"> ones a </w:t>
+      </w:r>
+      <w:r>
+        <w:rPr>
+          <w:b/>
+          <w:bCs/>
+        </w:rPr>
+        <w:t xml:space="preserve">Byline</w:t>
+      </w:r>
+      <w:r>
         <w:t xml:space="preserve">.</w:t>
       </w:r>
     </w:p>
@@ -1749,7 +1779,7 @@
           <w:b/>
           <w:bCs/>
         </w:rPr>
-        <w:t xml:space="preserve">Activity ID</w:t>
+        <w:t xml:space="preserve">Calendar activity ID</w:t>
       </w:r>
       <w:r>
         <w:t xml:space="preserve">. See below.</w:t>
@@ -1803,10 +1833,10 @@
           <w:b/>
           <w:bCs/>
         </w:rPr>
-        <w:t xml:space="preserve">Lead ministry</w:t>
-      </w:r>
-      <w:r>
-        <w:t xml:space="preserve">.</w:t>
+        <w:t xml:space="preserve">Lead ministry (needed before approving)</w:t>
+      </w:r>
+      <w:r>
+        <w:t xml:space="preserve">. An advisory doesn't need one.</w:t>
       </w:r>
     </w:p>
     <w:p>
@@ -1870,7 +1900,17 @@
         <w:t xml:space="preserve">Media distribution lists</w:t>
       </w:r>
       <w:r>
-        <w:t xml:space="preserve"> the release should go to. An advisory must have at least one before it can be published.</w:t>
+        <w:t xml:space="preserve"> the release should go to. For an advisory the heading reads </w:t>
+      </w:r>
+      <w:r>
+        <w:rPr>
+          <w:b/>
+          <w:bCs/>
+        </w:rPr>
+        <w:t xml:space="preserve">Media distribution lists (needed before publishing)</w:t>
+      </w:r>
+      <w:r>
+        <w:t xml:space="preserve">: you can create it without one.</w:t>
       </w:r>
     </w:p>
     <w:p>
@@ -2334,7 +2374,7 @@
           <w:b/>
           <w:bCs/>
         </w:rPr>
-        <w:t xml:space="preserve">Activity ID</w:t>
+        <w:t xml:space="preserve">Calendar activity ID</w:t>
       </w:r>
       <w:r>
         <w:t xml:space="preserve">. The activity's title, ministry and start appear under the field, and its "Translations required", if any.</w:t>
@@ -2359,7 +2399,7 @@
         <w:t xml:space="preserve">Fill in from activity 3</w:t>
       </w:r>
       <w:r>
-        <w:t xml:space="preserve"> (the button names the number) to copy its start (as the planned publish date), its city (as the location), its lead and shared ministries, sectors, themes and tags. Check them before you create the release.</w:t>
+        <w:t xml:space="preserve"> (the button names the number) to copy its start (as the planned publish date), its city (as the location), its lead and shared ministries, sectors, themes and tags. Check them before you create the release. The planned publish date shows as a line, such as "Planned publish date: Jun 11, 2031 10:00 AM, from the activity. You can change it in Publish settings once the release is created."</w:t>
       </w:r>
     </w:p>
     <w:p>
@@ -2543,7 +2583,17 @@
         <w:spacing w:after="120"/>
       </w:pPr>
       <w:r>
-        <w:t xml:space="preserve">At the top of a release you see its type, status, reference number and headline. Below that, under "Before this can be approved:" and "Before this can be published:", is what is still missing.</w:t>
+        <w:t xml:space="preserve">At the top of a release you see its type, status, reference number and headline. If something is still missing, a line such as "Not ready: 2 things to fix." follows. Choose </w:t>
+      </w:r>
+      <w:r>
+        <w:rPr>
+          <w:b/>
+          <w:bCs/>
+        </w:rPr>
+        <w:t xml:space="preserve">See them under Actions</w:t>
+      </w:r>
+      <w:r>
+        <w:t xml:space="preserve"> to go to the list, where each item links to the part to fix.</w:t>
       </w:r>
     </w:p>
     <w:p>
@@ -2824,7 +2874,79 @@
         <w:spacing w:after="120"/>
       </w:pPr>
       <w:r>
-        <w:t xml:space="preserve">Each document has a </w:t>
+        <w:t xml:space="preserve">Each document says its layout under its heading, such as "Layout: Formal". The layout decides one field:</w:t>
+      </w:r>
+    </w:p>
+    <w:p>
+      <w:pPr>
+        <w:pStyle w:val="ListParagraph"/>
+        <w:numPr>
+          <w:ilvl w:val="0"/>
+          <w:numId w:val="1"/>
+        </w:numPr>
+      </w:pPr>
+      <w:r>
+        <w:t xml:space="preserve">A </w:t>
+      </w:r>
+      <w:r>
+        <w:rPr>
+          <w:b/>
+          <w:bCs/>
+        </w:rPr>
+        <w:t xml:space="preserve">Formal</w:t>
+      </w:r>
+      <w:r>
+        <w:t xml:space="preserve"> document has </w:t>
+      </w:r>
+      <w:r>
+        <w:rPr>
+          <w:b/>
+          <w:bCs/>
+        </w:rPr>
+        <w:t xml:space="preserve">Organizations</w:t>
+      </w:r>
+      <w:r>
+        <w:t xml:space="preserve">, marked "Needed before publishing." on a release, story or factsheet.</w:t>
+      </w:r>
+    </w:p>
+    <w:p>
+      <w:pPr>
+        <w:pStyle w:val="ListParagraph"/>
+        <w:numPr>
+          <w:ilvl w:val="0"/>
+          <w:numId w:val="1"/>
+        </w:numPr>
+      </w:pPr>
+      <w:r>
+        <w:t xml:space="preserve">An </w:t>
+      </w:r>
+      <w:r>
+        <w:rPr>
+          <w:b/>
+          <w:bCs/>
+        </w:rPr>
+        <w:t xml:space="preserve">Informal</w:t>
+      </w:r>
+      <w:r>
+        <w:t xml:space="preserve"> document has a </w:t>
+      </w:r>
+      <w:r>
+        <w:rPr>
+          <w:b/>
+          <w:bCs/>
+        </w:rPr>
+        <w:t xml:space="preserve">Byline</w:t>
+      </w:r>
+      <w:r>
+        <w:t xml:space="preserve"> instead.</w:t>
+      </w:r>
+    </w:p>
+    <w:p>
+      <w:pPr>
+        <w:spacing w:after="120"/>
+      </w:pPr>
+      <w:r>
+        <w:t xml:space="preserve">Every document also has a </w:t>
       </w:r>
       <w:r>
         <w:rPr>
@@ -2841,7 +2963,7 @@
           <w:b/>
           <w:bCs/>
         </w:rPr>
-        <w:t xml:space="preserve">Organizations</w:t>
+        <w:t xml:space="preserve">Headline</w:t>
       </w:r>
       <w:r>
         <w:t xml:space="preserve">, </w:t>
@@ -2851,7 +2973,7 @@
           <w:b/>
           <w:bCs/>
         </w:rPr>
-        <w:t xml:space="preserve">Headline</w:t>
+        <w:t xml:space="preserve">Subheadline</w:t>
       </w:r>
       <w:r>
         <w:t xml:space="preserve">, </w:t>
@@ -2861,7 +2983,53 @@
           <w:b/>
           <w:bCs/>
         </w:rPr>
-        <w:t xml:space="preserve">Subheadline</w:t>
+        <w:t xml:space="preserve">Body</w:t>
+      </w:r>
+      <w:r>
+        <w:t xml:space="preserve"> and </w:t>
+      </w:r>
+      <w:r>
+        <w:rPr>
+          <w:b/>
+          <w:bCs/>
+        </w:rPr>
+        <w:t xml:space="preserve">Contacts</w:t>
+      </w:r>
+      <w:r>
+        <w:t xml:space="preserve">.</w:t>
+      </w:r>
+    </w:p>
+    <w:p>
+      <w:pPr>
+        <w:spacing w:after="120"/>
+      </w:pPr>
+      <w:r>
+        <w:t xml:space="preserve">If a document already holds a byline but is Formal, or organizations but is Informal, that text shows, but can't be edited, with a note such as "A formal document doesn't keep a byline. It's removed the next time this tab is saved." Copy it first if you need it.</w:t>
+      </w:r>
+    </w:p>
+    <w:p>
+      <w:pPr>
+        <w:spacing w:after="120"/>
+      </w:pPr>
+      <w:r>
+        <w:t xml:space="preserve">The </w:t>
+      </w:r>
+      <w:r>
+        <w:rPr>
+          <w:b/>
+          <w:bCs/>
+        </w:rPr>
+        <w:t xml:space="preserve">Body</w:t>
+      </w:r>
+      <w:r>
+        <w:t xml:space="preserve"> toolbar has </w:t>
+      </w:r>
+      <w:r>
+        <w:rPr>
+          <w:b/>
+          <w:bCs/>
+        </w:rPr>
+        <w:t xml:space="preserve">Bold</w:t>
       </w:r>
       <w:r>
         <w:t xml:space="preserve">, </w:t>
@@ -2871,7 +3039,7 @@
           <w:b/>
           <w:bCs/>
         </w:rPr>
-        <w:t xml:space="preserve">Byline</w:t>
+        <w:t xml:space="preserve">Italic</w:t>
       </w:r>
       <w:r>
         <w:t xml:space="preserve">, </w:t>
@@ -2881,7 +3049,27 @@
           <w:b/>
           <w:bCs/>
         </w:rPr>
-        <w:t xml:space="preserve">Body</w:t>
+        <w:t xml:space="preserve">Bulleted list</w:t>
+      </w:r>
+      <w:r>
+        <w:t xml:space="preserve">, </w:t>
+      </w:r>
+      <w:r>
+        <w:rPr>
+          <w:b/>
+          <w:bCs/>
+        </w:rPr>
+        <w:t xml:space="preserve">Numbered list</w:t>
+      </w:r>
+      <w:r>
+        <w:t xml:space="preserve">, </w:t>
+      </w:r>
+      <w:r>
+        <w:rPr>
+          <w:b/>
+          <w:bCs/>
+        </w:rPr>
+        <w:t xml:space="preserve">Link</w:t>
       </w:r>
       <w:r>
         <w:t xml:space="preserve"> and </w:t>
@@ -2891,104 +3079,6 @@
           <w:b/>
           <w:bCs/>
         </w:rPr>
-        <w:t xml:space="preserve">Contacts</w:t>
-      </w:r>
-      <w:r>
-        <w:t xml:space="preserve">. With the </w:t>
-      </w:r>
-      <w:r>
-        <w:rPr>
-          <w:b/>
-          <w:bCs/>
-        </w:rPr>
-        <w:t xml:space="preserve">Formal</w:t>
-      </w:r>
-      <w:r>
-        <w:t xml:space="preserve"> layout, </w:t>
-      </w:r>
-      <w:r>
-        <w:rPr>
-          <w:b/>
-          <w:bCs/>
-        </w:rPr>
-        <w:t xml:space="preserve">Organizations</w:t>
-      </w:r>
-      <w:r>
-        <w:t xml:space="preserve"> must be filled in before you can publish.</w:t>
-      </w:r>
-    </w:p>
-    <w:p>
-      <w:pPr>
-        <w:spacing w:after="120"/>
-      </w:pPr>
-      <w:r>
-        <w:t xml:space="preserve">The </w:t>
-      </w:r>
-      <w:r>
-        <w:rPr>
-          <w:b/>
-          <w:bCs/>
-        </w:rPr>
-        <w:t xml:space="preserve">Body</w:t>
-      </w:r>
-      <w:r>
-        <w:t xml:space="preserve"> toolbar has </w:t>
-      </w:r>
-      <w:r>
-        <w:rPr>
-          <w:b/>
-          <w:bCs/>
-        </w:rPr>
-        <w:t xml:space="preserve">Bold</w:t>
-      </w:r>
-      <w:r>
-        <w:t xml:space="preserve">, </w:t>
-      </w:r>
-      <w:r>
-        <w:rPr>
-          <w:b/>
-          <w:bCs/>
-        </w:rPr>
-        <w:t xml:space="preserve">Italic</w:t>
-      </w:r>
-      <w:r>
-        <w:t xml:space="preserve">, </w:t>
-      </w:r>
-      <w:r>
-        <w:rPr>
-          <w:b/>
-          <w:bCs/>
-        </w:rPr>
-        <w:t xml:space="preserve">Bulleted list</w:t>
-      </w:r>
-      <w:r>
-        <w:t xml:space="preserve">, </w:t>
-      </w:r>
-      <w:r>
-        <w:rPr>
-          <w:b/>
-          <w:bCs/>
-        </w:rPr>
-        <w:t xml:space="preserve">Numbered list</w:t>
-      </w:r>
-      <w:r>
-        <w:t xml:space="preserve">, </w:t>
-      </w:r>
-      <w:r>
-        <w:rPr>
-          <w:b/>
-          <w:bCs/>
-        </w:rPr>
-        <w:t xml:space="preserve">Link</w:t>
-      </w:r>
-      <w:r>
-        <w:t xml:space="preserve"> and </w:t>
-      </w:r>
-      <w:r>
-        <w:rPr>
-          <w:b/>
-          <w:bCs/>
-        </w:rPr>
         <w:t xml:space="preserve">Insert asset</w:t>
       </w:r>
       <w:r>
@@ -3259,7 +3349,7 @@
         <w:t xml:space="preserve">French</w:t>
       </w:r>
       <w:r>
-        <w:t xml:space="preserve"> tab and fill it in. Once the French tab exists, its headline, body and organizations must be filled in before you can publish.</w:t>
+        <w:t xml:space="preserve"> tab and fill it in. Once the French tab exists, its headline and body, and on a Formal document its organizations, must be filled in before you can publish.</w:t>
       </w:r>
     </w:p>
     <w:p>
@@ -3401,7 +3491,7 @@
         <w:t xml:space="preserve">Summary</w:t>
       </w:r>
       <w:r>
-        <w:t xml:space="preserve">: what subscribers see in their email. It fills itself from the start of the body, and </w:t>
+        <w:t xml:space="preserve">: what subscribers see in their email. It fills itself from the start of the body. </w:t>
       </w:r>
       <w:r>
         <w:rPr>
@@ -3411,7 +3501,17 @@
         <w:t xml:space="preserve">Documents</w:t>
       </w:r>
       <w:r>
-        <w:t xml:space="preserve"> shows "(auto)" until you change it.</w:t>
+        <w:t xml:space="preserve"> shows it, with "(auto)" until you change it, and an </w:t>
+      </w:r>
+      <w:r>
+        <w:rPr>
+          <w:b/>
+          <w:bCs/>
+        </w:rPr>
+        <w:t xml:space="preserve">Edit it in Page details</w:t>
+      </w:r>
+      <w:r>
+        <w:t xml:space="preserve"> link.</w:t>
       </w:r>
     </w:p>
     <w:p>
@@ -3529,6 +3629,26 @@
           <w:bCs/>
         </w:rPr>
         <w:t xml:space="preserve">Tags</w:t>
+      </w:r>
+      <w:r>
+        <w:t xml:space="preserve">. Once you tick more than one ministry, </w:t>
+      </w:r>
+      <w:r>
+        <w:rPr>
+          <w:b/>
+          <w:bCs/>
+        </w:rPr>
+        <w:t xml:space="preserve">Lead ministry (needed before approving)</w:t>
+      </w:r>
+      <w:r>
+        <w:t xml:space="preserve"> appears and says "Choose the lead ministry" until you do. An advisory doesn't need one and offers </w:t>
+      </w:r>
+      <w:r>
+        <w:rPr>
+          <w:b/>
+          <w:bCs/>
+        </w:rPr>
+        <w:t xml:space="preserve">(none)</w:t>
       </w:r>
       <w:r>
         <w:t xml:space="preserve">.</w:t>
@@ -4587,7 +4707,7 @@
         <w:spacing w:after="120"/>
       </w:pPr>
       <w:r>
-        <w:t xml:space="preserve">When a button is greyed out, the reasons are listed under it, such as "Approve is unavailable until:" and "Choose at least one ministry.". Each reason links to the part of the release to fix.</w:t>
+        <w:t xml:space="preserve">When a button is greyed out, the reasons are listed under it, such as "Approve is unavailable until:" and "Choose at least one ministry.". On a draft, "Also needed before it can be published:" lists what publishing will need too. A scheduled release can still have something missing, listed under "Before the scheduled time:", and a published one under "Before your next save can republish it:", because each publish checks again. Each reason links to the part of the release to fix.</w:t>
       </w:r>
     </w:p>
     <w:p>
@@ -4853,7 +4973,7 @@
         <w:t xml:space="preserve">Schedule</w:t>
       </w:r>
       <w:r>
-        <w:t xml:space="preserve">. If the release has a planned publish date still ahead, the date and time are filled in from it.</w:t>
+        <w:t xml:space="preserve">. If the release has a planned publish date still ahead, the date and time are filled in from it, and the panel says "Filled in from the planned publish date."</w:t>
       </w:r>
     </w:p>
     <w:p>
@@ -4985,7 +5105,7 @@
           <w:b/>
           <w:bCs/>
         </w:rPr>
-        <w:t xml:space="preserve">Planned publish date (not yet committed)</w:t>
+        <w:t xml:space="preserve">Planned publish date (for planning only)</w:t>
       </w:r>
       <w:r>
         <w:t xml:space="preserve">, in </w:t>
@@ -4998,7 +5118,7 @@
         <w:t xml:space="preserve">Publish settings</w:t>
       </w:r>
       <w:r>
-        <w:t xml:space="preserve">, is only a plan: nothing happens at that time. It shows on </w:t>
+        <w:t xml:space="preserve">, is a plan: nothing happens at that time. It shows on </w:t>
       </w:r>
       <w:r>
         <w:rPr>
@@ -5038,7 +5158,7 @@
         <w:t xml:space="preserve">Schedule</w:t>
       </w:r>
       <w:r>
-        <w:t xml:space="preserve"> commits a time.</w:t>
+        <w:t xml:space="preserve"> sets when the release goes out.</w:t>
       </w:r>
     </w:p>
     <w:p>
@@ -5099,10 +5219,40 @@
           <w:b/>
           <w:bCs/>
         </w:rPr>
-        <w:t xml:space="preserve">Send to media distribution lists</w:t>
-      </w:r>
-      <w:r>
-        <w:t xml:space="preserve">: tick it, then tick the lists. A retired list a release already had shows "(retired)" and gets nothing.</w:t>
+        <w:t xml:space="preserve">Media distribution lists</w:t>
+      </w:r>
+      <w:r>
+        <w:t xml:space="preserve">: tick each list that should get the media email. With none ticked, no media email goes out. On a release brought over from the old system you may see "As saved, these lists won't get the media email. Save Publish settings and they will." </w:t>
+      </w:r>
+      <w:r>
+        <w:rPr>
+          <w:b/>
+          <w:bCs/>
+        </w:rPr>
+        <w:t xml:space="preserve">Publish settings</w:t>
+      </w:r>
+      <w:r>
+        <w:t xml:space="preserve"> then says </w:t>
+      </w:r>
+      <w:r>
+        <w:rPr>
+          <w:b/>
+          <w:bCs/>
+        </w:rPr>
+        <w:t xml:space="preserve">Unsaved</w:t>
+      </w:r>
+      <w:r>
+        <w:t xml:space="preserve">: choose </w:t>
+      </w:r>
+      <w:r>
+        <w:rPr>
+          <w:b/>
+          <w:bCs/>
+        </w:rPr>
+        <w:t xml:space="preserve">Save changes</w:t>
+      </w:r>
+      <w:r>
+        <w:t xml:space="preserve"> and the ticked lists get it. If that release went out before and is now off the site, it says "As saved, these lists won't get the media email when it's republished." instead, and nothing is marked unsaved: the old system may already have emailed those lists. A retired list a release already had shows "(retired)" and gets nothing; if only retired lists are ticked, the section says "The ticked lists are retired and won't get the media email."</w:t>
       </w:r>
     </w:p>
     <w:p>

--- a/hub/manuals/nrms-editor.docx
+++ b/hub/manuals/nrms-editor.docx
@@ -6262,7 +6262,27 @@
         <w:t xml:space="preserve">Home</w:t>
       </w:r>
       <w:r>
-        <w:t xml:space="preserve"> and each ministry, sector and theme the release is filed under, as saved.</w:t>
+        <w:t xml:space="preserve"> and each ministry, sector and theme the release is filed under, as saved. One you have ticked in </w:t>
+      </w:r>
+      <w:r>
+        <w:rPr>
+          <w:b/>
+          <w:bCs/>
+        </w:rPr>
+        <w:t xml:space="preserve">Categories</w:t>
+      </w:r>
+      <w:r>
+        <w:t xml:space="preserve"> but not saved shows "Save to feature here." with no switch; choose </w:t>
+      </w:r>
+      <w:r>
+        <w:rPr>
+          <w:b/>
+          <w:bCs/>
+        </w:rPr>
+        <w:t xml:space="preserve">Save changes</w:t>
+      </w:r>
+      <w:r>
+        <w:t xml:space="preserve"> first.</w:t>
       </w:r>
     </w:p>
     <w:p>

--- a/hub/manuals/nrms-editor.docx
+++ b/hub/manuals/nrms-editor.docx
@@ -3434,7 +3434,7 @@
         <w:t xml:space="preserve">URL key</w:t>
       </w:r>
       <w:r>
-        <w:t xml:space="preserve">: the last part of the release's public address. A release or advisory gets one when it is approved. A story's or factsheet's comes from its headline, and you can change it until it is scheduled.</w:t>
+        <w:t xml:space="preserve">: the last part of the release's public address. A release or advisory gets one when it is approved. A story's or factsheet's comes from its headline, and you can change it until it is scheduled. Once a story or factsheet has been published, its URL key never changes, even after an unpublish: changing the headline leaves it as it is, and the box says "This Story has been published, so its URL key can't change." (or Factsheet).</w:t>
       </w:r>
     </w:p>
     <w:p>
@@ -6476,7 +6476,7 @@
         <w:t xml:space="preserve">Schedule</w:t>
       </w:r>
       <w:r>
-        <w:t xml:space="preserve">. It keeps its numbers and its web address.</w:t>
+        <w:t xml:space="preserve">. It keeps its numbers and its web address, even if you change its headline while it is off the site.</w:t>
       </w:r>
     </w:p>
     <w:p>

--- a/hub/manuals/nrms-editor.docx
+++ b/hub/manuals/nrms-editor.docx
@@ -887,7 +887,7 @@
         <w:tc>
           <w:p>
             <w:r>
-              <w:t xml:space="preserve">Releases planned or scheduled from now on, and the Calendar activities a release may be planned for.</w:t>
+              <w:t xml:space="preserve">Releases planned or scheduled from now on, releases whose time passed in the last 24 hours but haven't gone out, and the Calendar activities a release may be planned for.</w:t>
             </w:r>
           </w:p>
         </w:tc>
@@ -1228,14 +1228,8 @@
               <w:t xml:space="preserve">Approved</w:t>
             </w:r>
             <w:r>
-              <w:t xml:space="preserve"> badge.</w:t>
-            </w:r>
-          </w:p>
-        </w:tc>
-      </w:tr>
-      <w:tr>
-        <w:tc>
-          <w:p>
+              <w:t xml:space="preserve"> badge. Its status label is amber with a dashed edge, so it doesn't look like </w:t>
+            </w:r>
             <w:r>
               <w:rPr>
                 <w:b/>
@@ -1243,6 +1237,22 @@
               </w:rPr>
               <w:t xml:space="preserve">Scheduled</w:t>
             </w:r>
+            <w:r>
+              <w:t xml:space="preserve">.</w:t>
+            </w:r>
+          </w:p>
+        </w:tc>
+      </w:tr>
+      <w:tr>
+        <w:tc>
+          <w:p>
+            <w:r>
+              <w:rPr>
+                <w:b/>
+                <w:bCs/>
+              </w:rPr>
+              <w:t xml:space="preserve">Scheduled</w:t>
+            </w:r>
           </w:p>
         </w:tc>
         <w:tc>
@@ -1411,7 +1421,7 @@
         <w:t xml:space="preserve">Forecast</w:t>
       </w:r>
       <w:r>
-        <w:t xml:space="preserve"> shows what is coming, so you can see what is already planned before you start something new.</w:t>
+        <w:t xml:space="preserve"> shows what is coming, so you can see what is already planned before you start something new. A release whose time has passed but hasn't gone out stays on the list for 24 hours after that time, labelled "Planned time passed – not published" in red, so you can see it was due and nothing went out. Schedule or publish it if it should go out.</w:t>
       </w:r>
     </w:p>
     <w:p>
@@ -2703,7 +2713,25 @@
         <w:t xml:space="preserve">Save changes</w:t>
       </w:r>
       <w:r>
-        <w:t xml:space="preserve"> in that bar, or press Ctrl+S (Command+S on a Mac). Pressing Enter in a one-line field saves too.</w:t>
+        <w:t xml:space="preserve"> in that bar, or press Ctrl+S (Command+S on a Mac). Pressing Enter in a one-line field saves too. On a published release the button reads </w:t>
+      </w:r>
+      <w:r>
+        <w:rPr>
+          <w:b/>
+          <w:bCs/>
+        </w:rPr>
+        <w:t xml:space="preserve">Save and republish</w:t>
+      </w:r>
+      <w:r>
+        <w:t xml:space="preserve">, because saving puts the change on the public site: see </w:t>
+      </w:r>
+      <w:hyperlink w:history="1" w:anchor="section_8">
+        <w:r>
+          <w:t xml:space="preserve">Correct, feature, unpublish or delete</w:t>
+        </w:r>
+      </w:hyperlink>
+      <w:r>
+        <w:t xml:space="preserve">.</w:t>
       </w:r>
     </w:p>
     <w:p>
@@ -2789,7 +2817,17 @@
         <w:t xml:space="preserve">Leave</w:t>
       </w:r>
       <w:r>
-        <w:t xml:space="preserve"> to lose them. If your sign-in runs out while you are writing, sign in again in the same browser tab: the text you typed in a document comes back.</w:t>
+        <w:t xml:space="preserve"> to lose them; they don't come back the next time you open the release. If your sign-in runs out while you are writing, sign in again in the same browser tab: the text you typed in a document comes back, with "Your unsaved changes were restored." If someone changed the release in the meantime, it also says saving them will ask you to reload first, so your older text can't overwrite their newer changes. Reloading shows their version instead of yours, so copy anything you want to keep before you choose </w:t>
+      </w:r>
+      <w:r>
+        <w:rPr>
+          <w:b/>
+          <w:bCs/>
+        </w:rPr>
+        <w:t xml:space="preserve">Reload</w:t>
+      </w:r>
+      <w:r>
+        <w:t xml:space="preserve">.</w:t>
       </w:r>
     </w:p>
     <w:p>
@@ -4840,11 +4878,7 @@
     </w:p>
     <w:p>
       <w:pPr>
-        <w:pStyle w:val="ListParagraph"/>
-        <w:numPr>
-          <w:ilvl w:val="0"/>
-          <w:numId w:val="10"/>
-        </w:numPr>
+        <w:spacing w:after="120"/>
       </w:pPr>
       <w:r>
         <w:t xml:space="preserve">Choose </w:t>
@@ -4893,7 +4927,101 @@
         </w:numPr>
       </w:pPr>
       <w:r>
-        <w:t xml:space="preserve">which News On Demand subscribers are emailed, such as "Emails News on Demand subscribers who follow any of: Health — and everyone subscribed to all news.", or "News on Demand subscribers will not be emailed."</w:t>
+        <w:t xml:space="preserve">which News On Demand subscribers are emailed, such as "Emails News on Demand subscribers who follow any of: Health — and everyone subscribed to all news.", or "News on Demand subscribers will not be emailed.";</w:t>
+      </w:r>
+    </w:p>
+    <w:p>
+      <w:pPr>
+        <w:pStyle w:val="ListParagraph"/>
+        <w:numPr>
+          <w:ilvl w:val="1"/>
+          <w:numId w:val="1"/>
+        </w:numPr>
+      </w:pPr>
+      <w:r>
+        <w:t xml:space="preserve">how many people that is, such as "Emails about 40,000 News on Demand subscribers and about 312 media contacts now. About 1,200 daily digest subscribers get it in the next 5 PM digest." The first numbers are the people emailed as soon as it goes out; the digest number is the people who get it in that evening's daily digest, while it is still on the site. Someone on one of its media lists who also follows its categories gets only the media email, and is counted once, as a media contact. If a number can't be worked out just then, it says "(count unavailable)" or "How many people it reaches isn't available right now." You can still publish. A number much bigger than you expect is a sign the wrong categories or lists are ticked.</w:t>
+      </w:r>
+    </w:p>
+    <w:p>
+      <w:pPr>
+        <w:spacing w:after="120"/>
+      </w:pPr>
+      <w:r>
+        <w:t xml:space="preserve">If the release has a planned publish date still ahead, the box starts with a warning such as "This release is planned for Nov 3, 2026 10:00 AM. Publishing now puts it out early." If it is under embargo until then, choose </w:t>
+      </w:r>
+      <w:r>
+        <w:rPr>
+          <w:b/>
+          <w:bCs/>
+        </w:rPr>
+        <w:t xml:space="preserve">Cancel</w:t>
+      </w:r>
+      <w:r>
+        <w:t xml:space="preserve"> and use </w:t>
+      </w:r>
+      <w:r>
+        <w:rPr>
+          <w:b/>
+          <w:bCs/>
+        </w:rPr>
+        <w:t xml:space="preserve">Schedule</w:t>
+      </w:r>
+      <w:r>
+        <w:t xml:space="preserve"> instead.</w:t>
+      </w:r>
+    </w:p>
+    <w:p>
+      <w:pPr>
+        <w:spacing w:after="120"/>
+      </w:pPr>
+      <w:r>
+        <w:t xml:space="preserve">Check the list. Choose </w:t>
+      </w:r>
+      <w:r>
+        <w:rPr>
+          <w:b/>
+          <w:bCs/>
+        </w:rPr>
+        <w:t xml:space="preserve">Publish now</w:t>
+      </w:r>
+      <w:r>
+        <w:t xml:space="preserve">.</w:t>
+      </w:r>
+    </w:p>
+    <w:p>
+      <w:pPr>
+        <w:spacing w:after="120"/>
+      </w:pPr>
+      <w:r>
+        <w:t xml:space="preserve">The status shows </w:t>
+      </w:r>
+      <w:r>
+        <w:rPr>
+          <w:b/>
+          <w:bCs/>
+        </w:rPr>
+        <w:t xml:space="preserve">Publishing...</w:t>
+      </w:r>
+      <w:r>
+        <w:t xml:space="preserve">, then </w:t>
+      </w:r>
+      <w:r>
+        <w:rPr>
+          <w:b/>
+          <w:bCs/>
+        </w:rPr>
+        <w:t xml:space="preserve">Published</w:t>
+      </w:r>
+      <w:r>
+        <w:t xml:space="preserve">, usually within a minute. The page updates by itself: "This page updates on its own until the release is done — no need to reload."</w:t>
+      </w:r>
+    </w:p>
+    <w:p>
+      <w:pPr>
+        <w:pStyle w:val="Heading2"/>
+      </w:pPr>
+      <w:r>
+        <w:t xml:space="preserve">Schedule</w:t>
       </w:r>
     </w:p>
     <w:p>
@@ -4905,7 +5033,71 @@
         </w:numPr>
       </w:pPr>
       <w:r>
-        <w:t xml:space="preserve">Check the list. Choose </w:t>
+        <w:t xml:space="preserve">Choose </w:t>
+      </w:r>
+      <w:r>
+        <w:rPr>
+          <w:b/>
+          <w:bCs/>
+        </w:rPr>
+        <w:t xml:space="preserve">Schedule</w:t>
+      </w:r>
+      <w:r>
+        <w:t xml:space="preserve">. If the release has a planned publish date still ahead, the date and time are filled in from it, and the panel says "Filled in from the planned publish date."</w:t>
+      </w:r>
+    </w:p>
+    <w:p>
+      <w:pPr>
+        <w:pStyle w:val="ListParagraph"/>
+        <w:numPr>
+          <w:ilvl w:val="0"/>
+          <w:numId w:val="10"/>
+        </w:numPr>
+      </w:pPr>
+      <w:r>
+        <w:t xml:space="preserve">Enter the </w:t>
+      </w:r>
+      <w:r>
+        <w:rPr>
+          <w:b/>
+          <w:bCs/>
+        </w:rPr>
+        <w:t xml:space="preserve">Date</w:t>
+      </w:r>
+      <w:r>
+        <w:t xml:space="preserve"> and </w:t>
+      </w:r>
+      <w:r>
+        <w:rPr>
+          <w:b/>
+          <w:bCs/>
+        </w:rPr>
+        <w:t xml:space="preserve">Time (BC time)</w:t>
+      </w:r>
+      <w:r>
+        <w:t xml:space="preserve">. A time that has passed shows "Choose a time in the future, or use Publish now."</w:t>
+      </w:r>
+    </w:p>
+    <w:p>
+      <w:pPr>
+        <w:pStyle w:val="ListParagraph"/>
+        <w:numPr>
+          <w:ilvl w:val="0"/>
+          <w:numId w:val="10"/>
+        </w:numPr>
+      </w:pPr>
+      <w:r>
+        <w:t xml:space="preserve">Choose </w:t>
+      </w:r>
+      <w:r>
+        <w:rPr>
+          <w:b/>
+          <w:bCs/>
+        </w:rPr>
+        <w:t xml:space="preserve">Confirm schedule</w:t>
+      </w:r>
+      <w:r>
+        <w:t xml:space="preserve">. A box asks, for example, "Schedule this release for Friday, November 20, 2026 at 10:00 AM Pacific time?" and lists who will be emailed, and about how many people, as for </w:t>
       </w:r>
       <w:r>
         <w:rPr>
@@ -4920,30 +5112,50 @@
     </w:p>
     <w:p>
       <w:pPr>
-        <w:spacing w:after="120"/>
-      </w:pPr>
-      <w:r>
-        <w:t xml:space="preserve">The status shows </w:t>
-      </w:r>
-      <w:r>
-        <w:rPr>
-          <w:b/>
-          <w:bCs/>
-        </w:rPr>
-        <w:t xml:space="preserve">Publishing...</w:t>
-      </w:r>
-      <w:r>
-        <w:t xml:space="preserve">, then </w:t>
-      </w:r>
-      <w:r>
-        <w:rPr>
-          <w:b/>
-          <w:bCs/>
-        </w:rPr>
-        <w:t xml:space="preserve">Published</w:t>
-      </w:r>
-      <w:r>
-        <w:t xml:space="preserve">, usually within a minute. The page updates by itself: "This page updates on its own until the release is done — no need to reload."</w:t>
+        <w:pStyle w:val="ListParagraph"/>
+        <w:numPr>
+          <w:ilvl w:val="0"/>
+          <w:numId w:val="10"/>
+        </w:numPr>
+      </w:pPr>
+      <w:r>
+        <w:t xml:space="preserve">Choose </w:t>
+      </w:r>
+      <w:r>
+        <w:rPr>
+          <w:b/>
+          <w:bCs/>
+        </w:rPr>
+        <w:t xml:space="preserve">Schedule</w:t>
+      </w:r>
+      <w:r>
+        <w:t xml:space="preserve">.</w:t>
+      </w:r>
+    </w:p>
+    <w:p>
+      <w:pPr>
+        <w:spacing w:after="120"/>
+      </w:pPr>
+      <w:r>
+        <w:t xml:space="preserve">The release moves to </w:t>
+      </w:r>
+      <w:r>
+        <w:rPr>
+          <w:b/>
+          <w:bCs/>
+        </w:rPr>
+        <w:t xml:space="preserve">Scheduled</w:t>
+      </w:r>
+      <w:r>
+        <w:t xml:space="preserve">. At that time it publishes by itself and the emails go out. Until then nothing is public: not the page, not its files, not the emails.</w:t>
+      </w:r>
+    </w:p>
+    <w:p>
+      <w:pPr>
+        <w:spacing w:after="120"/>
+      </w:pPr>
+      <w:r>
+        <w:t xml:space="preserve">You can still change a scheduled release. What goes out is the release as saved at the publish time.</w:t>
       </w:r>
     </w:p>
     <w:p>
@@ -4951,141 +5163,72 @@
         <w:pStyle w:val="Heading2"/>
       </w:pPr>
       <w:r>
+        <w:t xml:space="preserve">The planned publish date</w:t>
+      </w:r>
+    </w:p>
+    <w:p>
+      <w:pPr>
+        <w:spacing w:after="120"/>
+      </w:pPr>
+      <w:r>
+        <w:rPr>
+          <w:b/>
+          <w:bCs/>
+        </w:rPr>
+        <w:t xml:space="preserve">Planned publish date (for planning only)</w:t>
+      </w:r>
+      <w:r>
+        <w:t xml:space="preserve">, in </w:t>
+      </w:r>
+      <w:r>
+        <w:rPr>
+          <w:b/>
+          <w:bCs/>
+        </w:rPr>
+        <w:t xml:space="preserve">Publish settings</w:t>
+      </w:r>
+      <w:r>
+        <w:t xml:space="preserve">, is a plan: nothing happens at that time. It shows on </w:t>
+      </w:r>
+      <w:r>
+        <w:rPr>
+          <w:b/>
+          <w:bCs/>
+        </w:rPr>
+        <w:t xml:space="preserve">Forecast</w:t>
+      </w:r>
+      <w:r>
+        <w:t xml:space="preserve"> and makes the status </w:t>
+      </w:r>
+      <w:r>
+        <w:rPr>
+          <w:b/>
+          <w:bCs/>
+        </w:rPr>
+        <w:t xml:space="preserve">Planned</w:t>
+      </w:r>
+      <w:r>
+        <w:t xml:space="preserve">. Choose </w:t>
+      </w:r>
+      <w:r>
+        <w:rPr>
+          <w:b/>
+          <w:bCs/>
+        </w:rPr>
+        <w:t xml:space="preserve">Clear planned date</w:t>
+      </w:r>
+      <w:r>
+        <w:t xml:space="preserve"> to remove it. Only </w:t>
+      </w:r>
+      <w:r>
+        <w:rPr>
+          <w:b/>
+          <w:bCs/>
+        </w:rPr>
         <w:t xml:space="preserve">Schedule</w:t>
       </w:r>
-    </w:p>
-    <w:p>
-      <w:pPr>
-        <w:pStyle w:val="ListParagraph"/>
-        <w:numPr>
-          <w:ilvl w:val="0"/>
-          <w:numId w:val="11"/>
-        </w:numPr>
-      </w:pPr>
-      <w:r>
-        <w:t xml:space="preserve">Choose </w:t>
-      </w:r>
-      <w:r>
-        <w:rPr>
-          <w:b/>
-          <w:bCs/>
-        </w:rPr>
-        <w:t xml:space="preserve">Schedule</w:t>
-      </w:r>
-      <w:r>
-        <w:t xml:space="preserve">. If the release has a planned publish date still ahead, the date and time are filled in from it, and the panel says "Filled in from the planned publish date."</w:t>
-      </w:r>
-    </w:p>
-    <w:p>
-      <w:pPr>
-        <w:pStyle w:val="ListParagraph"/>
-        <w:numPr>
-          <w:ilvl w:val="0"/>
-          <w:numId w:val="11"/>
-        </w:numPr>
-      </w:pPr>
-      <w:r>
-        <w:t xml:space="preserve">Enter the </w:t>
-      </w:r>
-      <w:r>
-        <w:rPr>
-          <w:b/>
-          <w:bCs/>
-        </w:rPr>
-        <w:t xml:space="preserve">Date</w:t>
-      </w:r>
-      <w:r>
-        <w:t xml:space="preserve"> and </w:t>
-      </w:r>
-      <w:r>
-        <w:rPr>
-          <w:b/>
-          <w:bCs/>
-        </w:rPr>
-        <w:t xml:space="preserve">Time (BC time)</w:t>
-      </w:r>
-      <w:r>
-        <w:t xml:space="preserve">. A time that has passed shows "Choose a time in the future, or use Publish now."</w:t>
-      </w:r>
-    </w:p>
-    <w:p>
-      <w:pPr>
-        <w:pStyle w:val="ListParagraph"/>
-        <w:numPr>
-          <w:ilvl w:val="0"/>
-          <w:numId w:val="11"/>
-        </w:numPr>
-      </w:pPr>
-      <w:r>
-        <w:t xml:space="preserve">Choose </w:t>
-      </w:r>
-      <w:r>
-        <w:rPr>
-          <w:b/>
-          <w:bCs/>
-        </w:rPr>
-        <w:t xml:space="preserve">Confirm schedule</w:t>
-      </w:r>
-      <w:r>
-        <w:t xml:space="preserve">. A box asks, for example, "Schedule this release for Friday, November 20, 2026 at 10:00 AM Pacific time?" and lists who will be emailed, as for </w:t>
-      </w:r>
-      <w:r>
-        <w:rPr>
-          <w:b/>
-          <w:bCs/>
-        </w:rPr>
-        <w:t xml:space="preserve">Publish now</w:t>
-      </w:r>
-      <w:r>
-        <w:t xml:space="preserve">.</w:t>
-      </w:r>
-    </w:p>
-    <w:p>
-      <w:pPr>
-        <w:pStyle w:val="ListParagraph"/>
-        <w:numPr>
-          <w:ilvl w:val="0"/>
-          <w:numId w:val="11"/>
-        </w:numPr>
-      </w:pPr>
-      <w:r>
-        <w:t xml:space="preserve">Choose </w:t>
-      </w:r>
-      <w:r>
-        <w:rPr>
-          <w:b/>
-          <w:bCs/>
-        </w:rPr>
-        <w:t xml:space="preserve">Schedule</w:t>
-      </w:r>
-      <w:r>
-        <w:t xml:space="preserve">.</w:t>
-      </w:r>
-    </w:p>
-    <w:p>
-      <w:pPr>
-        <w:spacing w:after="120"/>
-      </w:pPr>
-      <w:r>
-        <w:t xml:space="preserve">The release moves to </w:t>
-      </w:r>
-      <w:r>
-        <w:rPr>
-          <w:b/>
-          <w:bCs/>
-        </w:rPr>
-        <w:t xml:space="preserve">Scheduled</w:t>
-      </w:r>
-      <w:r>
-        <w:t xml:space="preserve">. At that time it publishes by itself and the emails go out. Until then nothing is public: not the page, not its files, not the emails.</w:t>
-      </w:r>
-    </w:p>
-    <w:p>
-      <w:pPr>
-        <w:spacing w:after="120"/>
-      </w:pPr>
-      <w:r>
-        <w:t xml:space="preserve">You can still change a scheduled release. What goes out is the release as saved at the publish time.</w:t>
+      <w:r>
+        <w:t xml:space="preserve"> sets when the release goes out.</w:t>
       </w:r>
     </w:p>
     <w:p>
@@ -5093,22 +5236,15 @@
         <w:pStyle w:val="Heading2"/>
       </w:pPr>
       <w:r>
-        <w:t xml:space="preserve">The planned publish date</w:t>
-      </w:r>
-    </w:p>
-    <w:p>
-      <w:pPr>
-        <w:spacing w:after="120"/>
-      </w:pPr>
-      <w:r>
-        <w:rPr>
-          <w:b/>
-          <w:bCs/>
-        </w:rPr>
-        <w:t xml:space="preserve">Planned publish date (for planning only)</w:t>
-      </w:r>
-      <w:r>
-        <w:t xml:space="preserve">, in </w:t>
+        <w:t xml:space="preserve">Who is emailed</w:t>
+      </w:r>
+    </w:p>
+    <w:p>
+      <w:pPr>
+        <w:spacing w:after="120"/>
+      </w:pPr>
+      <w:r>
+        <w:t xml:space="preserve">Set this in </w:t>
       </w:r>
       <w:r>
         <w:rPr>
@@ -5118,63 +5254,45 @@
         <w:t xml:space="preserve">Publish settings</w:t>
       </w:r>
       <w:r>
-        <w:t xml:space="preserve">, is a plan: nothing happens at that time. It shows on </w:t>
-      </w:r>
-      <w:r>
-        <w:rPr>
-          <w:b/>
-          <w:bCs/>
-        </w:rPr>
-        <w:t xml:space="preserve">Forecast</w:t>
-      </w:r>
-      <w:r>
-        <w:t xml:space="preserve"> and makes the status </w:t>
-      </w:r>
-      <w:r>
-        <w:rPr>
-          <w:b/>
-          <w:bCs/>
-        </w:rPr>
-        <w:t xml:space="preserve">Planned</w:t>
-      </w:r>
-      <w:r>
-        <w:t xml:space="preserve">. Choose </w:t>
-      </w:r>
-      <w:r>
-        <w:rPr>
-          <w:b/>
-          <w:bCs/>
-        </w:rPr>
-        <w:t xml:space="preserve">Clear planned date</w:t>
-      </w:r>
-      <w:r>
-        <w:t xml:space="preserve"> to remove it. Only </w:t>
-      </w:r>
-      <w:r>
-        <w:rPr>
-          <w:b/>
-          <w:bCs/>
-        </w:rPr>
-        <w:t xml:space="preserve">Schedule</w:t>
-      </w:r>
-      <w:r>
-        <w:t xml:space="preserve"> sets when the release goes out.</w:t>
-      </w:r>
-    </w:p>
-    <w:p>
-      <w:pPr>
-        <w:pStyle w:val="Heading2"/>
-      </w:pPr>
-      <w:r>
-        <w:t xml:space="preserve">Who is emailed</w:t>
-      </w:r>
-    </w:p>
-    <w:p>
-      <w:pPr>
-        <w:spacing w:after="120"/>
-      </w:pPr>
-      <w:r>
-        <w:t xml:space="preserve">Set this in </w:t>
+        <w:t xml:space="preserve"> before you publish.</w:t>
+      </w:r>
+    </w:p>
+    <w:p>
+      <w:pPr>
+        <w:pStyle w:val="ListParagraph"/>
+        <w:numPr>
+          <w:ilvl w:val="0"/>
+          <w:numId w:val="1"/>
+        </w:numPr>
+      </w:pPr>
+      <w:r>
+        <w:rPr>
+          <w:b/>
+          <w:bCs/>
+        </w:rPr>
+        <w:t xml:space="preserve">Send to News On Demand subscribers</w:t>
+      </w:r>
+      <w:r>
+        <w:t xml:space="preserve">: ticked for releases, unticked for stories and factsheets, and not available for advisories.</w:t>
+      </w:r>
+    </w:p>
+    <w:p>
+      <w:pPr>
+        <w:pStyle w:val="ListParagraph"/>
+        <w:numPr>
+          <w:ilvl w:val="0"/>
+          <w:numId w:val="1"/>
+        </w:numPr>
+      </w:pPr>
+      <w:r>
+        <w:rPr>
+          <w:b/>
+          <w:bCs/>
+        </w:rPr>
+        <w:t xml:space="preserve">Media distribution lists</w:t>
+      </w:r>
+      <w:r>
+        <w:t xml:space="preserve">: tick each list that should get the media email. With none ticked, no media email goes out. On a release brought over from the old system you may see "As saved, these lists won't get the media email. Save Publish settings and they will." </w:t>
       </w:r>
       <w:r>
         <w:rPr>
@@ -5184,54 +5302,6 @@
         <w:t xml:space="preserve">Publish settings</w:t>
       </w:r>
       <w:r>
-        <w:t xml:space="preserve"> before you publish.</w:t>
-      </w:r>
-    </w:p>
-    <w:p>
-      <w:pPr>
-        <w:pStyle w:val="ListParagraph"/>
-        <w:numPr>
-          <w:ilvl w:val="0"/>
-          <w:numId w:val="1"/>
-        </w:numPr>
-      </w:pPr>
-      <w:r>
-        <w:rPr>
-          <w:b/>
-          <w:bCs/>
-        </w:rPr>
-        <w:t xml:space="preserve">Send to News On Demand subscribers</w:t>
-      </w:r>
-      <w:r>
-        <w:t xml:space="preserve">: ticked for releases, unticked for stories and factsheets, and not available for advisories.</w:t>
-      </w:r>
-    </w:p>
-    <w:p>
-      <w:pPr>
-        <w:pStyle w:val="ListParagraph"/>
-        <w:numPr>
-          <w:ilvl w:val="0"/>
-          <w:numId w:val="1"/>
-        </w:numPr>
-      </w:pPr>
-      <w:r>
-        <w:rPr>
-          <w:b/>
-          <w:bCs/>
-        </w:rPr>
-        <w:t xml:space="preserve">Media distribution lists</w:t>
-      </w:r>
-      <w:r>
-        <w:t xml:space="preserve">: tick each list that should get the media email. With none ticked, no media email goes out. On a release brought over from the old system you may see "As saved, these lists won't get the media email. Save Publish settings and they will." </w:t>
-      </w:r>
-      <w:r>
-        <w:rPr>
-          <w:b/>
-          <w:bCs/>
-        </w:rPr>
-        <w:t xml:space="preserve">Publish settings</w:t>
-      </w:r>
-      <w:r>
         <w:t xml:space="preserve"> then says </w:t>
       </w:r>
       <w:r>
@@ -5252,7 +5322,7 @@
         <w:t xml:space="preserve">Save changes</w:t>
       </w:r>
       <w:r>
-        <w:t xml:space="preserve"> and the ticked lists get it. If that release went out before and is now off the site, it says "As saved, these lists won't get the media email when it's republished." instead, and nothing is marked unsaved: the old system may already have emailed those lists. A retired list a release already had shows "(retired)" and gets nothing; if only retired lists are ticked, the section says "The ticked lists are retired and won't get the media email."</w:t>
+        <w:t xml:space="preserve"> and the ticked lists get it. If that release went out before and is now off the site, it says "As saved, these lists won't get the media email when it's republished." instead, and nothing is marked unsaved: the old system may already have emailed those lists. A retired list a release already had shows "(retired)" and gets nothing; if only retired lists are ticked, the section says "The ticked lists are retired and won't get the media email." Once a release or factsheet has gone out, its lists are greyed out with "Media lists can't change after it has gone out.", even if it was unpublished since.</w:t>
       </w:r>
     </w:p>
     <w:p>
@@ -5295,7 +5365,27 @@
         <w:t xml:space="preserve">Cancel schedule</w:t>
       </w:r>
       <w:r>
-        <w:t xml:space="preserve"> stops a scheduled release from going out. It goes back to </w:t>
+        <w:t xml:space="preserve"> stops a scheduled release from going out. A box asks first, naming the time, for example "Cancel the publish on Nov 3, 2026 10:00 AM?". When the time is less than 30 minutes away it also says how soon, such as "It's due to go out in 10 minutes." Choose </w:t>
+      </w:r>
+      <w:r>
+        <w:rPr>
+          <w:b/>
+          <w:bCs/>
+        </w:rPr>
+        <w:t xml:space="preserve">Cancel schedule</w:t>
+      </w:r>
+      <w:r>
+        <w:t xml:space="preserve"> to cancel it, or </w:t>
+      </w:r>
+      <w:r>
+        <w:rPr>
+          <w:b/>
+          <w:bCs/>
+        </w:rPr>
+        <w:t xml:space="preserve">Keep schedule</w:t>
+      </w:r>
+      <w:r>
+        <w:t xml:space="preserve"> to leave it as it is. A cancelled release goes back to </w:t>
       </w:r>
       <w:r>
         <w:rPr>
@@ -5305,7 +5395,7 @@
         <w:t xml:space="preserve">Drafts</w:t>
       </w:r>
       <w:r>
-        <w:t xml:space="preserve"> as approved, and its time stays as the planned date. It doesn't ask first.</w:t>
+        <w:t xml:space="preserve"> as approved, and its time stays as the planned date.</w:t>
       </w:r>
     </w:p>
     <w:p>
@@ -5905,7 +5995,17 @@
         </w:numPr>
       </w:pPr>
       <w:r>
-        <w:t xml:space="preserve">Media lists can't be changed on a release or factsheet once it has gone out.</w:t>
+        <w:t xml:space="preserve">Media lists can't be changed on a release or factsheet once it has gone out: the boxes in </w:t>
+      </w:r>
+      <w:r>
+        <w:rPr>
+          <w:b/>
+          <w:bCs/>
+        </w:rPr>
+        <w:t xml:space="preserve">Publish settings</w:t>
+      </w:r>
+      <w:r>
+        <w:t xml:space="preserve"> are greyed out, with "Media lists can't change after it has gone out."</w:t>
       </w:r>
     </w:p>
     <w:p>
@@ -6090,11 +6190,147 @@
         <w:pStyle w:val="ListParagraph"/>
         <w:numPr>
           <w:ilvl w:val="0"/>
+          <w:numId w:val="11"/>
+        </w:numPr>
+      </w:pPr>
+      <w:r>
+        <w:t xml:space="preserve">Open the release and make the change. The bar along the bottom says "Saving republishes this release on the public site."</w:t>
+      </w:r>
+    </w:p>
+    <w:p>
+      <w:pPr>
+        <w:pStyle w:val="ListParagraph"/>
+        <w:numPr>
+          <w:ilvl w:val="0"/>
+          <w:numId w:val="11"/>
+        </w:numPr>
+      </w:pPr>
+      <w:r>
+        <w:t xml:space="preserve">Choose </w:t>
+      </w:r>
+      <w:r>
+        <w:rPr>
+          <w:b/>
+          <w:bCs/>
+        </w:rPr>
+        <w:t xml:space="preserve">Save and republish</w:t>
+      </w:r>
+      <w:r>
+        <w:t xml:space="preserve">.</w:t>
+      </w:r>
+    </w:p>
+    <w:p>
+      <w:pPr>
+        <w:spacing w:after="120"/>
+      </w:pPr>
+      <w:r>
+        <w:t xml:space="preserve">It republishes at once: no box asks first. Pressing Enter in a one-line field or Ctrl+S (Command+S on a Mac) saves and republishes too, so finish the whole correction before you press either. The status shows </w:t>
+      </w:r>
+      <w:r>
+        <w:rPr>
+          <w:b/>
+          <w:bCs/>
+        </w:rPr>
+        <w:t xml:space="preserve">Republishing...</w:t>
+      </w:r>
+      <w:r>
+        <w:t xml:space="preserve">, then </w:t>
+      </w:r>
+      <w:r>
+        <w:rPr>
+          <w:b/>
+          <w:bCs/>
+        </w:rPr>
+        <w:t xml:space="preserve">Published</w:t>
+      </w:r>
+      <w:r>
+        <w:t xml:space="preserve">, usually within a minute. </w:t>
+      </w:r>
+      <w:r>
+        <w:rPr>
+          <w:b/>
+          <w:bCs/>
+        </w:rPr>
+        <w:t xml:space="preserve">History</w:t>
+      </w:r>
+      <w:r>
+        <w:t xml:space="preserve"> shows "Republished to …"; with </w:t>
+      </w:r>
+      <w:r>
+        <w:rPr>
+          <w:b/>
+          <w:bCs/>
+        </w:rPr>
+        <w:t xml:space="preserve">Show all</w:t>
+      </w:r>
+      <w:r>
+        <w:t xml:space="preserve"> ticked it also shows "Edited after publishing — will republish". The public page shows the change within a couple of minutes. Nobody is emailed again.</w:t>
+      </w:r>
+    </w:p>
+    <w:p>
+      <w:pPr>
+        <w:spacing w:after="120"/>
+      </w:pPr>
+      <w:r>
+        <w:t xml:space="preserve">Uploading or removing a file counts as a correction too. If a correction fails, the release shows "This release failed" and stays on the public site as it was. Fix the problem, save, then choose </w:t>
+      </w:r>
+      <w:r>
+        <w:rPr>
+          <w:b/>
+          <w:bCs/>
+        </w:rPr>
+        <w:t xml:space="preserve">Publish now</w:t>
+      </w:r>
+      <w:r>
+        <w:t xml:space="preserve">. </w:t>
+      </w:r>
+      <w:r>
+        <w:rPr>
+          <w:b/>
+          <w:bCs/>
+        </w:rPr>
+        <w:t xml:space="preserve">Schedule</w:t>
+      </w:r>
+      <w:r>
+        <w:t xml:space="preserve"> isn't offered: a failed correction goes out at once.</w:t>
+      </w:r>
+    </w:p>
+    <w:p>
+      <w:pPr>
+        <w:pStyle w:val="Heading2"/>
+      </w:pPr>
+      <w:r>
+        <w:t xml:space="preserve">Top and Feature spots</w:t>
+      </w:r>
+    </w:p>
+    <w:p>
+      <w:pPr>
+        <w:spacing w:after="120"/>
+      </w:pPr>
+      <w:r>
+        <w:t xml:space="preserve">Each place on the public site has one Top and one Feature spot: the home page, and each ministry, sector and theme page. A release can take them only while it is published.</w:t>
+      </w:r>
+    </w:p>
+    <w:p>
+      <w:pPr>
+        <w:pStyle w:val="ListParagraph"/>
+        <w:numPr>
+          <w:ilvl w:val="0"/>
           <w:numId w:val="12"/>
         </w:numPr>
       </w:pPr>
       <w:r>
-        <w:t xml:space="preserve">Open the release and make the change.</w:t>
+        <w:t xml:space="preserve">Open the release. </w:t>
+      </w:r>
+      <w:r>
+        <w:rPr>
+          <w:b/>
+          <w:bCs/>
+        </w:rPr>
+        <w:t xml:space="preserve">Top / Feature</w:t>
+      </w:r>
+      <w:r>
+        <w:t xml:space="preserve"> says where it is now, such as "Feature on Home", or "Not in a Top or Feature slot anywhere."</w:t>
       </w:r>
     </w:p>
     <w:p>
@@ -6113,102 +6349,126 @@
           <w:b/>
           <w:bCs/>
         </w:rPr>
+        <w:t xml:space="preserve">Change Top / Feature</w:t>
+      </w:r>
+      <w:r>
+        <w:t xml:space="preserve">. You see </w:t>
+      </w:r>
+      <w:r>
+        <w:rPr>
+          <w:b/>
+          <w:bCs/>
+        </w:rPr>
+        <w:t xml:space="preserve">Home</w:t>
+      </w:r>
+      <w:r>
+        <w:t xml:space="preserve"> and each ministry, sector and theme the release is filed under, as saved. One you have ticked in </w:t>
+      </w:r>
+      <w:r>
+        <w:rPr>
+          <w:b/>
+          <w:bCs/>
+        </w:rPr>
+        <w:t xml:space="preserve">Categories</w:t>
+      </w:r>
+      <w:r>
+        <w:t xml:space="preserve"> but not saved shows "Save to feature here." with no switch; choose </w:t>
+      </w:r>
+      <w:r>
+        <w:rPr>
+          <w:b/>
+          <w:bCs/>
+        </w:rPr>
         <w:t xml:space="preserve">Save changes</w:t>
       </w:r>
       <w:r>
+        <w:t xml:space="preserve"> first.</w:t>
+      </w:r>
+    </w:p>
+    <w:p>
+      <w:pPr>
+        <w:pStyle w:val="ListParagraph"/>
+        <w:numPr>
+          <w:ilvl w:val="0"/>
+          <w:numId w:val="12"/>
+        </w:numPr>
+      </w:pPr>
+      <w:r>
+        <w:t xml:space="preserve">Switch </w:t>
+      </w:r>
+      <w:r>
+        <w:rPr>
+          <w:b/>
+          <w:bCs/>
+        </w:rPr>
+        <w:t xml:space="preserve">Top</w:t>
+      </w:r>
+      <w:r>
+        <w:t xml:space="preserve"> or </w:t>
+      </w:r>
+      <w:r>
+        <w:rPr>
+          <w:b/>
+          <w:bCs/>
+        </w:rPr>
+        <w:t xml:space="preserve">Feature</w:t>
+      </w:r>
+      <w:r>
+        <w:t xml:space="preserve"> on or off for a place.</w:t>
+      </w:r>
+    </w:p>
+    <w:p>
+      <w:pPr>
+        <w:spacing w:after="120"/>
+      </w:pPr>
+      <w:r>
+        <w:t xml:space="preserve">It changes at once, without </w:t>
+      </w:r>
+      <w:r>
+        <w:rPr>
+          <w:b/>
+          <w:bCs/>
+        </w:rPr>
+        <w:t xml:space="preserve">Save changes</w:t>
+      </w:r>
+      <w:r>
+        <w:t xml:space="preserve">, and doesn't republish the release or email anyone. Switching a spot on takes it over from whichever release had it. To see every spot at once, go to </w:t>
+      </w:r>
+      <w:r>
+        <w:rPr>
+          <w:b/>
+          <w:bCs/>
+        </w:rPr>
+        <w:t xml:space="preserve">Website</w:t>
+      </w:r>
+      <w:r>
+        <w:t xml:space="preserve"> &gt; </w:t>
+      </w:r>
+      <w:r>
+        <w:rPr>
+          <w:b/>
+          <w:bCs/>
+        </w:rPr>
+        <w:t xml:space="preserve">What's featured where</w:t>
+      </w:r>
+      <w:r>
         <w:t xml:space="preserve">.</w:t>
       </w:r>
     </w:p>
     <w:p>
       <w:pPr>
-        <w:spacing w:after="120"/>
-      </w:pPr>
-      <w:r>
-        <w:t xml:space="preserve">It republishes at once: no box asks first. The status shows </w:t>
-      </w:r>
-      <w:r>
-        <w:rPr>
-          <w:b/>
-          <w:bCs/>
-        </w:rPr>
-        <w:t xml:space="preserve">Republishing...</w:t>
-      </w:r>
-      <w:r>
-        <w:t xml:space="preserve">, then </w:t>
-      </w:r>
-      <w:r>
-        <w:rPr>
-          <w:b/>
-          <w:bCs/>
-        </w:rPr>
-        <w:t xml:space="preserve">Published</w:t>
-      </w:r>
-      <w:r>
-        <w:t xml:space="preserve">, usually within a minute. </w:t>
-      </w:r>
-      <w:r>
-        <w:rPr>
-          <w:b/>
-          <w:bCs/>
-        </w:rPr>
-        <w:t xml:space="preserve">History</w:t>
-      </w:r>
-      <w:r>
-        <w:t xml:space="preserve"> shows "Republished to …"; with </w:t>
-      </w:r>
-      <w:r>
-        <w:rPr>
-          <w:b/>
-          <w:bCs/>
-        </w:rPr>
-        <w:t xml:space="preserve">Show all</w:t>
-      </w:r>
-      <w:r>
-        <w:t xml:space="preserve"> ticked it also shows "Edited after publishing — will republish". The public page shows the change within a couple of minutes. Nobody is emailed again.</w:t>
-      </w:r>
-    </w:p>
-    <w:p>
-      <w:pPr>
-        <w:spacing w:after="120"/>
-      </w:pPr>
-      <w:r>
-        <w:t xml:space="preserve">Uploading or removing a file counts as a correction too. If a correction fails, the release shows "This release failed" and stays on the public site as it was. Fix the problem, save, then choose </w:t>
-      </w:r>
-      <w:r>
-        <w:rPr>
-          <w:b/>
-          <w:bCs/>
-        </w:rPr>
-        <w:t xml:space="preserve">Publish now</w:t>
-      </w:r>
-      <w:r>
-        <w:t xml:space="preserve">. </w:t>
-      </w:r>
-      <w:r>
-        <w:rPr>
-          <w:b/>
-          <w:bCs/>
-        </w:rPr>
-        <w:t xml:space="preserve">Schedule</w:t>
-      </w:r>
-      <w:r>
-        <w:t xml:space="preserve"> isn't offered: a failed correction goes out at once.</w:t>
-      </w:r>
-    </w:p>
-    <w:p>
-      <w:pPr>
         <w:pStyle w:val="Heading2"/>
       </w:pPr>
       <w:r>
-        <w:t xml:space="preserve">Top and Feature spots</w:t>
-      </w:r>
-    </w:p>
-    <w:p>
-      <w:pPr>
-        <w:spacing w:after="120"/>
-      </w:pPr>
-      <w:r>
-        <w:t xml:space="preserve">Each place on the public site has one Top and one Feature spot: the home page, and each ministry, sector and theme page. A release can take them only while it is published.</w:t>
+        <w:t xml:space="preserve">Unpublish</w:t>
+      </w:r>
+    </w:p>
+    <w:p>
+      <w:pPr>
+        <w:spacing w:after="120"/>
+      </w:pPr>
+      <w:r>
+        <w:t xml:space="preserve">Advisories can't be unpublished.</w:t>
       </w:r>
     </w:p>
     <w:p>
@@ -6220,17 +6480,17 @@
         </w:numPr>
       </w:pPr>
       <w:r>
-        <w:t xml:space="preserve">Open the release. </w:t>
-      </w:r>
-      <w:r>
-        <w:rPr>
-          <w:b/>
-          <w:bCs/>
-        </w:rPr>
-        <w:t xml:space="preserve">Top / Feature</w:t>
-      </w:r>
-      <w:r>
-        <w:t xml:space="preserve"> says where it is now, such as "Feature on Home", or "Not in a Top or Feature slot anywhere."</w:t>
+        <w:t xml:space="preserve">Choose </w:t>
+      </w:r>
+      <w:r>
+        <w:rPr>
+          <w:b/>
+          <w:bCs/>
+        </w:rPr>
+        <w:t xml:space="preserve">Unpublish</w:t>
+      </w:r>
+      <w:r>
+        <w:t xml:space="preserve">. A box asks "Unpublish this release?"</w:t>
       </w:r>
     </w:p>
     <w:p>
@@ -6239,166 +6499,6 @@
         <w:numPr>
           <w:ilvl w:val="0"/>
           <w:numId w:val="13"/>
-        </w:numPr>
-      </w:pPr>
-      <w:r>
-        <w:t xml:space="preserve">Choose </w:t>
-      </w:r>
-      <w:r>
-        <w:rPr>
-          <w:b/>
-          <w:bCs/>
-        </w:rPr>
-        <w:t xml:space="preserve">Change Top / Feature</w:t>
-      </w:r>
-      <w:r>
-        <w:t xml:space="preserve">. You see </w:t>
-      </w:r>
-      <w:r>
-        <w:rPr>
-          <w:b/>
-          <w:bCs/>
-        </w:rPr>
-        <w:t xml:space="preserve">Home</w:t>
-      </w:r>
-      <w:r>
-        <w:t xml:space="preserve"> and each ministry, sector and theme the release is filed under, as saved. One you have ticked in </w:t>
-      </w:r>
-      <w:r>
-        <w:rPr>
-          <w:b/>
-          <w:bCs/>
-        </w:rPr>
-        <w:t xml:space="preserve">Categories</w:t>
-      </w:r>
-      <w:r>
-        <w:t xml:space="preserve"> but not saved shows "Save to feature here." with no switch; choose </w:t>
-      </w:r>
-      <w:r>
-        <w:rPr>
-          <w:b/>
-          <w:bCs/>
-        </w:rPr>
-        <w:t xml:space="preserve">Save changes</w:t>
-      </w:r>
-      <w:r>
-        <w:t xml:space="preserve"> first.</w:t>
-      </w:r>
-    </w:p>
-    <w:p>
-      <w:pPr>
-        <w:pStyle w:val="ListParagraph"/>
-        <w:numPr>
-          <w:ilvl w:val="0"/>
-          <w:numId w:val="13"/>
-        </w:numPr>
-      </w:pPr>
-      <w:r>
-        <w:t xml:space="preserve">Switch </w:t>
-      </w:r>
-      <w:r>
-        <w:rPr>
-          <w:b/>
-          <w:bCs/>
-        </w:rPr>
-        <w:t xml:space="preserve">Top</w:t>
-      </w:r>
-      <w:r>
-        <w:t xml:space="preserve"> or </w:t>
-      </w:r>
-      <w:r>
-        <w:rPr>
-          <w:b/>
-          <w:bCs/>
-        </w:rPr>
-        <w:t xml:space="preserve">Feature</w:t>
-      </w:r>
-      <w:r>
-        <w:t xml:space="preserve"> on or off for a place.</w:t>
-      </w:r>
-    </w:p>
-    <w:p>
-      <w:pPr>
-        <w:spacing w:after="120"/>
-      </w:pPr>
-      <w:r>
-        <w:t xml:space="preserve">It changes at once, without </w:t>
-      </w:r>
-      <w:r>
-        <w:rPr>
-          <w:b/>
-          <w:bCs/>
-        </w:rPr>
-        <w:t xml:space="preserve">Save changes</w:t>
-      </w:r>
-      <w:r>
-        <w:t xml:space="preserve">, and doesn't republish the release or email anyone. Switching a spot on takes it over from whichever release had it. To see every spot at once, go to </w:t>
-      </w:r>
-      <w:r>
-        <w:rPr>
-          <w:b/>
-          <w:bCs/>
-        </w:rPr>
-        <w:t xml:space="preserve">Website</w:t>
-      </w:r>
-      <w:r>
-        <w:t xml:space="preserve"> &gt; </w:t>
-      </w:r>
-      <w:r>
-        <w:rPr>
-          <w:b/>
-          <w:bCs/>
-        </w:rPr>
-        <w:t xml:space="preserve">What's featured where</w:t>
-      </w:r>
-      <w:r>
-        <w:t xml:space="preserve">.</w:t>
-      </w:r>
-    </w:p>
-    <w:p>
-      <w:pPr>
-        <w:pStyle w:val="Heading2"/>
-      </w:pPr>
-      <w:r>
-        <w:t xml:space="preserve">Unpublish</w:t>
-      </w:r>
-    </w:p>
-    <w:p>
-      <w:pPr>
-        <w:spacing w:after="120"/>
-      </w:pPr>
-      <w:r>
-        <w:t xml:space="preserve">Advisories can't be unpublished.</w:t>
-      </w:r>
-    </w:p>
-    <w:p>
-      <w:pPr>
-        <w:pStyle w:val="ListParagraph"/>
-        <w:numPr>
-          <w:ilvl w:val="0"/>
-          <w:numId w:val="14"/>
-        </w:numPr>
-      </w:pPr>
-      <w:r>
-        <w:t xml:space="preserve">Choose </w:t>
-      </w:r>
-      <w:r>
-        <w:rPr>
-          <w:b/>
-          <w:bCs/>
-        </w:rPr>
-        <w:t xml:space="preserve">Unpublish</w:t>
-      </w:r>
-      <w:r>
-        <w:t xml:space="preserve">. A box asks "Unpublish this release?"</w:t>
-      </w:r>
-    </w:p>
-    <w:p>
-      <w:pPr>
-        <w:pStyle w:val="ListParagraph"/>
-        <w:numPr>
-          <w:ilvl w:val="0"/>
-          <w:numId w:val="14"/>
         </w:numPr>
       </w:pPr>
       <w:r>
@@ -6510,128 +6610,128 @@
         <w:pStyle w:val="ListParagraph"/>
         <w:numPr>
           <w:ilvl w:val="0"/>
+          <w:numId w:val="14"/>
+        </w:numPr>
+      </w:pPr>
+      <w:r>
+        <w:t xml:space="preserve">Choose </w:t>
+      </w:r>
+      <w:r>
+        <w:rPr>
+          <w:b/>
+          <w:bCs/>
+        </w:rPr>
+        <w:t xml:space="preserve">Delete</w:t>
+      </w:r>
+      <w:r>
+        <w:t xml:space="preserve">. A box asks "Delete this release?"</w:t>
+      </w:r>
+    </w:p>
+    <w:p>
+      <w:pPr>
+        <w:pStyle w:val="ListParagraph"/>
+        <w:numPr>
+          <w:ilvl w:val="0"/>
+          <w:numId w:val="14"/>
+        </w:numPr>
+      </w:pPr>
+      <w:r>
+        <w:t xml:space="preserve">Choose </w:t>
+      </w:r>
+      <w:r>
+        <w:rPr>
+          <w:b/>
+          <w:bCs/>
+        </w:rPr>
+        <w:t xml:space="preserve">Confirm delete</w:t>
+      </w:r>
+      <w:r>
+        <w:t xml:space="preserve">. You are taken to </w:t>
+      </w:r>
+      <w:r>
+        <w:rPr>
+          <w:b/>
+          <w:bCs/>
+        </w:rPr>
+        <w:t xml:space="preserve">Drafts</w:t>
+      </w:r>
+      <w:r>
+        <w:t xml:space="preserve">.</w:t>
+      </w:r>
+    </w:p>
+    <w:p>
+      <w:pPr>
+        <w:pStyle w:val="ListParagraph"/>
+        <w:numPr>
+          <w:ilvl w:val="0"/>
+          <w:numId w:val="1"/>
+        </w:numPr>
+      </w:pPr>
+      <w:r>
+        <w:t xml:space="preserve">A draft that was never approved is deleted for good: "This draft has never been approved — deleting it is permanent and can't be undone."</w:t>
+      </w:r>
+    </w:p>
+    <w:p>
+      <w:pPr>
+        <w:pStyle w:val="ListParagraph"/>
+        <w:numPr>
+          <w:ilvl w:val="0"/>
+          <w:numId w:val="1"/>
+        </w:numPr>
+      </w:pPr>
+      <w:r>
+        <w:t xml:space="preserve">A release with a reference number disappears from the folders and </w:t>
+      </w:r>
+      <w:r>
+        <w:rPr>
+          <w:b/>
+          <w:bCs/>
+        </w:rPr>
+        <w:t xml:space="preserve">Search</w:t>
+      </w:r>
+      <w:r>
+        <w:t xml:space="preserve">, but its record is kept: "This release has a reference number (NEWS-00010) — deleting it hides it from the lists but keeps the record."</w:t>
+      </w:r>
+    </w:p>
+    <w:p>
+      <w:pPr>
+        <w:pStyle w:val="Heading1"/>
+      </w:pPr>
+      <w:bookmarkStart w:name="section_9" w:id="9"/>
+      <w:r>
+        <w:t xml:space="preserve">Find a release</w:t>
+      </w:r>
+      <w:bookmarkEnd w:id="9"/>
+    </w:p>
+    <w:p>
+      <w:pPr>
+        <w:spacing w:after="120"/>
+      </w:pPr>
+      <w:r>
+        <w:rPr>
+          <w:b/>
+          <w:bCs/>
+        </w:rPr>
+        <w:t xml:space="preserve">Who this is for:</w:t>
+      </w:r>
+      <w:r>
+        <w:t xml:space="preserve"> Release editors (NRMS.Editor).</w:t>
+      </w:r>
+    </w:p>
+    <w:p>
+      <w:pPr>
+        <w:pStyle w:val="Heading2"/>
+      </w:pPr>
+      <w:r>
+        <w:t xml:space="preserve">Open a release you know</w:t>
+      </w:r>
+    </w:p>
+    <w:p>
+      <w:pPr>
+        <w:pStyle w:val="ListParagraph"/>
+        <w:numPr>
+          <w:ilvl w:val="0"/>
           <w:numId w:val="15"/>
-        </w:numPr>
-      </w:pPr>
-      <w:r>
-        <w:t xml:space="preserve">Choose </w:t>
-      </w:r>
-      <w:r>
-        <w:rPr>
-          <w:b/>
-          <w:bCs/>
-        </w:rPr>
-        <w:t xml:space="preserve">Delete</w:t>
-      </w:r>
-      <w:r>
-        <w:t xml:space="preserve">. A box asks "Delete this release?"</w:t>
-      </w:r>
-    </w:p>
-    <w:p>
-      <w:pPr>
-        <w:pStyle w:val="ListParagraph"/>
-        <w:numPr>
-          <w:ilvl w:val="0"/>
-          <w:numId w:val="15"/>
-        </w:numPr>
-      </w:pPr>
-      <w:r>
-        <w:t xml:space="preserve">Choose </w:t>
-      </w:r>
-      <w:r>
-        <w:rPr>
-          <w:b/>
-          <w:bCs/>
-        </w:rPr>
-        <w:t xml:space="preserve">Confirm delete</w:t>
-      </w:r>
-      <w:r>
-        <w:t xml:space="preserve">. You are taken to </w:t>
-      </w:r>
-      <w:r>
-        <w:rPr>
-          <w:b/>
-          <w:bCs/>
-        </w:rPr>
-        <w:t xml:space="preserve">Drafts</w:t>
-      </w:r>
-      <w:r>
-        <w:t xml:space="preserve">.</w:t>
-      </w:r>
-    </w:p>
-    <w:p>
-      <w:pPr>
-        <w:pStyle w:val="ListParagraph"/>
-        <w:numPr>
-          <w:ilvl w:val="0"/>
-          <w:numId w:val="1"/>
-        </w:numPr>
-      </w:pPr>
-      <w:r>
-        <w:t xml:space="preserve">A draft that was never approved is deleted for good: "This draft has never been approved — deleting it is permanent and can't be undone."</w:t>
-      </w:r>
-    </w:p>
-    <w:p>
-      <w:pPr>
-        <w:pStyle w:val="ListParagraph"/>
-        <w:numPr>
-          <w:ilvl w:val="0"/>
-          <w:numId w:val="1"/>
-        </w:numPr>
-      </w:pPr>
-      <w:r>
-        <w:t xml:space="preserve">A release with a reference number disappears from the folders and </w:t>
-      </w:r>
-      <w:r>
-        <w:rPr>
-          <w:b/>
-          <w:bCs/>
-        </w:rPr>
-        <w:t xml:space="preserve">Search</w:t>
-      </w:r>
-      <w:r>
-        <w:t xml:space="preserve">, but its record is kept: "This release has a reference number (NEWS-00010) — deleting it hides it from the lists but keeps the record."</w:t>
-      </w:r>
-    </w:p>
-    <w:p>
-      <w:pPr>
-        <w:pStyle w:val="Heading1"/>
-      </w:pPr>
-      <w:bookmarkStart w:name="section_9" w:id="9"/>
-      <w:r>
-        <w:t xml:space="preserve">Find a release</w:t>
-      </w:r>
-      <w:bookmarkEnd w:id="9"/>
-    </w:p>
-    <w:p>
-      <w:pPr>
-        <w:spacing w:after="120"/>
-      </w:pPr>
-      <w:r>
-        <w:rPr>
-          <w:b/>
-          <w:bCs/>
-        </w:rPr>
-        <w:t xml:space="preserve">Who this is for:</w:t>
-      </w:r>
-      <w:r>
-        <w:t xml:space="preserve"> Release editors (NRMS.Editor).</w:t>
-      </w:r>
-    </w:p>
-    <w:p>
-      <w:pPr>
-        <w:pStyle w:val="Heading2"/>
-      </w:pPr>
-      <w:r>
-        <w:t xml:space="preserve">Open a release you know</w:t>
-      </w:r>
-    </w:p>
-    <w:p>
-      <w:pPr>
-        <w:pStyle w:val="ListParagraph"/>
-        <w:numPr>
-          <w:ilvl w:val="0"/>
-          <w:numId w:val="16"/>
         </w:numPr>
       </w:pPr>
       <w:r>
@@ -6709,6 +6809,72 @@
         <w:pStyle w:val="ListParagraph"/>
         <w:numPr>
           <w:ilvl w:val="0"/>
+          <w:numId w:val="15"/>
+        </w:numPr>
+      </w:pPr>
+      <w:r>
+        <w:t xml:space="preserve">Choose </w:t>
+      </w:r>
+      <w:r>
+        <w:rPr>
+          <w:b/>
+          <w:bCs/>
+        </w:rPr>
+        <w:t xml:space="preserve">Find</w:t>
+      </w:r>
+      <w:r>
+        <w:t xml:space="preserve">.</w:t>
+      </w:r>
+    </w:p>
+    <w:p>
+      <w:pPr>
+        <w:spacing w:after="120"/>
+      </w:pPr>
+      <w:r>
+        <w:t xml:space="preserve">The release opens. If nothing has that number, you get </w:t>
+      </w:r>
+      <w:r>
+        <w:rPr>
+          <w:b/>
+          <w:bCs/>
+        </w:rPr>
+        <w:t xml:space="preserve">Search</w:t>
+      </w:r>
+      <w:r>
+        <w:t xml:space="preserve"> results for what you typed instead.</w:t>
+      </w:r>
+    </w:p>
+    <w:p>
+      <w:pPr>
+        <w:spacing w:after="120"/>
+      </w:pPr>
+      <w:r>
+        <w:t xml:space="preserve">On screens without their own search or filter box, Ctrl+K (Command+K on a Mac) takes you to </w:t>
+      </w:r>
+      <w:r>
+        <w:rPr>
+          <w:b/>
+          <w:bCs/>
+        </w:rPr>
+        <w:t xml:space="preserve">Find a release</w:t>
+      </w:r>
+      <w:r>
+        <w:t xml:space="preserve">.</w:t>
+      </w:r>
+    </w:p>
+    <w:p>
+      <w:pPr>
+        <w:pStyle w:val="Heading2"/>
+      </w:pPr>
+      <w:r>
+        <w:t xml:space="preserve">Search</w:t>
+      </w:r>
+    </w:p>
+    <w:p>
+      <w:pPr>
+        <w:pStyle w:val="ListParagraph"/>
+        <w:numPr>
+          <w:ilvl w:val="0"/>
           <w:numId w:val="16"/>
         </w:numPr>
       </w:pPr>
@@ -6720,7 +6886,143 @@
           <w:b/>
           <w:bCs/>
         </w:rPr>
-        <w:t xml:space="preserve">Find</w:t>
+        <w:t xml:space="preserve">Search</w:t>
+      </w:r>
+      <w:r>
+        <w:t xml:space="preserve"> in the side menu.</w:t>
+      </w:r>
+    </w:p>
+    <w:p>
+      <w:pPr>
+        <w:pStyle w:val="ListParagraph"/>
+        <w:numPr>
+          <w:ilvl w:val="0"/>
+          <w:numId w:val="16"/>
+        </w:numPr>
+      </w:pPr>
+      <w:r>
+        <w:t xml:space="preserve">Type part of the headline, exactly as it appears, in </w:t>
+      </w:r>
+      <w:r>
+        <w:rPr>
+          <w:b/>
+          <w:bCs/>
+        </w:rPr>
+        <w:t xml:space="preserve">Search</w:t>
+      </w:r>
+      <w:r>
+        <w:t xml:space="preserve">, or leave it empty and use the filters in step 3.</w:t>
+      </w:r>
+    </w:p>
+    <w:p>
+      <w:pPr>
+        <w:pStyle w:val="ListParagraph"/>
+        <w:numPr>
+          <w:ilvl w:val="0"/>
+          <w:numId w:val="16"/>
+        </w:numPr>
+      </w:pPr>
+      <w:r>
+        <w:t xml:space="preserve">To narrow it, choose a </w:t>
+      </w:r>
+      <w:r>
+        <w:rPr>
+          <w:b/>
+          <w:bCs/>
+        </w:rPr>
+        <w:t xml:space="preserve">Ministry</w:t>
+      </w:r>
+      <w:r>
+        <w:t xml:space="preserve">, </w:t>
+      </w:r>
+      <w:r>
+        <w:rPr>
+          <w:b/>
+          <w:bCs/>
+        </w:rPr>
+        <w:t xml:space="preserve">Sector</w:t>
+      </w:r>
+      <w:r>
+        <w:t xml:space="preserve"> or </w:t>
+      </w:r>
+      <w:r>
+        <w:rPr>
+          <w:b/>
+          <w:bCs/>
+        </w:rPr>
+        <w:t xml:space="preserve">Type</w:t>
+      </w:r>
+      <w:r>
+        <w:t xml:space="preserve">, or a </w:t>
+      </w:r>
+      <w:r>
+        <w:rPr>
+          <w:b/>
+          <w:bCs/>
+        </w:rPr>
+        <w:t xml:space="preserve">From</w:t>
+      </w:r>
+      <w:r>
+        <w:t xml:space="preserve"> and </w:t>
+      </w:r>
+      <w:r>
+        <w:rPr>
+          <w:b/>
+          <w:bCs/>
+        </w:rPr>
+        <w:t xml:space="preserve">To</w:t>
+      </w:r>
+      <w:r>
+        <w:t xml:space="preserve"> date. The dates are the release date: when it went out, or for one that hasn't, its planned or scheduled time. Both days are included; leave either empty for no limit on that side. If </w:t>
+      </w:r>
+      <w:r>
+        <w:rPr>
+          <w:b/>
+          <w:bCs/>
+        </w:rPr>
+        <w:t xml:space="preserve">From</w:t>
+      </w:r>
+      <w:r>
+        <w:t xml:space="preserve"> is after </w:t>
+      </w:r>
+      <w:r>
+        <w:rPr>
+          <w:b/>
+          <w:bCs/>
+        </w:rPr>
+        <w:t xml:space="preserve">To</w:t>
+      </w:r>
+      <w:r>
+        <w:t xml:space="preserve">, it says "The From date is after the To date." and doesn't search. They work on their own too: choose only a </w:t>
+      </w:r>
+      <w:r>
+        <w:rPr>
+          <w:b/>
+          <w:bCs/>
+        </w:rPr>
+        <w:t xml:space="preserve">Type</w:t>
+      </w:r>
+      <w:r>
+        <w:t xml:space="preserve"> and dates, for example, to list everything of that type from those days.</w:t>
+      </w:r>
+    </w:p>
+    <w:p>
+      <w:pPr>
+        <w:pStyle w:val="ListParagraph"/>
+        <w:numPr>
+          <w:ilvl w:val="0"/>
+          <w:numId w:val="16"/>
+        </w:numPr>
+      </w:pPr>
+      <w:r>
+        <w:t xml:space="preserve">Choose </w:t>
+      </w:r>
+      <w:r>
+        <w:rPr>
+          <w:b/>
+          <w:bCs/>
+        </w:rPr>
+        <w:t xml:space="preserve">Search</w:t>
       </w:r>
       <w:r>
         <w:t xml:space="preserve">.</w:t>
@@ -6731,7 +7033,25 @@
         <w:spacing w:after="120"/>
       </w:pPr>
       <w:r>
-        <w:t xml:space="preserve">The release opens. If nothing has that number, you get </w:t>
+        <w:t xml:space="preserve">Typing a reference number, key or web address here opens the release directly, as </w:t>
+      </w:r>
+      <w:r>
+        <w:rPr>
+          <w:b/>
+          <w:bCs/>
+        </w:rPr>
+        <w:t xml:space="preserve">Find a release</w:t>
+      </w:r>
+      <w:r>
+        <w:t xml:space="preserve"> does.</w:t>
+      </w:r>
+    </w:p>
+    <w:p>
+      <w:pPr>
+        <w:spacing w:after="120"/>
+      </w:pPr>
+      <w:r>
+        <w:t xml:space="preserve">Before you search, </w:t>
       </w:r>
       <w:r>
         <w:rPr>
@@ -6741,176 +7061,6 @@
         <w:t xml:space="preserve">Search</w:t>
       </w:r>
       <w:r>
-        <w:t xml:space="preserve"> results for what you typed instead.</w:t>
-      </w:r>
-    </w:p>
-    <w:p>
-      <w:pPr>
-        <w:spacing w:after="120"/>
-      </w:pPr>
-      <w:r>
-        <w:t xml:space="preserve">On screens without their own search or filter box, Ctrl+K (Command+K on a Mac) takes you to </w:t>
-      </w:r>
-      <w:r>
-        <w:rPr>
-          <w:b/>
-          <w:bCs/>
-        </w:rPr>
-        <w:t xml:space="preserve">Find a release</w:t>
-      </w:r>
-      <w:r>
-        <w:t xml:space="preserve">.</w:t>
-      </w:r>
-    </w:p>
-    <w:p>
-      <w:pPr>
-        <w:pStyle w:val="Heading2"/>
-      </w:pPr>
-      <w:r>
-        <w:t xml:space="preserve">Search</w:t>
-      </w:r>
-    </w:p>
-    <w:p>
-      <w:pPr>
-        <w:pStyle w:val="ListParagraph"/>
-        <w:numPr>
-          <w:ilvl w:val="0"/>
-          <w:numId w:val="17"/>
-        </w:numPr>
-      </w:pPr>
-      <w:r>
-        <w:t xml:space="preserve">Choose </w:t>
-      </w:r>
-      <w:r>
-        <w:rPr>
-          <w:b/>
-          <w:bCs/>
-        </w:rPr>
-        <w:t xml:space="preserve">Search</w:t>
-      </w:r>
-      <w:r>
-        <w:t xml:space="preserve"> in the side menu.</w:t>
-      </w:r>
-    </w:p>
-    <w:p>
-      <w:pPr>
-        <w:pStyle w:val="ListParagraph"/>
-        <w:numPr>
-          <w:ilvl w:val="0"/>
-          <w:numId w:val="17"/>
-        </w:numPr>
-      </w:pPr>
-      <w:r>
-        <w:t xml:space="preserve">Type part of the headline, exactly as it appears, in </w:t>
-      </w:r>
-      <w:r>
-        <w:rPr>
-          <w:b/>
-          <w:bCs/>
-        </w:rPr>
-        <w:t xml:space="preserve">Search</w:t>
-      </w:r>
-      <w:r>
-        <w:t xml:space="preserve">.</w:t>
-      </w:r>
-    </w:p>
-    <w:p>
-      <w:pPr>
-        <w:pStyle w:val="ListParagraph"/>
-        <w:numPr>
-          <w:ilvl w:val="0"/>
-          <w:numId w:val="17"/>
-        </w:numPr>
-      </w:pPr>
-      <w:r>
-        <w:t xml:space="preserve">To narrow it, choose a </w:t>
-      </w:r>
-      <w:r>
-        <w:rPr>
-          <w:b/>
-          <w:bCs/>
-        </w:rPr>
-        <w:t xml:space="preserve">Ministry</w:t>
-      </w:r>
-      <w:r>
-        <w:t xml:space="preserve"> or </w:t>
-      </w:r>
-      <w:r>
-        <w:rPr>
-          <w:b/>
-          <w:bCs/>
-        </w:rPr>
-        <w:t xml:space="preserve">Sector</w:t>
-      </w:r>
-      <w:r>
-        <w:t xml:space="preserve">. On its own, without words in </w:t>
-      </w:r>
-      <w:r>
-        <w:rPr>
-          <w:b/>
-          <w:bCs/>
-        </w:rPr>
-        <w:t xml:space="preserve">Search</w:t>
-      </w:r>
-      <w:r>
-        <w:t xml:space="preserve">, this does nothing.</w:t>
-      </w:r>
-    </w:p>
-    <w:p>
-      <w:pPr>
-        <w:pStyle w:val="ListParagraph"/>
-        <w:numPr>
-          <w:ilvl w:val="0"/>
-          <w:numId w:val="17"/>
-        </w:numPr>
-      </w:pPr>
-      <w:r>
-        <w:t xml:space="preserve">Choose </w:t>
-      </w:r>
-      <w:r>
-        <w:rPr>
-          <w:b/>
-          <w:bCs/>
-        </w:rPr>
-        <w:t xml:space="preserve">Search</w:t>
-      </w:r>
-      <w:r>
-        <w:t xml:space="preserve">.</w:t>
-      </w:r>
-    </w:p>
-    <w:p>
-      <w:pPr>
-        <w:spacing w:after="120"/>
-      </w:pPr>
-      <w:r>
-        <w:t xml:space="preserve">Typing a reference number, key or web address here opens the release directly, as </w:t>
-      </w:r>
-      <w:r>
-        <w:rPr>
-          <w:b/>
-          <w:bCs/>
-        </w:rPr>
-        <w:t xml:space="preserve">Find a release</w:t>
-      </w:r>
-      <w:r>
-        <w:t xml:space="preserve"> does.</w:t>
-      </w:r>
-    </w:p>
-    <w:p>
-      <w:pPr>
-        <w:spacing w:after="120"/>
-      </w:pPr>
-      <w:r>
-        <w:t xml:space="preserve">Before you search, </w:t>
-      </w:r>
-      <w:r>
-        <w:rPr>
-          <w:b/>
-          <w:bCs/>
-        </w:rPr>
-        <w:t xml:space="preserve">Search</w:t>
-      </w:r>
-      <w:r>
         <w:t xml:space="preserve"> lists the five most recently published releases.</w:t>
       </w:r>
     </w:p>
@@ -6919,14 +7069,14 @@
         <w:spacing w:after="120"/>
       </w:pPr>
       <w:r>
-        <w:t xml:space="preserve">Results include drafts, scheduled and published releases, newest first, 20 to a page. Deleted releases don't appear. If nothing matches, you see "No releases match" and your words; if a ministry or sector is chosen, choose </w:t>
-      </w:r>
-      <w:r>
-        <w:rPr>
-          <w:b/>
-          <w:bCs/>
-        </w:rPr>
-        <w:t xml:space="preserve">Clear ministry and sector filters</w:t>
+        <w:t xml:space="preserve">Results include drafts, scheduled and published releases, newest first, 20 to a page. Deleted releases don't appear. If nothing matches, you see "No releases match" and your words; if any filter is chosen, choose </w:t>
+      </w:r>
+      <w:r>
+        <w:rPr>
+          <w:b/>
+          <w:bCs/>
+        </w:rPr>
+        <w:t xml:space="preserve">Clear filters</w:t>
       </w:r>
       <w:r>
         <w:t xml:space="preserve"> to try again without them.</w:t>
@@ -8044,21 +8194,6 @@
     </w:lvlOverride>
   </w:num>
   <w:num w:numId="16">
-    <w:abstractNumId w:val="3"/>
-    <w:lvlOverride w:ilvl="0">
-      <w:startOverride w:val="1"/>
-    </w:lvlOverride>
-    <w:lvlOverride w:ilvl="1">
-      <w:startOverride w:val="1"/>
-    </w:lvlOverride>
-    <w:lvlOverride w:ilvl="2">
-      <w:startOverride w:val="1"/>
-    </w:lvlOverride>
-    <w:lvlOverride w:ilvl="3">
-      <w:startOverride w:val="1"/>
-    </w:lvlOverride>
-  </w:num>
-  <w:num w:numId="17">
     <w:abstractNumId w:val="3"/>
     <w:lvlOverride w:ilvl="0">
       <w:startOverride w:val="1"/>

--- a/hub/manuals/nrms-editor.docx
+++ b/hub/manuals/nrms-editor.docx
@@ -3121,6 +3121,44 @@
       </w:r>
       <w:r>
         <w:t xml:space="preserve">. Pasted text keeps only that formatting.</w:t>
+      </w:r>
+    </w:p>
+    <w:p>
+      <w:pPr>
+        <w:spacing w:after="120"/>
+      </w:pPr>
+      <w:r>
+        <w:t xml:space="preserve">If you give </w:t>
+      </w:r>
+      <w:r>
+        <w:rPr>
+          <w:b/>
+          <w:bCs/>
+        </w:rPr>
+        <w:t xml:space="preserve">Link</w:t>
+      </w:r>
+      <w:r>
+        <w:t xml:space="preserve"> or </w:t>
+      </w:r>
+      <w:r>
+        <w:rPr>
+          <w:b/>
+          <w:bCs/>
+        </w:rPr>
+        <w:t xml:space="preserve">Insert asset</w:t>
+      </w:r>
+      <w:r>
+        <w:t xml:space="preserve"> the address of a file as the Hub shows it (an address on the Hub itself, ending in /files/ and the file's name), the Hub puts in the file's public address instead, so visitors can open it. Any other address on the Hub asks first: "This address points at the Hub, which the public can't open. … Use this address anyway?" Choose </w:t>
+      </w:r>
+      <w:r>
+        <w:rPr>
+          <w:b/>
+          <w:bCs/>
+        </w:rPr>
+        <w:t xml:space="preserve">Cancel</w:t>
+      </w:r>
+      <w:r>
+        <w:t xml:space="preserve"> and use the public address.</w:t>
       </w:r>
     </w:p>
     <w:p>

--- a/hub/manuals/nrms-editor.docx
+++ b/hub/manuals/nrms-editor.docx
@@ -4985,6 +4985,32 @@
         <w:spacing w:after="120"/>
       </w:pPr>
       <w:r>
+        <w:t xml:space="preserve">If the release has gone out before (it was unpublished, or a correction failed), the box also asks </w:t>
+      </w:r>
+      <w:r>
+        <w:rPr>
+          <w:b/>
+          <w:bCs/>
+        </w:rPr>
+        <w:t xml:space="preserve">Also email it again?</w:t>
+      </w:r>
+      <w:r>
+        <w:t xml:space="preserve">, with a box each for subscribers and media list contacts who got it and how many people that is. Nothing is ticked to start; leave them unticked and nobody who already got it is emailed again. See </w:t>
+      </w:r>
+      <w:hyperlink w:history="1" w:anchor="section_8">
+        <w:r>
+          <w:t xml:space="preserve">Correct, feature, unpublish or delete</w:t>
+        </w:r>
+      </w:hyperlink>
+      <w:r>
+        <w:t xml:space="preserve">.</w:t>
+      </w:r>
+    </w:p>
+    <w:p>
+      <w:pPr>
+        <w:spacing w:after="120"/>
+      </w:pPr>
+      <w:r>
         <w:t xml:space="preserve">If the release has a planned publish date still ahead, the box starts with a warning such as "This release is planned for Nov 3, 2026 10:00 AM. Publishing now puts it out early." If it is under embargo until then, choose </w:t>
       </w:r>
       <w:r>
@@ -5145,7 +5171,27 @@
         <w:t xml:space="preserve">Publish now</w:t>
       </w:r>
       <w:r>
-        <w:t xml:space="preserve">.</w:t>
+        <w:t xml:space="preserve">. For a release that has gone out before it also asks </w:t>
+      </w:r>
+      <w:r>
+        <w:rPr>
+          <w:b/>
+          <w:bCs/>
+        </w:rPr>
+        <w:t xml:space="preserve">Also email it again?</w:t>
+      </w:r>
+      <w:r>
+        <w:t xml:space="preserve">, as for </w:t>
+      </w:r>
+      <w:r>
+        <w:rPr>
+          <w:b/>
+          <w:bCs/>
+        </w:rPr>
+        <w:t xml:space="preserve">Publish now</w:t>
+      </w:r>
+      <w:r>
+        <w:t xml:space="preserve">. Its numbers are as of now: who gets it is worked out when it goes out.</w:t>
       </w:r>
     </w:p>
     <w:p>
@@ -5710,7 +5756,15 @@
         <w:spacing w:after="120"/>
       </w:pPr>
       <w:r>
-        <w:t xml:space="preserve">Publishing emails people. Publishing again after an unpublish emails only people who weren't reached the first time. Saving, approving, scheduling, correcting and unpublishing don't email anyone.</w:t>
+        <w:t xml:space="preserve">Publishing emails people. Publishing again after an unpublish emails only people who weren't reached the first time. Saving, approving, scheduling, correcting and unpublishing don't email anyone. The one exception is when you choose to email a correction to the people who already got it: see </w:t>
+      </w:r>
+      <w:hyperlink w:history="1" w:anchor="section_8">
+        <w:r>
+          <w:t xml:space="preserve">Email the correction</w:t>
+        </w:r>
+      </w:hyperlink>
+      <w:r>
+        <w:t xml:space="preserve">.</w:t>
       </w:r>
     </w:p>
     <w:p>
@@ -6033,6 +6087,28 @@
         </w:numPr>
       </w:pPr>
       <w:r>
+        <w:t xml:space="preserve">To tell the people who already got it, choose </w:t>
+      </w:r>
+      <w:r>
+        <w:rPr>
+          <w:b/>
+          <w:bCs/>
+        </w:rPr>
+        <w:t xml:space="preserve">Email the correction</w:t>
+      </w:r>
+      <w:r>
+        <w:t xml:space="preserve">. They get the release as it is now, with "Corrected:" before the subject. You choose subscribers, media lists or both, and see how many people each is first. Nobody new is emailed.</w:t>
+      </w:r>
+    </w:p>
+    <w:p>
+      <w:pPr>
+        <w:pStyle w:val="ListParagraph"/>
+        <w:numPr>
+          <w:ilvl w:val="0"/>
+          <w:numId w:val="1"/>
+        </w:numPr>
+      </w:pPr>
+      <w:r>
         <w:t xml:space="preserve">Media lists can't be changed on a release or factsheet once it has gone out: the boxes in </w:t>
       </w:r>
       <w:r>
@@ -6135,7 +6211,47 @@
         <w:spacing w:after="120"/>
       </w:pPr>
       <w:r>
-        <w:t xml:space="preserve">The release goes back on the public site at the same address. People who already got it aren't emailed again.</w:t>
+        <w:t xml:space="preserve">The release goes back on the public site at the same address. People who already got it aren't emailed again, unless you tick them under </w:t>
+      </w:r>
+      <w:r>
+        <w:rPr>
+          <w:b/>
+          <w:bCs/>
+        </w:rPr>
+        <w:t xml:space="preserve">Also email it again?</w:t>
+      </w:r>
+      <w:r>
+        <w:t xml:space="preserve"> in the </w:t>
+      </w:r>
+      <w:r>
+        <w:rPr>
+          <w:b/>
+          <w:bCs/>
+        </w:rPr>
+        <w:t xml:space="preserve">Publish now</w:t>
+      </w:r>
+      <w:r>
+        <w:t xml:space="preserve"> or </w:t>
+      </w:r>
+      <w:r>
+        <w:rPr>
+          <w:b/>
+          <w:bCs/>
+        </w:rPr>
+        <w:t xml:space="preserve">Schedule</w:t>
+      </w:r>
+      <w:r>
+        <w:t xml:space="preserve"> box. Then they get a corrected copy, as with </w:t>
+      </w:r>
+      <w:r>
+        <w:rPr>
+          <w:b/>
+          <w:bCs/>
+        </w:rPr>
+        <w:t xml:space="preserve">Email the correction</w:t>
+      </w:r>
+      <w:r>
+        <w:t xml:space="preserve">.</w:t>
       </w:r>
     </w:p>
     <w:p>
@@ -6302,7 +6418,256 @@
         <w:t xml:space="preserve">Show all</w:t>
       </w:r>
       <w:r>
-        <w:t xml:space="preserve"> ticked it also shows "Edited after publishing — will republish". The public page shows the change within a couple of minutes. Nobody is emailed again.</w:t>
+        <w:t xml:space="preserve"> ticked it also shows "Edited after publishing — will republish". The public page shows the change within a couple of minutes. Nobody is emailed again, unless you choose to (below). Under </w:t>
+      </w:r>
+      <w:r>
+        <w:rPr>
+          <w:b/>
+          <w:bCs/>
+        </w:rPr>
+        <w:t xml:space="preserve">Actions</w:t>
+      </w:r>
+      <w:r>
+        <w:t xml:space="preserve"> you then see "Republished. People who already got it weren't emailed again. To send them the corrected version, use Email the correction."</w:t>
+      </w:r>
+    </w:p>
+    <w:p>
+      <w:pPr>
+        <w:pStyle w:val="Heading2"/>
+      </w:pPr>
+      <w:r>
+        <w:t xml:space="preserve">Email the correction</w:t>
+      </w:r>
+    </w:p>
+    <w:p>
+      <w:pPr>
+        <w:spacing w:after="120"/>
+      </w:pPr>
+      <w:r>
+        <w:t xml:space="preserve">If people need to know about the change, you can email the corrected release again to the people who already got it.</w:t>
+      </w:r>
+    </w:p>
+    <w:p>
+      <w:pPr>
+        <w:pStyle w:val="ListParagraph"/>
+        <w:numPr>
+          <w:ilvl w:val="0"/>
+          <w:numId w:val="12"/>
+        </w:numPr>
+      </w:pPr>
+      <w:r>
+        <w:t xml:space="preserve">Save your changes first. While anything is unsaved, </w:t>
+      </w:r>
+      <w:r>
+        <w:rPr>
+          <w:b/>
+          <w:bCs/>
+        </w:rPr>
+        <w:t xml:space="preserve">Email the correction</w:t>
+      </w:r>
+      <w:r>
+        <w:t xml:space="preserve"> is greyed out and says "Email the correction is unavailable until:".</w:t>
+      </w:r>
+    </w:p>
+    <w:p>
+      <w:pPr>
+        <w:pStyle w:val="ListParagraph"/>
+        <w:numPr>
+          <w:ilvl w:val="0"/>
+          <w:numId w:val="12"/>
+        </w:numPr>
+      </w:pPr>
+      <w:r>
+        <w:t xml:space="preserve">Under </w:t>
+      </w:r>
+      <w:r>
+        <w:rPr>
+          <w:b/>
+          <w:bCs/>
+        </w:rPr>
+        <w:t xml:space="preserve">Actions</w:t>
+      </w:r>
+      <w:r>
+        <w:t xml:space="preserve">, choose </w:t>
+      </w:r>
+      <w:r>
+        <w:rPr>
+          <w:b/>
+          <w:bCs/>
+        </w:rPr>
+        <w:t xml:space="preserve">Email the correction</w:t>
+      </w:r>
+      <w:r>
+        <w:t xml:space="preserve">. A box asks "Email the correction?" and says "This republishes the release as saved, then emails it again to the people you tick."</w:t>
+      </w:r>
+    </w:p>
+    <w:p>
+      <w:pPr>
+        <w:pStyle w:val="ListParagraph"/>
+        <w:numPr>
+          <w:ilvl w:val="0"/>
+          <w:numId w:val="12"/>
+        </w:numPr>
+      </w:pPr>
+      <w:r>
+        <w:t xml:space="preserve">Under </w:t>
+      </w:r>
+      <w:r>
+        <w:rPr>
+          <w:b/>
+          <w:bCs/>
+        </w:rPr>
+        <w:t xml:space="preserve">Also email it again?</w:t>
+      </w:r>
+      <w:r>
+        <w:t xml:space="preserve">, tick </w:t>
+      </w:r>
+      <w:r>
+        <w:rPr>
+          <w:b/>
+          <w:bCs/>
+        </w:rPr>
+        <w:t xml:space="preserve">News on Demand subscribers who got it</w:t>
+      </w:r>
+      <w:r>
+        <w:t xml:space="preserve">, </w:t>
+      </w:r>
+      <w:r>
+        <w:rPr>
+          <w:b/>
+          <w:bCs/>
+        </w:rPr>
+        <w:t xml:space="preserve">Media list contacts who got it</w:t>
+      </w:r>
+      <w:r>
+        <w:t xml:space="preserve">, or both. Each says how many people that is, such as "(1,200 people)". Nothing is ticked to start. "(nobody to email)" means nobody got it that way, so that box can't be ticked. The subscribers box shows only while </w:t>
+      </w:r>
+      <w:r>
+        <w:rPr>
+          <w:b/>
+          <w:bCs/>
+        </w:rPr>
+        <w:t xml:space="preserve">Send to News On Demand subscribers</w:t>
+      </w:r>
+      <w:r>
+        <w:t xml:space="preserve"> is ticked in </w:t>
+      </w:r>
+      <w:r>
+        <w:rPr>
+          <w:b/>
+          <w:bCs/>
+        </w:rPr>
+        <w:t xml:space="preserve">Publish settings</w:t>
+      </w:r>
+      <w:r>
+        <w:t xml:space="preserve">; the media lists box, while the release goes to a media list. If a correction was emailed before, the box warns, for example, "Already emailed a correction on Oct 31, 2026 2:15 PM, asked for by Pat Editor. This sends another to the same people."</w:t>
+      </w:r>
+    </w:p>
+    <w:p>
+      <w:pPr>
+        <w:pStyle w:val="ListParagraph"/>
+        <w:numPr>
+          <w:ilvl w:val="0"/>
+          <w:numId w:val="12"/>
+        </w:numPr>
+      </w:pPr>
+      <w:r>
+        <w:t xml:space="preserve">Choose </w:t>
+      </w:r>
+      <w:r>
+        <w:rPr>
+          <w:b/>
+          <w:bCs/>
+        </w:rPr>
+        <w:t xml:space="preserve">Republish and email</w:t>
+      </w:r>
+      <w:r>
+        <w:t xml:space="preserve">.</w:t>
+      </w:r>
+    </w:p>
+    <w:p>
+      <w:pPr>
+        <w:spacing w:after="120"/>
+      </w:pPr>
+      <w:r>
+        <w:t xml:space="preserve">It republishes, then the people you ticked get the release as it is now, with "Corrected:" before the usual subject, such as "Corrected: BC Gov News - Highway 1 reopens". Only people who already got it, and are still subscribed, are emailed. Nobody new is. Someone who got both a subscriber and a media email gets one corrected copy, the media one. When both are ticked, the box says how many people that is in all, such as "Emails 1,500 people again. 12 people in both get one copy, the media one."</w:t>
+      </w:r>
+    </w:p>
+    <w:p>
+      <w:pPr>
+        <w:spacing w:after="120"/>
+      </w:pPr>
+      <w:r>
+        <w:rPr>
+          <w:b/>
+          <w:bCs/>
+        </w:rPr>
+        <w:t xml:space="preserve">History</w:t>
+      </w:r>
+      <w:r>
+        <w:t xml:space="preserve"> shows "Asked to email it again to subscribers who got it" with your name, then, as it republishes, "Passed to News On Demand: email it again with "Corrected:" to subscribers who got it (correction 1, as </w:t>
+      </w:r>
+      <w:r>
+        <w:t xml:space="preserve">&lt;your name&gt;</w:t>
+      </w:r>
+      <w:r>
+        <w:t xml:space="preserve"> asked)". Until it republishes, </w:t>
+      </w:r>
+      <w:r>
+        <w:rPr>
+          <w:b/>
+          <w:bCs/>
+        </w:rPr>
+        <w:t xml:space="preserve">Actions</w:t>
+      </w:r>
+      <w:r>
+        <w:t xml:space="preserve"> says "Emailing it again to subscribers who got it is waiting for it to republish."; if you choose </w:t>
+      </w:r>
+      <w:r>
+        <w:rPr>
+          <w:b/>
+          <w:bCs/>
+        </w:rPr>
+        <w:t xml:space="preserve">Email the correction</w:t>
+      </w:r>
+      <w:r>
+        <w:t xml:space="preserve"> again meanwhile, your ticks are added to the waiting ones. Then, until News On Demand has it, </w:t>
+      </w:r>
+      <w:r>
+        <w:rPr>
+          <w:b/>
+          <w:bCs/>
+        </w:rPr>
+        <w:t xml:space="preserve">Actions</w:t>
+      </w:r>
+      <w:r>
+        <w:t xml:space="preserve"> says "The corrected email asked for on … is on its way to News On Demand." If News On Demand never received it, a red box says "The corrected email asked for on … didn't reach News On Demand, so nobody was emailed. Choose Email the correction to send it again."</w:t>
+      </w:r>
+    </w:p>
+    <w:p>
+      <w:pPr>
+        <w:spacing w:after="120"/>
+      </w:pPr>
+      <w:r>
+        <w:t xml:space="preserve">You can email a correction more than once; each time is a new email to the same people. If News On Demand sending is paused, the corrected email waits with the rest and a Subscribers administrator can cancel it. Someone whose first email is still waiting gets the corrected release as their first email instead, without "Corrected:", and no second copy.</w:t>
+      </w:r>
+    </w:p>
+    <w:p>
+      <w:pPr>
+        <w:spacing w:after="120"/>
+      </w:pPr>
+      <w:r>
+        <w:t xml:space="preserve">Advisories are emailed again to media lists only. An update, which is never emailed, has no </w:t>
+      </w:r>
+      <w:r>
+        <w:rPr>
+          <w:b/>
+          <w:bCs/>
+        </w:rPr>
+        <w:t xml:space="preserve">Email the correction</w:t>
+      </w:r>
+      <w:r>
+        <w:t xml:space="preserve">.</w:t>
       </w:r>
     </w:p>
     <w:p>
@@ -6330,7 +6695,37 @@
         <w:t xml:space="preserve">Schedule</w:t>
       </w:r>
       <w:r>
-        <w:t xml:space="preserve"> isn't offered: a failed correction goes out at once.</w:t>
+        <w:t xml:space="preserve"> isn't offered: a failed correction goes out at once. The </w:t>
+      </w:r>
+      <w:r>
+        <w:rPr>
+          <w:b/>
+          <w:bCs/>
+        </w:rPr>
+        <w:t xml:space="preserve">Publish now</w:t>
+      </w:r>
+      <w:r>
+        <w:t xml:space="preserve"> box asks </w:t>
+      </w:r>
+      <w:r>
+        <w:rPr>
+          <w:b/>
+          <w:bCs/>
+        </w:rPr>
+        <w:t xml:space="preserve">Also email it again?</w:t>
+      </w:r>
+      <w:r>
+        <w:t xml:space="preserve"> as described under </w:t>
+      </w:r>
+      <w:r>
+        <w:rPr>
+          <w:b/>
+          <w:bCs/>
+        </w:rPr>
+        <w:t xml:space="preserve">Email the correction</w:t>
+      </w:r>
+      <w:r>
+        <w:t xml:space="preserve"> above.</w:t>
       </w:r>
     </w:p>
     <w:p>
@@ -6354,7 +6749,7 @@
         <w:pStyle w:val="ListParagraph"/>
         <w:numPr>
           <w:ilvl w:val="0"/>
-          <w:numId w:val="12"/>
+          <w:numId w:val="13"/>
         </w:numPr>
       </w:pPr>
       <w:r>
@@ -6376,7 +6771,7 @@
         <w:pStyle w:val="ListParagraph"/>
         <w:numPr>
           <w:ilvl w:val="0"/>
-          <w:numId w:val="12"/>
+          <w:numId w:val="13"/>
         </w:numPr>
       </w:pPr>
       <w:r>
@@ -6428,7 +6823,7 @@
         <w:pStyle w:val="ListParagraph"/>
         <w:numPr>
           <w:ilvl w:val="0"/>
-          <w:numId w:val="12"/>
+          <w:numId w:val="13"/>
         </w:numPr>
       </w:pPr>
       <w:r>
@@ -6514,7 +6909,7 @@
         <w:pStyle w:val="ListParagraph"/>
         <w:numPr>
           <w:ilvl w:val="0"/>
-          <w:numId w:val="13"/>
+          <w:numId w:val="14"/>
         </w:numPr>
       </w:pPr>
       <w:r>
@@ -6536,7 +6931,7 @@
         <w:pStyle w:val="ListParagraph"/>
         <w:numPr>
           <w:ilvl w:val="0"/>
-          <w:numId w:val="13"/>
+          <w:numId w:val="14"/>
         </w:numPr>
       </w:pPr>
       <w:r>
@@ -6614,7 +7009,47 @@
         <w:t xml:space="preserve">Schedule</w:t>
       </w:r>
       <w:r>
-        <w:t xml:space="preserve">. It keeps its numbers and its web address, even if you change its headline while it is off the site.</w:t>
+        <w:t xml:space="preserve">. It keeps its numbers and its web address, even if you change its headline while it is off the site. People who already got it aren't emailed again unless you tick them under </w:t>
+      </w:r>
+      <w:r>
+        <w:rPr>
+          <w:b/>
+          <w:bCs/>
+        </w:rPr>
+        <w:t xml:space="preserve">Also email it again?</w:t>
+      </w:r>
+      <w:r>
+        <w:t xml:space="preserve"> in the box, which works as described under </w:t>
+      </w:r>
+      <w:r>
+        <w:rPr>
+          <w:b/>
+          <w:bCs/>
+        </w:rPr>
+        <w:t xml:space="preserve">Email the correction</w:t>
+      </w:r>
+      <w:r>
+        <w:t xml:space="preserve"> above. Unpublishing drops an </w:t>
+      </w:r>
+      <w:r>
+        <w:rPr>
+          <w:b/>
+          <w:bCs/>
+        </w:rPr>
+        <w:t xml:space="preserve">Email the correction</w:t>
+      </w:r>
+      <w:r>
+        <w:t xml:space="preserve"> that hadn't gone out yet, and </w:t>
+      </w:r>
+      <w:r>
+        <w:rPr>
+          <w:b/>
+          <w:bCs/>
+        </w:rPr>
+        <w:t xml:space="preserve">Cancel schedule</w:t>
+      </w:r>
+      <w:r>
+        <w:t xml:space="preserve"> drops the ticks you chose for that schedule.</w:t>
       </w:r>
     </w:p>
     <w:p>
@@ -6648,7 +7083,7 @@
         <w:pStyle w:val="ListParagraph"/>
         <w:numPr>
           <w:ilvl w:val="0"/>
-          <w:numId w:val="14"/>
+          <w:numId w:val="15"/>
         </w:numPr>
       </w:pPr>
       <w:r>
@@ -6670,7 +7105,7 @@
         <w:pStyle w:val="ListParagraph"/>
         <w:numPr>
           <w:ilvl w:val="0"/>
-          <w:numId w:val="14"/>
+          <w:numId w:val="15"/>
         </w:numPr>
       </w:pPr>
       <w:r>
@@ -6769,7 +7204,7 @@
         <w:pStyle w:val="ListParagraph"/>
         <w:numPr>
           <w:ilvl w:val="0"/>
-          <w:numId w:val="15"/>
+          <w:numId w:val="16"/>
         </w:numPr>
       </w:pPr>
       <w:r>
@@ -6847,7 +7282,7 @@
         <w:pStyle w:val="ListParagraph"/>
         <w:numPr>
           <w:ilvl w:val="0"/>
-          <w:numId w:val="15"/>
+          <w:numId w:val="16"/>
         </w:numPr>
       </w:pPr>
       <w:r>
@@ -6913,7 +7348,7 @@
         <w:pStyle w:val="ListParagraph"/>
         <w:numPr>
           <w:ilvl w:val="0"/>
-          <w:numId w:val="16"/>
+          <w:numId w:val="17"/>
         </w:numPr>
       </w:pPr>
       <w:r>
@@ -6935,7 +7370,7 @@
         <w:pStyle w:val="ListParagraph"/>
         <w:numPr>
           <w:ilvl w:val="0"/>
-          <w:numId w:val="16"/>
+          <w:numId w:val="17"/>
         </w:numPr>
       </w:pPr>
       <w:r>
@@ -6957,7 +7392,7 @@
         <w:pStyle w:val="ListParagraph"/>
         <w:numPr>
           <w:ilvl w:val="0"/>
-          <w:numId w:val="16"/>
+          <w:numId w:val="17"/>
         </w:numPr>
       </w:pPr>
       <w:r>
@@ -7049,7 +7484,7 @@
         <w:pStyle w:val="ListParagraph"/>
         <w:numPr>
           <w:ilvl w:val="0"/>
-          <w:numId w:val="16"/>
+          <w:numId w:val="17"/>
         </w:numPr>
       </w:pPr>
       <w:r>
@@ -8232,6 +8667,21 @@
     </w:lvlOverride>
   </w:num>
   <w:num w:numId="16">
+    <w:abstractNumId w:val="3"/>
+    <w:lvlOverride w:ilvl="0">
+      <w:startOverride w:val="1"/>
+    </w:lvlOverride>
+    <w:lvlOverride w:ilvl="1">
+      <w:startOverride w:val="1"/>
+    </w:lvlOverride>
+    <w:lvlOverride w:ilvl="2">
+      <w:startOverride w:val="1"/>
+    </w:lvlOverride>
+    <w:lvlOverride w:ilvl="3">
+      <w:startOverride w:val="1"/>
+    </w:lvlOverride>
+  </w:num>
+  <w:num w:numId="17">
     <w:abstractNumId w:val="3"/>
     <w:lvlOverride w:ilvl="0">
       <w:startOverride w:val="1"/>

--- a/hub/manuals/nrms-editor.docx
+++ b/hub/manuals/nrms-editor.docx
@@ -750,6 +750,22 @@
     </w:p>
     <w:p>
       <w:pPr>
+        <w:spacing w:after="120"/>
+      </w:pPr>
+      <w:r>
+        <w:t xml:space="preserve">The Hub keeps you signed in while its tab is open. </w:t>
+      </w:r>
+      <w:hyperlink w:history="1" w:anchor="section_12">
+        <w:r>
+          <w:t xml:space="preserve">Staying signed in, and unsaved changes</w:t>
+        </w:r>
+      </w:hyperlink>
+      <w:r>
+        <w:t xml:space="preserve"> says what happens when your session ends, and how the Hub asks before you lose changes you haven't saved.</w:t>
+      </w:r>
+    </w:p>
+    <w:p>
+      <w:pPr>
         <w:pStyle w:val="Heading1"/>
       </w:pPr>
       <w:bookmarkStart w:name="section_2" w:id="2"/>
@@ -2565,6 +2581,52 @@
     </w:p>
     <w:p>
       <w:pPr>
+        <w:pStyle w:val="Heading2"/>
+      </w:pPr>
+      <w:r>
+        <w:t xml:space="preserve">If you leave before creating it</w:t>
+      </w:r>
+    </w:p>
+    <w:p>
+      <w:pPr>
+        <w:spacing w:after="120"/>
+      </w:pPr>
+      <w:r>
+        <w:t xml:space="preserve">If you have filled in anything and not chosen </w:t>
+      </w:r>
+      <w:r>
+        <w:rPr>
+          <w:b/>
+          <w:bCs/>
+        </w:rPr>
+        <w:t xml:space="preserve">Create release</w:t>
+      </w:r>
+      <w:r>
+        <w:t xml:space="preserve">, the Hub asks before you go to another screen: "You have unsaved changes on this page. Leave anyway and discard them?" Choose </w:t>
+      </w:r>
+      <w:r>
+        <w:rPr>
+          <w:b/>
+          <w:bCs/>
+        </w:rPr>
+        <w:t xml:space="preserve">Stay</w:t>
+      </w:r>
+      <w:r>
+        <w:t xml:space="preserve"> to keep working, or </w:t>
+      </w:r>
+      <w:r>
+        <w:rPr>
+          <w:b/>
+          <w:bCs/>
+        </w:rPr>
+        <w:t xml:space="preserve">Leave</w:t>
+      </w:r>
+      <w:r>
+        <w:t xml:space="preserve"> to discard it. What was filled in for you from a Calendar activity doesn't count. Closing or reloading the tab gets your browser's own question.</w:t>
+      </w:r>
+    </w:p>
+    <w:p>
+      <w:pPr>
         <w:pStyle w:val="Heading1"/>
       </w:pPr>
       <w:bookmarkStart w:name="section_4" w:id="4"/>
@@ -2817,7 +2879,37 @@
         <w:t xml:space="preserve">Leave</w:t>
       </w:r>
       <w:r>
-        <w:t xml:space="preserve"> to lose them; they don't come back the next time you open the release. If your sign-in runs out while you are writing, sign in again in the same browser tab: the text you typed in a document comes back, with "Your unsaved changes were restored." If someone changed the release in the meantime, it also says saving them will ask you to reload first, so your older text can't overwrite their newer changes. Reloading shows their version instead of yours, so copy anything you want to keep before you choose </w:t>
+        <w:t xml:space="preserve"> to lose them; they don't come back the next time you open the release. If your session ends while you are writing, the release stays on screen and a box says "Your session has ended". Choose </w:t>
+      </w:r>
+      <w:r>
+        <w:rPr>
+          <w:b/>
+          <w:bCs/>
+        </w:rPr>
+        <w:t xml:space="preserve">Sign in again</w:t>
+      </w:r>
+      <w:r>
+        <w:t xml:space="preserve">, in the same browser tab: you come back to the release, and the text you typed in a document comes back, with "Your unsaved changes were restored." Changes to the other parts, such as page details or categories, don't come back, so copy them first: choose </w:t>
+      </w:r>
+      <w:r>
+        <w:rPr>
+          <w:b/>
+          <w:bCs/>
+        </w:rPr>
+        <w:t xml:space="preserve">Stay on this page</w:t>
+      </w:r>
+      <w:r>
+        <w:t xml:space="preserve">, copy them, then choose </w:t>
+      </w:r>
+      <w:r>
+        <w:rPr>
+          <w:b/>
+          <w:bCs/>
+        </w:rPr>
+        <w:t xml:space="preserve">Sign in again</w:t>
+      </w:r>
+      <w:r>
+        <w:t xml:space="preserve"> at the top of the page. If you sign in again in another tab instead, come back to this one and save as usual. If someone changed the release in the meantime, it also says saving them will ask you to reload first, so your older text can't overwrite their newer changes. Reloading shows their version instead of yours, so copy anything you want to keep before you choose </w:t>
       </w:r>
       <w:r>
         <w:rPr>
@@ -8174,6 +8266,291 @@
       </w:r>
       <w:r>
         <w:t xml:space="preserve"> mean.</w:t>
+      </w:r>
+    </w:p>
+    <w:p>
+      <w:pPr>
+        <w:pStyle w:val="Heading1"/>
+        <w:pageBreakBefore/>
+      </w:pPr>
+      <w:r>
+        <w:t xml:space="preserve">Topics</w:t>
+      </w:r>
+    </w:p>
+    <w:p>
+      <w:pPr>
+        <w:pStyle w:val="Heading2"/>
+      </w:pPr>
+      <w:bookmarkStart w:name="section_12" w:id="12"/>
+      <w:r>
+        <w:t xml:space="preserve">Staying signed in, and unsaved changes</w:t>
+      </w:r>
+      <w:bookmarkEnd w:id="12"/>
+    </w:p>
+    <w:p>
+      <w:pPr>
+        <w:spacing w:after="120"/>
+      </w:pPr>
+      <w:r>
+        <w:rPr>
+          <w:b/>
+          <w:bCs/>
+        </w:rPr>
+        <w:t xml:space="preserve">Who this is for:</w:t>
+      </w:r>
+      <w:r>
+        <w:t xml:space="preserve"> Everyone who uses the Hub.</w:t>
+      </w:r>
+    </w:p>
+    <w:p>
+      <w:pPr>
+        <w:pStyle w:val="Heading3"/>
+      </w:pPr>
+      <w:r>
+        <w:t xml:space="preserve">Staying signed in</w:t>
+      </w:r>
+    </w:p>
+    <w:p>
+      <w:pPr>
+        <w:spacing w:after="120"/>
+      </w:pPr>
+      <w:r>
+        <w:t xml:space="preserve">While a Hub tab is open, it keeps you signed in, even when the tab sits behind other windows. Your session can still end: when you sign out in another tab or window, when your computer has been asleep or offline for a while (it can be as little as a few minutes, and is never more than an hour), when the browser has put a tab it hasn't shown for a long time to sleep, or when an administrator changes your account.</w:t>
+      </w:r>
+    </w:p>
+    <w:p>
+      <w:pPr>
+        <w:pStyle w:val="Heading3"/>
+      </w:pPr>
+      <w:r>
+        <w:t xml:space="preserve">When your session ends</w:t>
+      </w:r>
+    </w:p>
+    <w:p>
+      <w:pPr>
+        <w:spacing w:after="120"/>
+      </w:pPr>
+      <w:r>
+        <w:t xml:space="preserve">If the screen you are on has nothing unsaved, the Hub goes to the sign-in page, which says "Your session ended. Sign in to carry on where you left off." Once you sign in, you are back where you were.</w:t>
+      </w:r>
+    </w:p>
+    <w:p>
+      <w:pPr>
+        <w:spacing w:after="120"/>
+      </w:pPr>
+      <w:r>
+        <w:t xml:space="preserve">If the screen has unsaved changes, it stays as it was, and a box says "Your session has ended". Nothing can be saved until you sign in again: if you choose a button that saves, the screen says "Your session has ended. Sign in again to save — your changes are still here." and the box comes back.</w:t>
+      </w:r>
+    </w:p>
+    <w:p>
+      <w:pPr>
+        <w:pStyle w:val="ListParagraph"/>
+        <w:numPr>
+          <w:ilvl w:val="0"/>
+          <w:numId w:val="1"/>
+        </w:numPr>
+      </w:pPr>
+      <w:r>
+        <w:t xml:space="preserve">Choose </w:t>
+      </w:r>
+      <w:r>
+        <w:rPr>
+          <w:b/>
+          <w:bCs/>
+        </w:rPr>
+        <w:t xml:space="preserve">Sign in again</w:t>
+      </w:r>
+      <w:r>
+        <w:t xml:space="preserve"> to go to the sign-in page. Afterwards you come back to the same screen. Changes to a release's documents and to a Calendar activity are kept on this computer and come back, with "Your unsaved changes were restored." Other unsaved changes are lost.</w:t>
+      </w:r>
+    </w:p>
+    <w:p>
+      <w:pPr>
+        <w:pStyle w:val="ListParagraph"/>
+        <w:numPr>
+          <w:ilvl w:val="0"/>
+          <w:numId w:val="1"/>
+        </w:numPr>
+      </w:pPr>
+      <w:r>
+        <w:t xml:space="preserve">Choose </w:t>
+      </w:r>
+      <w:r>
+        <w:rPr>
+          <w:b/>
+          <w:bCs/>
+        </w:rPr>
+        <w:t xml:space="preserve">Stay on this page</w:t>
+      </w:r>
+      <w:r>
+        <w:t xml:space="preserve"> to copy what you need first. "Your session has ended" stays at the top of the page, with its own </w:t>
+      </w:r>
+      <w:r>
+        <w:rPr>
+          <w:b/>
+          <w:bCs/>
+        </w:rPr>
+        <w:t xml:space="preserve">Sign in again</w:t>
+      </w:r>
+      <w:r>
+        <w:t xml:space="preserve">.</w:t>
+      </w:r>
+    </w:p>
+    <w:p>
+      <w:pPr>
+        <w:pStyle w:val="ListParagraph"/>
+        <w:numPr>
+          <w:ilvl w:val="0"/>
+          <w:numId w:val="1"/>
+        </w:numPr>
+      </w:pPr>
+      <w:r>
+        <w:t xml:space="preserve">Or sign in again in another tab. Come back to this tab and you can save as usual.</w:t>
+      </w:r>
+    </w:p>
+    <w:p>
+      <w:pPr>
+        <w:pStyle w:val="Heading3"/>
+      </w:pPr>
+      <w:r>
+        <w:t xml:space="preserve">Leaving a screen with unsaved changes</w:t>
+      </w:r>
+    </w:p>
+    <w:p>
+      <w:pPr>
+        <w:spacing w:after="120"/>
+      </w:pPr>
+      <w:r>
+        <w:t xml:space="preserve">On every screen where you change something, the Hub asks before you leave with changes you haven't saved: "You have unsaved changes on this page. Leave anyway and discard them?" This covers the side menu, links, </w:t>
+      </w:r>
+      <w:r>
+        <w:rPr>
+          <w:b/>
+          <w:bCs/>
+        </w:rPr>
+        <w:t xml:space="preserve">Help</w:t>
+      </w:r>
+      <w:r>
+        <w:t xml:space="preserve"> and your browser's </w:t>
+      </w:r>
+      <w:r>
+        <w:rPr>
+          <w:b/>
+          <w:bCs/>
+        </w:rPr>
+        <w:t xml:space="preserve">Back</w:t>
+      </w:r>
+      <w:r>
+        <w:t xml:space="preserve">. Choose </w:t>
+      </w:r>
+      <w:r>
+        <w:rPr>
+          <w:b/>
+          <w:bCs/>
+        </w:rPr>
+        <w:t xml:space="preserve">Stay</w:t>
+      </w:r>
+      <w:r>
+        <w:t xml:space="preserve"> to keep working, or </w:t>
+      </w:r>
+      <w:r>
+        <w:rPr>
+          <w:b/>
+          <w:bCs/>
+        </w:rPr>
+        <w:t xml:space="preserve">Leave</w:t>
+      </w:r>
+      <w:r>
+        <w:t xml:space="preserve"> to discard the changes. Closing or reloading the tab gets your browser's own question.</w:t>
+      </w:r>
+    </w:p>
+    <w:p>
+      <w:pPr>
+        <w:spacing w:after="120"/>
+      </w:pPr>
+      <w:r>
+        <w:rPr>
+          <w:b/>
+          <w:bCs/>
+        </w:rPr>
+        <w:t xml:space="preserve">Sign out</w:t>
+      </w:r>
+      <w:r>
+        <w:t xml:space="preserve"> asks too: "You have unsaved changes on this page. Sign out anyway and discard them?" Choose </w:t>
+      </w:r>
+      <w:r>
+        <w:rPr>
+          <w:b/>
+          <w:bCs/>
+        </w:rPr>
+        <w:t xml:space="preserve">Stay</w:t>
+      </w:r>
+      <w:r>
+        <w:t xml:space="preserve">, or </w:t>
+      </w:r>
+      <w:r>
+        <w:rPr>
+          <w:b/>
+          <w:bCs/>
+        </w:rPr>
+        <w:t xml:space="preserve">Sign out</w:t>
+      </w:r>
+      <w:r>
+        <w:t xml:space="preserve"> to discard them. Signing out yourself also discards any changes the Hub kept on this computer.</w:t>
+      </w:r>
+    </w:p>
+    <w:p>
+      <w:pPr>
+        <w:pStyle w:val="Heading3"/>
+      </w:pPr>
+      <w:r>
+        <w:t xml:space="preserve">If a screen can't be shown</w:t>
+      </w:r>
+    </w:p>
+    <w:p>
+      <w:pPr>
+        <w:spacing w:after="120"/>
+      </w:pPr>
+      <w:r>
+        <w:t xml:space="preserve">If something goes wrong on a screen, you see "Something went wrong" and "This page couldn't be shown. Reload the page to try again." Choose </w:t>
+      </w:r>
+      <w:r>
+        <w:rPr>
+          <w:b/>
+          <w:bCs/>
+        </w:rPr>
+        <w:t xml:space="preserve">Reload</w:t>
+      </w:r>
+      <w:r>
+        <w:t xml:space="preserve">, or </w:t>
+      </w:r>
+      <w:r>
+        <w:rPr>
+          <w:b/>
+          <w:bCs/>
+        </w:rPr>
+        <w:t xml:space="preserve">Go to the start page</w:t>
+      </w:r>
+      <w:r>
+        <w:t xml:space="preserve">. The side menu still works. If it keeps happening, tell a Core administrator.</w:t>
+      </w:r>
+    </w:p>
+    <w:p>
+      <w:pPr>
+        <w:spacing w:after="120"/>
+      </w:pPr>
+      <w:r>
+        <w:t xml:space="preserve">An address that doesn't lead to a screen shows "Page not found", with </w:t>
+      </w:r>
+      <w:r>
+        <w:rPr>
+          <w:b/>
+          <w:bCs/>
+        </w:rPr>
+        <w:t xml:space="preserve">Go to the start page</w:t>
+      </w:r>
+      <w:r>
+        <w:t xml:space="preserve">.</w:t>
       </w:r>
     </w:p>
     <w:sectPr>

--- a/hub/manuals/nrms-editor.docx
+++ b/hub/manuals/nrms-editor.docx
@@ -8316,6 +8316,37 @@
       </w:pPr>
       <w:r>
         <w:t xml:space="preserve">While a Hub tab is open, it keeps you signed in, even when the tab sits behind other windows. Your session can still end: when you sign out in another tab or window, when your computer has been asleep or offline for a while (it can be as little as a few minutes, and is never more than an hour), when the browser has put a tab it hasn't shown for a long time to sleep, or when an administrator changes your account.</w:t>
+      </w:r>
+    </w:p>
+    <w:p>
+      <w:pPr>
+        <w:spacing w:after="120"/>
+      </w:pPr>
+      <w:r>
+        <w:t xml:space="preserve">A session lasts up to 12 hours from when you signed in, however long the tab stays open. After that you sign in again.</w:t>
+      </w:r>
+    </w:p>
+    <w:p>
+      <w:pPr>
+        <w:spacing w:after="120"/>
+      </w:pPr>
+      <w:r>
+        <w:rPr>
+          <w:b/>
+          <w:bCs/>
+        </w:rPr>
+        <w:t xml:space="preserve">Sign out</w:t>
+      </w:r>
+      <w:r>
+        <w:t xml:space="preserve"> ends the session in that browser, including its other tabs. You stay signed in on any other computer or browser where you signed in. If an administrator deactivates your account, you are signed out at once, and signing in again tells you "Your account is not active. Contact a Core administrator."</w:t>
+      </w:r>
+    </w:p>
+    <w:p>
+      <w:pPr>
+        <w:spacing w:after="120"/>
+      </w:pPr>
+      <w:r>
+        <w:t xml:space="preserve">If the Hub says "The Hub can't check your sign-in right now. Try again in a minute.", you are still signed in and nothing on the screen is lost, but nothing can be saved or opened for now. Wait a minute and try again. The message goes away by itself once the Hub can check again. The sign-in page shows the same message then, and if signing in itself can't work for a while it says "We can't sign you in right now. Try again in a few minutes."</w:t>
       </w:r>
     </w:p>
     <w:p>

--- a/hub/manuals/nrms-editor.docx
+++ b/hub/manuals/nrms-editor.docx
@@ -76,7 +76,7 @@
           <w:sz w:val="24"/>
           <w:szCs w:val="24"/>
         </w:rPr>
-        <w:t xml:space="preserve">Software version of October 31, 2026</w:t>
+        <w:t xml:space="preserve">Software version of November 1, 2026</w:t>
       </w:r>
     </w:p>
     <w:p>
@@ -3240,7 +3240,7 @@
         <w:t xml:space="preserve">Insert asset</w:t>
       </w:r>
       <w:r>
-        <w:t xml:space="preserve"> the address of a file as the Hub shows it (an address on the Hub itself, ending in /files/ and the file's name), the Hub puts in the file's public address instead, so visitors can open it. Any other address on the Hub asks first: "This address points at the Hub, which the public can't open. … Use this address anyway?" Choose </w:t>
+        <w:t xml:space="preserve"> the address of a file as the Hub shows it (an address on the Hub itself, under any of its known web addresses, ending in /files/ and the file's name), the Hub puts in the file's public address instead, so visitors can open it. Any other address on the Hub asks first: "This address points at the Hub, which the public can't open. … Use this address anyway?" Choose </w:t>
       </w:r>
       <w:r>
         <w:rPr>
